--- a/Big Data Report.docx
+++ b/Big Data Report.docx
@@ -1,6 +1,6 @@
 
 <file path=word/document.xml><?xml version="1.0" encoding="utf-8"?>
-<w:document xmlns:wpc="http://schemas.microsoft.com/office/word/2010/wordprocessingCanvas" xmlns:cx="http://schemas.microsoft.com/office/drawing/2014/chartex" xmlns:cx1="http://schemas.microsoft.com/office/drawing/2015/9/8/chartex" xmlns:cx2="http://schemas.microsoft.com/office/drawing/2015/10/21/chartex" xmlns:cx3="http://schemas.microsoft.com/office/drawing/2016/5/9/chartex" xmlns:cx4="http://schemas.microsoft.com/office/drawing/2016/5/10/chartex" xmlns:cx5="http://schemas.microsoft.com/office/drawing/2016/5/11/chartex" xmlns:cx6="http://schemas.microsoft.com/office/drawing/2016/5/12/chartex" xmlns:cx7="http://schemas.microsoft.com/office/drawing/2016/5/13/chartex" xmlns:cx8="http://schemas.microsoft.com/office/drawing/2016/5/14/chartex" xmlns:mc="http://schemas.openxmlformats.org/markup-compatibility/2006" xmlns:aink="http://schemas.microsoft.com/office/drawing/2016/ink" xmlns:am3d="http://schemas.microsoft.com/office/drawing/2017/model3d" xmlns:o="urn:schemas-microsoft-com:office:office" xmlns:oel="http://schemas.microsoft.com/office/2019/extlst" xmlns:r="http://schemas.openxmlformats.org/officeDocument/2006/relationships" xmlns:m="http://schemas.openxmlformats.org/officeDocument/2006/math" xmlns:v="urn:schemas-microsoft-com:vml" xmlns:wp14="http://schemas.microsoft.com/office/word/2010/wordprocessingDrawing" xmlns:wp="http://schemas.openxmlformats.org/drawingml/2006/wordprocessingDrawing" xmlns:w10="urn:schemas-microsoft-com:office:word" xmlns:w="http://schemas.openxmlformats.org/wordprocessingml/2006/main" xmlns:w14="http://schemas.microsoft.com/office/word/2010/wordml" xmlns:w15="http://schemas.microsoft.com/office/word/2012/wordml" xmlns:w16cex="http://schemas.microsoft.com/office/word/2018/wordml/cex" xmlns:w16cid="http://schemas.microsoft.com/office/word/2016/wordml/cid" xmlns:w16="http://schemas.microsoft.com/office/word/2018/wordml" xmlns:w16du="http://schemas.microsoft.com/office/word/2023/wordml/word16du" xmlns:w16sdtdh="http://schemas.microsoft.com/office/word/2020/wordml/sdtdatahash" xmlns:w16sdtfl="http://schemas.microsoft.com/office/word/2024/wordml/sdtformatlock" xmlns:w16se="http://schemas.microsoft.com/office/word/2015/wordml/symex" xmlns:wpg="http://schemas.microsoft.com/office/word/2010/wordprocessingGroup" xmlns:wpi="http://schemas.microsoft.com/office/word/2010/wordprocessingInk" xmlns:wne="http://schemas.microsoft.com/office/word/2006/wordml" xmlns:wps="http://schemas.microsoft.com/office/word/2010/wordprocessingShape" mc:Ignorable="w14 w15 w16se w16cid w16 w16cex w16sdtdh w16sdtfl w16du wp14">
+<w:document xmlns:wpc="http://schemas.microsoft.com/office/word/2010/wordprocessingCanvas" xmlns:cx="http://schemas.microsoft.com/office/drawing/2014/chartex" xmlns:cx1="http://schemas.microsoft.com/office/drawing/2015/9/8/chartex" xmlns:cx2="http://schemas.microsoft.com/office/drawing/2015/10/21/chartex" xmlns:cx3="http://schemas.microsoft.com/office/drawing/2016/5/9/chartex" xmlns:cx4="http://schemas.microsoft.com/office/drawing/2016/5/10/chartex" xmlns:cx5="http://schemas.microsoft.com/office/drawing/2016/5/11/chartex" xmlns:cx6="http://schemas.microsoft.com/office/drawing/2016/5/12/chartex" xmlns:cx7="http://schemas.microsoft.com/office/drawing/2016/5/13/chartex" xmlns:cx8="http://schemas.microsoft.com/office/drawing/2016/5/14/chartex" xmlns:mc="http://schemas.openxmlformats.org/markup-compatibility/2006" xmlns:aink="http://schemas.microsoft.com/office/drawing/2016/ink" xmlns:am3d="http://schemas.microsoft.com/office/drawing/2017/model3d" xmlns:o="urn:schemas-microsoft-com:office:office" xmlns:oel="http://schemas.microsoft.com/office/2019/extlst" xmlns:r="http://schemas.openxmlformats.org/officeDocument/2006/relationships" xmlns:m="http://schemas.openxmlformats.org/officeDocument/2006/math" xmlns:v="urn:schemas-microsoft-com:vml" xmlns:wp14="http://schemas.microsoft.com/office/word/2010/wordprocessingDrawing" xmlns:wp="http://schemas.openxmlformats.org/drawingml/2006/wordprocessingDrawing" xmlns:w10="urn:schemas-microsoft-com:office:word" xmlns:w="http://schemas.openxmlformats.org/wordprocessingml/2006/main" xmlns:w14="http://schemas.microsoft.com/office/word/2010/wordml" xmlns:w15="http://schemas.microsoft.com/office/word/2012/wordml" xmlns:w16cex="http://schemas.microsoft.com/office/word/2018/wordml/cex" xmlns:w16cid="http://schemas.microsoft.com/office/word/2016/wordml/cid" xmlns:w16="http://schemas.microsoft.com/office/word/2018/wordml" xmlns:w16du="http://schemas.microsoft.com/office/word/2023/wordml/word16du" xmlns:w16sdtdh="http://schemas.microsoft.com/office/word/2020/wordml/sdtdatahash" xmlns:w16sdtfl="http://schemas.microsoft.com/office/word/2024/wordml/sdtformatlock" xmlns:w16se="http://schemas.microsoft.com/office/word/2015/wordml/symex" xmlns:wpg="http://schemas.microsoft.com/office/word/2010/wordprocessingGroup" xmlns:wpi="http://schemas.microsoft.com/office/word/2010/wordprocessingInk" xmlns:wne="http://schemas.microsoft.com/office/word/2006/wordml" xmlns:wps="http://schemas.microsoft.com/office/word/2010/wordprocessingShape" xmlns:a="http://schemas.openxmlformats.org/drawingml/2006/main" xmlns:pic="http://schemas.openxmlformats.org/drawingml/2006/picture" xmlns:a14="http://schemas.microsoft.com/office/drawing/2010/main" mc:Ignorable="w14 w15 w16se w16cid w16 w16cex w16sdtdh w16sdtfl w16du wp14">
   <w:body>
     <w:p>
       <w:pPr>
@@ -11,26 +11,26 @@
           <w:lang w:bidi="th-TH"/>
         </w:rPr>
       </w:pPr>
-      <w:bookmarkStart w:id="0" w:name="_Toc213185441"/>
+      <w:bookmarkStart w:name="_Toc213185441" w:id="0"/>
     </w:p>
     <w:sdt>
       <w:sdtPr>
-        <w:rPr>
-          <w:rFonts w:asciiTheme="majorBidi" w:eastAsiaTheme="majorEastAsia" w:hAnsiTheme="majorBidi" w:cstheme="majorBidi"/>
-          <w:color w:val="44546A" w:themeColor="text2"/>
-          <w:spacing w:val="-6"/>
-          <w:sz w:val="32"/>
-          <w:szCs w:val="32"/>
-        </w:rPr>
         <w:id w:val="-559944850"/>
         <w:docPartObj>
           <w:docPartGallery w:val="Cover Pages"/>
           <w:docPartUnique/>
         </w:docPartObj>
+        <w:rPr>
+          <w:rFonts w:ascii="Times New Roman" w:hAnsi="Times New Roman" w:eastAsia="ＭＳ ゴシック" w:cs="Times New Roman" w:asciiTheme="majorBidi" w:hAnsiTheme="majorBidi" w:eastAsiaTheme="majorEastAsia" w:cstheme="majorBidi"/>
+          <w:color w:val="44546A" w:themeColor="text2"/>
+          <w:spacing w:val="-6"/>
+          <w:sz w:val="32"/>
+          <w:szCs w:val="32"/>
+        </w:rPr>
       </w:sdtPr>
       <w:sdtEndPr>
         <w:rPr>
-          <w:rFonts w:eastAsiaTheme="minorEastAsia" w:cstheme="minorBidi"/>
+          <w:rFonts w:ascii="Times New Roman" w:hAnsi="Times New Roman" w:eastAsia="ＭＳ 明朝" w:cs="Arial" w:asciiTheme="majorBidi" w:hAnsiTheme="majorBidi" w:eastAsiaTheme="minorEastAsia" w:cstheme="minorBidi"/>
           <w:color w:val="4472C4" w:themeColor="accent1"/>
           <w:spacing w:val="0"/>
           <w:sz w:val="22"/>
@@ -55,7 +55,7 @@
           <w:pPr>
             <w:jc w:val="center"/>
             <w:rPr>
-              <w:rFonts w:ascii="Times New Roman" w:eastAsia="Times New Roman" w:hAnsi="Times New Roman" w:cs="Times New Roman"/>
+              <w:rFonts w:ascii="Times New Roman" w:hAnsi="Times New Roman" w:eastAsia="Times New Roman" w:cs="Times New Roman"/>
               <w:color w:val="445369"/>
               <w:sz w:val="48"/>
               <w:szCs w:val="48"/>
@@ -63,7 +63,7 @@
           </w:pPr>
           <w:r>
             <w:rPr>
-              <w:rFonts w:ascii="Times New Roman" w:eastAsia="Times New Roman" w:hAnsi="Times New Roman" w:cs="Times New Roman"/>
+              <w:rFonts w:ascii="Times New Roman" w:hAnsi="Times New Roman" w:eastAsia="Times New Roman" w:cs="Times New Roman"/>
               <w:b/>
               <w:bCs/>
               <w:color w:val="445369"/>
@@ -77,7 +77,7 @@
           <w:pPr>
             <w:jc w:val="center"/>
             <w:rPr>
-              <w:rFonts w:ascii="Times New Roman" w:eastAsia="Times New Roman" w:hAnsi="Times New Roman" w:cs="Times New Roman"/>
+              <w:rFonts w:ascii="Times New Roman" w:hAnsi="Times New Roman" w:eastAsia="Times New Roman" w:cs="Times New Roman"/>
               <w:color w:val="44546A" w:themeColor="text2"/>
               <w:sz w:val="48"/>
               <w:szCs w:val="48"/>
@@ -85,7 +85,7 @@
           </w:pPr>
           <w:r>
             <w:rPr>
-              <w:rFonts w:ascii="Times New Roman" w:eastAsia="Times New Roman" w:hAnsi="Times New Roman" w:cs="Times New Roman"/>
+              <w:rFonts w:ascii="Times New Roman" w:hAnsi="Times New Roman" w:eastAsia="Times New Roman" w:cs="Times New Roman"/>
               <w:color w:val="445369"/>
               <w:sz w:val="48"/>
               <w:szCs w:val="48"/>
@@ -97,7 +97,7 @@
           <w:pPr>
             <w:jc w:val="center"/>
             <w:rPr>
-              <w:rFonts w:asciiTheme="majorBidi" w:eastAsiaTheme="majorEastAsia" w:hAnsiTheme="majorBidi" w:cstheme="majorBidi"/>
+              <w:rFonts w:asciiTheme="majorBidi" w:hAnsiTheme="majorBidi" w:eastAsiaTheme="majorEastAsia" w:cstheme="majorBidi"/>
               <w:caps/>
               <w:color w:val="44546A" w:themeColor="text2"/>
               <w:sz w:val="48"/>
@@ -207,7 +207,7 @@
           <w:pPr>
             <w:jc w:val="center"/>
             <w:rPr>
-              <w:rFonts w:ascii="Times New Roman" w:eastAsia="Times New Roman" w:hAnsi="Times New Roman" w:cs="Times New Roman"/>
+              <w:rFonts w:ascii="Times New Roman" w:hAnsi="Times New Roman" w:eastAsia="Times New Roman" w:cs="Times New Roman"/>
               <w:b/>
               <w:bCs/>
               <w:color w:val="000000" w:themeColor="text1"/>
@@ -218,7 +218,7 @@
           <w:proofErr w:type="spellStart"/>
           <w:r>
             <w:rPr>
-              <w:rFonts w:ascii="Times New Roman" w:eastAsia="Times New Roman" w:hAnsi="Times New Roman" w:cs="Times New Roman"/>
+              <w:rFonts w:ascii="Times New Roman" w:hAnsi="Times New Roman" w:eastAsia="Times New Roman" w:cs="Times New Roman"/>
               <w:b/>
               <w:bCs/>
               <w:color w:val="000000" w:themeColor="text1"/>
@@ -230,7 +230,7 @@
           <w:proofErr w:type="spellEnd"/>
           <w:r>
             <w:rPr>
-              <w:rFonts w:ascii="Times New Roman" w:eastAsia="Times New Roman" w:hAnsi="Times New Roman" w:cs="Times New Roman"/>
+              <w:rFonts w:ascii="Times New Roman" w:hAnsi="Times New Roman" w:eastAsia="Times New Roman" w:cs="Times New Roman"/>
               <w:b/>
               <w:bCs/>
               <w:color w:val="000000" w:themeColor="text1"/>
@@ -242,7 +242,7 @@
           <w:proofErr w:type="spellStart"/>
           <w:r>
             <w:rPr>
-              <w:rFonts w:ascii="Times New Roman" w:eastAsia="Times New Roman" w:hAnsi="Times New Roman" w:cs="Times New Roman"/>
+              <w:rFonts w:ascii="Times New Roman" w:hAnsi="Times New Roman" w:eastAsia="Times New Roman" w:cs="Times New Roman"/>
               <w:b/>
               <w:bCs/>
               <w:color w:val="000000" w:themeColor="text1"/>
@@ -254,7 +254,7 @@
           <w:proofErr w:type="spellEnd"/>
           <w:r>
             <w:rPr>
-              <w:rFonts w:ascii="Times New Roman" w:eastAsia="Times New Roman" w:hAnsi="Times New Roman" w:cs="Times New Roman"/>
+              <w:rFonts w:ascii="Times New Roman" w:hAnsi="Times New Roman" w:eastAsia="Times New Roman" w:cs="Times New Roman"/>
               <w:b/>
               <w:bCs/>
               <w:color w:val="000000" w:themeColor="text1"/>
@@ -267,7 +267,7 @@
         <w:p>
           <w:pPr>
             <w:rPr>
-              <w:rFonts w:ascii="Times New Roman" w:eastAsia="Times New Roman" w:hAnsi="Times New Roman" w:cs="Times New Roman"/>
+              <w:rFonts w:ascii="Times New Roman" w:hAnsi="Times New Roman" w:eastAsia="Times New Roman" w:cs="Times New Roman"/>
               <w:b/>
               <w:bCs/>
               <w:color w:val="000000" w:themeColor="text1"/>
@@ -277,7 +277,7 @@
           </w:pPr>
           <w:r>
             <w:rPr>
-              <w:rFonts w:ascii="Times New Roman" w:eastAsia="Times New Roman" w:hAnsi="Times New Roman" w:cs="Times New Roman"/>
+              <w:rFonts w:ascii="Times New Roman" w:hAnsi="Times New Roman" w:eastAsia="Times New Roman" w:cs="Times New Roman"/>
               <w:b/>
               <w:bCs/>
               <w:color w:val="000000" w:themeColor="text1"/>
@@ -335,7 +335,7 @@
           <w:r>
             <w:fldChar w:fldCharType="separate"/>
           </w:r>
-          <w:hyperlink w:anchor="_Toc213185438" w:history="1">
+          <w:hyperlink w:history="1" w:anchor="_Toc213185438">
             <w:r>
               <w:rPr>
                 <w:rStyle w:val="Hyperlink"/>
@@ -406,7 +406,7 @@
               <w14:ligatures w14:val="standardContextual"/>
             </w:rPr>
           </w:pPr>
-          <w:hyperlink w:anchor="_Toc213185439" w:history="1">
+          <w:hyperlink w:history="1" w:anchor="_Toc213185439">
             <w:r>
               <w:rPr>
                 <w:rStyle w:val="Hyperlink"/>
@@ -477,7 +477,7 @@
               <w14:ligatures w14:val="standardContextual"/>
             </w:rPr>
           </w:pPr>
-          <w:hyperlink w:anchor="_Toc213185440" w:history="1">
+          <w:hyperlink w:history="1" w:anchor="_Toc213185440">
             <w:r>
               <w:rPr>
                 <w:rStyle w:val="Hyperlink"/>
@@ -550,7 +550,7 @@
               <w14:ligatures w14:val="standardContextual"/>
             </w:rPr>
           </w:pPr>
-          <w:hyperlink w:anchor="_Toc213185441" w:history="1">
+          <w:hyperlink w:history="1" w:anchor="_Toc213185441">
             <w:r>
               <w:rPr>
                 <w:rStyle w:val="Hyperlink"/>
@@ -623,7 +623,7 @@
               <w14:ligatures w14:val="standardContextual"/>
             </w:rPr>
           </w:pPr>
-          <w:hyperlink w:anchor="_Toc213185442" w:history="1">
+          <w:hyperlink w:history="1" w:anchor="_Toc213185442">
             <w:r>
               <w:rPr>
                 <w:rStyle w:val="Hyperlink"/>
@@ -696,7 +696,7 @@
               <w14:ligatures w14:val="standardContextual"/>
             </w:rPr>
           </w:pPr>
-          <w:hyperlink w:anchor="_Toc213185443" w:history="1">
+          <w:hyperlink w:history="1" w:anchor="_Toc213185443">
             <w:r>
               <w:rPr>
                 <w:rStyle w:val="Hyperlink"/>
@@ -769,7 +769,7 @@
               <w14:ligatures w14:val="standardContextual"/>
             </w:rPr>
           </w:pPr>
-          <w:hyperlink w:anchor="_Toc213185444" w:history="1">
+          <w:hyperlink w:history="1" w:anchor="_Toc213185444">
             <w:r>
               <w:rPr>
                 <w:rStyle w:val="Hyperlink"/>
@@ -839,7 +839,7 @@
               <w14:ligatures w14:val="standardContextual"/>
             </w:rPr>
           </w:pPr>
-          <w:hyperlink w:anchor="_Toc213185445" w:history="1">
+          <w:hyperlink w:history="1" w:anchor="_Toc213185445">
             <w:r>
               <w:rPr>
                 <w:rStyle w:val="Hyperlink"/>
@@ -912,7 +912,7 @@
               <w14:ligatures w14:val="standardContextual"/>
             </w:rPr>
           </w:pPr>
-          <w:hyperlink w:anchor="_Toc213185446" w:history="1">
+          <w:hyperlink w:history="1" w:anchor="_Toc213185446">
             <w:r>
               <w:rPr>
                 <w:rStyle w:val="Hyperlink"/>
@@ -985,7 +985,7 @@
               <w14:ligatures w14:val="standardContextual"/>
             </w:rPr>
           </w:pPr>
-          <w:hyperlink w:anchor="_Toc213185447" w:history="1">
+          <w:hyperlink w:history="1" w:anchor="_Toc213185447">
             <w:r>
               <w:rPr>
                 <w:rStyle w:val="Hyperlink"/>
@@ -1058,7 +1058,7 @@
               <w14:ligatures w14:val="standardContextual"/>
             </w:rPr>
           </w:pPr>
-          <w:hyperlink w:anchor="_Toc213185448" w:history="1">
+          <w:hyperlink w:history="1" w:anchor="_Toc213185448">
             <w:r>
               <w:rPr>
                 <w:rStyle w:val="Hyperlink"/>
@@ -1128,7 +1128,7 @@
               <w14:ligatures w14:val="standardContextual"/>
             </w:rPr>
           </w:pPr>
-          <w:hyperlink w:anchor="_Toc213185449" w:history="1">
+          <w:hyperlink w:history="1" w:anchor="_Toc213185449">
             <w:r>
               <w:rPr>
                 <w:rStyle w:val="Hyperlink"/>
@@ -1202,7 +1202,7 @@
               <w14:ligatures w14:val="standardContextual"/>
             </w:rPr>
           </w:pPr>
-          <w:hyperlink w:anchor="_Toc213185450" w:history="1">
+          <w:hyperlink w:history="1" w:anchor="_Toc213185450">
             <w:r>
               <w:rPr>
                 <w:rStyle w:val="Hyperlink"/>
@@ -1276,7 +1276,7 @@
               <w14:ligatures w14:val="standardContextual"/>
             </w:rPr>
           </w:pPr>
-          <w:hyperlink w:anchor="_Toc213185451" w:history="1">
+          <w:hyperlink w:history="1" w:anchor="_Toc213185451">
             <w:r>
               <w:rPr>
                 <w:rStyle w:val="Hyperlink"/>
@@ -1350,7 +1350,7 @@
               <w14:ligatures w14:val="standardContextual"/>
             </w:rPr>
           </w:pPr>
-          <w:hyperlink w:anchor="_Toc213185452" w:history="1">
+          <w:hyperlink w:history="1" w:anchor="_Toc213185452">
             <w:r>
               <w:rPr>
                 <w:rStyle w:val="Hyperlink"/>
@@ -1421,7 +1421,7 @@
               <w14:ligatures w14:val="standardContextual"/>
             </w:rPr>
           </w:pPr>
-          <w:hyperlink w:anchor="_Toc213185453" w:history="1">
+          <w:hyperlink w:history="1" w:anchor="_Toc213185453">
             <w:r>
               <w:rPr>
                 <w:rStyle w:val="Hyperlink"/>
@@ -1490,7 +1490,7 @@
         </w:p>
       </w:sdtContent>
     </w:sdt>
-    <w:bookmarkStart w:id="1" w:name="_Toc213185438" w:displacedByCustomXml="prev"/>
+    <w:bookmarkStart w:name="_Toc213185438" w:displacedByCustomXml="prev" w:id="1"/>
     <w:p>
       <w:pPr>
         <w:rPr>
@@ -1500,7 +1500,7 @@
         <w:sectPr>
           <w:headerReference w:type="default" r:id="rId12"/>
           <w:footerReference w:type="default" r:id="rId13"/>
-          <w:pgSz w:w="11906" w:h="16838"/>
+          <w:pgSz w:w="11906" w:h="16838" w:orient="portrait"/>
           <w:pgMar w:top="1440" w:right="1440" w:bottom="1440" w:left="1440" w:header="708" w:footer="708" w:gutter="0"/>
           <w:pgNumType w:start="0"/>
           <w:cols w:space="708"/>
@@ -1529,7 +1529,6 @@
           <w:rStyle w:val="Heading1Char"/>
           <w:lang w:val="en-AU" w:bidi="th-TH"/>
         </w:rPr>
-        <w:lastRenderedPageBreak/>
         <w:t>1 Summary</w:t>
       </w:r>
       <w:bookmarkEnd w:id="1"/>
@@ -1538,7 +1537,7 @@
       </w:r>
       <w:r>
         <w:rPr>
-          <w:rFonts w:ascii="Times New Roman" w:eastAsia="Times New Roman" w:hAnsi="Times New Roman" w:cs="Times New Roman"/>
+          <w:rFonts w:ascii="Times New Roman" w:hAnsi="Times New Roman" w:eastAsia="Times New Roman" w:cs="Times New Roman"/>
           <w:sz w:val="24"/>
           <w:szCs w:val="24"/>
           <w:lang w:val="en-AU"/>
@@ -1557,7 +1556,7 @@
       </w:pPr>
       <w:r>
         <w:rPr>
-          <w:rFonts w:ascii="Times New Roman" w:eastAsia="Times New Roman" w:hAnsi="Times New Roman" w:cs="Times New Roman"/>
+          <w:rFonts w:ascii="Times New Roman" w:hAnsi="Times New Roman" w:eastAsia="Times New Roman" w:cs="Times New Roman"/>
           <w:sz w:val="24"/>
           <w:szCs w:val="24"/>
           <w:lang w:val="en-AU"/>
@@ -1566,7 +1565,7 @@
       </w:r>
       <w:r>
         <w:rPr>
-          <w:rFonts w:ascii="Times New Roman" w:eastAsia="Times New Roman" w:hAnsi="Times New Roman" w:cs="Times New Roman"/>
+          <w:rFonts w:ascii="Times New Roman" w:hAnsi="Times New Roman" w:eastAsia="Times New Roman" w:cs="Times New Roman"/>
           <w:sz w:val="24"/>
           <w:szCs w:val="24"/>
           <w:lang w:val="en-AU"/>
@@ -1575,7 +1574,7 @@
       </w:r>
       <w:r>
         <w:rPr>
-          <w:rFonts w:ascii="Times New Roman" w:eastAsia="Times New Roman" w:hAnsi="Times New Roman" w:cs="Times New Roman"/>
+          <w:rFonts w:ascii="Times New Roman" w:hAnsi="Times New Roman" w:eastAsia="Times New Roman" w:cs="Times New Roman"/>
           <w:sz w:val="24"/>
           <w:szCs w:val="24"/>
           <w:lang w:val="en-AU"/>
@@ -1594,7 +1593,7 @@
       </w:pPr>
       <w:r>
         <w:rPr>
-          <w:rFonts w:ascii="Times New Roman" w:eastAsia="Times New Roman" w:hAnsi="Times New Roman" w:cs="Times New Roman"/>
+          <w:rFonts w:ascii="Times New Roman" w:hAnsi="Times New Roman" w:eastAsia="Times New Roman" w:cs="Times New Roman"/>
           <w:sz w:val="24"/>
           <w:szCs w:val="24"/>
           <w:lang w:val="en-AU"/>
@@ -1604,7 +1603,7 @@
       <w:proofErr w:type="gramStart"/>
       <w:r>
         <w:rPr>
-          <w:rFonts w:ascii="Times New Roman" w:eastAsia="Times New Roman" w:hAnsi="Times New Roman" w:cs="Times New Roman"/>
+          <w:rFonts w:ascii="Times New Roman" w:hAnsi="Times New Roman" w:eastAsia="Times New Roman" w:cs="Times New Roman"/>
           <w:sz w:val="24"/>
           <w:szCs w:val="24"/>
           <w:lang w:val="en-AU"/>
@@ -1614,7 +1613,7 @@
       <w:proofErr w:type="gramEnd"/>
       <w:r>
         <w:rPr>
-          <w:rFonts w:ascii="Times New Roman" w:eastAsia="Times New Roman" w:hAnsi="Times New Roman" w:cs="Times New Roman"/>
+          <w:rFonts w:ascii="Times New Roman" w:hAnsi="Times New Roman" w:eastAsia="Times New Roman" w:cs="Times New Roman"/>
           <w:sz w:val="24"/>
           <w:szCs w:val="24"/>
           <w:lang w:val="en-AU"/>
@@ -1624,7 +1623,7 @@
       <w:proofErr w:type="spellStart"/>
       <w:r>
         <w:rPr>
-          <w:rFonts w:ascii="Times New Roman" w:eastAsia="Times New Roman" w:hAnsi="Times New Roman" w:cs="Times New Roman"/>
+          <w:rFonts w:ascii="Times New Roman" w:hAnsi="Times New Roman" w:eastAsia="Times New Roman" w:cs="Times New Roman"/>
           <w:sz w:val="24"/>
           <w:szCs w:val="24"/>
           <w:lang w:val="en-AU"/>
@@ -1634,7 +1633,7 @@
       <w:proofErr w:type="spellEnd"/>
       <w:r>
         <w:rPr>
-          <w:rFonts w:ascii="Times New Roman" w:eastAsia="Times New Roman" w:hAnsi="Times New Roman" w:cs="Times New Roman"/>
+          <w:rFonts w:ascii="Times New Roman" w:hAnsi="Times New Roman" w:eastAsia="Times New Roman" w:cs="Times New Roman"/>
           <w:sz w:val="24"/>
           <w:szCs w:val="24"/>
           <w:lang w:val="en-AU"/>
@@ -1653,7 +1652,7 @@
       </w:pPr>
       <w:r>
         <w:rPr>
-          <w:rFonts w:ascii="Times New Roman" w:eastAsia="Times New Roman" w:hAnsi="Times New Roman" w:cs="Times New Roman"/>
+          <w:rFonts w:ascii="Times New Roman" w:hAnsi="Times New Roman" w:eastAsia="Times New Roman" w:cs="Times New Roman"/>
           <w:sz w:val="24"/>
           <w:szCs w:val="24"/>
           <w:lang w:val="en-AU"/>
@@ -1678,7 +1677,7 @@
       </w:pPr>
       <w:r>
         <w:rPr>
-          <w:rFonts w:ascii="Times New Roman" w:eastAsia="Times New Roman" w:hAnsi="Times New Roman" w:cs="Times New Roman"/>
+          <w:rFonts w:ascii="Times New Roman" w:hAnsi="Times New Roman" w:eastAsia="Times New Roman" w:cs="Times New Roman"/>
           <w:sz w:val="24"/>
           <w:szCs w:val="24"/>
           <w:lang w:val="en-AU"/>
@@ -1699,7 +1698,7 @@
       <w:r>
         <w:br/>
       </w:r>
-      <w:bookmarkStart w:id="2" w:name="_Toc213185439"/>
+      <w:bookmarkStart w:name="_Toc213185439" w:id="2"/>
       <w:r>
         <w:rPr>
           <w:rStyle w:val="Heading1Char"/>
@@ -1713,7 +1712,7 @@
       </w:r>
       <w:r>
         <w:rPr>
-          <w:rFonts w:ascii="Times New Roman" w:eastAsia="Times New Roman" w:hAnsi="Times New Roman" w:cs="Times New Roman"/>
+          <w:rFonts w:ascii="Times New Roman" w:hAnsi="Times New Roman" w:eastAsia="Times New Roman" w:cs="Times New Roman"/>
           <w:sz w:val="24"/>
           <w:szCs w:val="24"/>
           <w:lang w:val="en-AU"/>
@@ -1732,7 +1731,7 @@
       </w:pPr>
       <w:r>
         <w:rPr>
-          <w:rFonts w:ascii="Times New Roman" w:eastAsia="Times New Roman" w:hAnsi="Times New Roman" w:cs="Times New Roman"/>
+          <w:rFonts w:ascii="Times New Roman" w:hAnsi="Times New Roman" w:eastAsia="Times New Roman" w:cs="Times New Roman"/>
           <w:sz w:val="24"/>
           <w:szCs w:val="24"/>
           <w:lang w:val="en-AU"/>
@@ -1751,12 +1750,11 @@
       </w:pPr>
       <w:r>
         <w:rPr>
-          <w:rFonts w:ascii="Times New Roman" w:eastAsia="Times New Roman" w:hAnsi="Times New Roman" w:cs="Times New Roman"/>
+          <w:rFonts w:ascii="Times New Roman" w:hAnsi="Times New Roman" w:eastAsia="Times New Roman" w:cs="Times New Roman"/>
           <w:sz w:val="24"/>
           <w:szCs w:val="24"/>
           <w:lang w:val="en-AU"/>
         </w:rPr>
-        <w:lastRenderedPageBreak/>
         <w:t>The research makes use of the Victorian Crash Data, an extensive dataset that includes geographic coordinates, road and weather conditions, driver demographics, vehicle features, and accident details. This research aims to predict collision severity, identify geographic hotspots, and understand the complicated relationships between human and environmental elements in road safety via data integration, feature engineering, and advanced analytics.</w:t>
       </w:r>
     </w:p>
@@ -1779,7 +1777,7 @@
           <w:rStyle w:val="Heading1Char"/>
         </w:rPr>
       </w:pPr>
-      <w:bookmarkStart w:id="3" w:name="_Toc213185440"/>
+      <w:bookmarkStart w:name="_Toc213185440" w:id="3"/>
       <w:r>
         <w:rPr>
           <w:rStyle w:val="Heading1Char"/>
@@ -2087,7 +2085,6 @@
           <w:rFonts w:eastAsia="Times New Roman" w:cstheme="minorHAnsi"/>
           <w:lang w:val="en-AU" w:eastAsia="en-AU" w:bidi="th-TH"/>
         </w:rPr>
-        <w:lastRenderedPageBreak/>
         <w:t xml:space="preserve">cleaned to a consistent </w:t>
       </w:r>
       <w:proofErr w:type="spellStart"/>
@@ -2598,7 +2595,6 @@
           <w:noProof/>
           <w:lang w:val="en-AU" w:eastAsia="en-AU" w:bidi="th-TH"/>
         </w:rPr>
-        <w:lastRenderedPageBreak/>
         <w:drawing>
           <wp:inline distT="0" distB="0" distL="0" distR="0" wp14:anchorId="7A832727" wp14:editId="3EE4749B">
             <wp:extent cx="5731510" cy="3696970"/>
@@ -2803,7 +2799,6 @@
           <w:noProof/>
           <w:lang w:val="en-AU" w:eastAsia="en-AU" w:bidi="th-TH"/>
         </w:rPr>
-        <w:lastRenderedPageBreak/>
         <w:drawing>
           <wp:inline distT="0" distB="0" distL="0" distR="0" wp14:anchorId="674665CE" wp14:editId="66E45D76">
             <wp:extent cx="5731510" cy="4385945"/>
@@ -2990,7 +2985,6 @@
           <w:iCs/>
           <w:lang w:val="en-AU" w:eastAsia="en-AU" w:bidi="th-TH"/>
         </w:rPr>
-        <w:lastRenderedPageBreak/>
         <w:t>Figure 6: Confirmation message indicating the successful save of merged_all_raw.csv and its directory path.</w:t>
       </w:r>
     </w:p>
@@ -3030,7 +3024,7 @@
         <w:pStyle w:val="Heading2"/>
         <w:jc w:val="thaiDistribute"/>
       </w:pPr>
-      <w:bookmarkStart w:id="4" w:name="_Toc213185442"/>
+      <w:bookmarkStart w:name="_Toc213185442" w:id="4"/>
       <w:r>
         <w:t>3.2 Data Preparation for Guiding Question 1</w:t>
       </w:r>
@@ -3041,30 +3035,41 @@
         <w:spacing w:before="240" w:line="276" w:lineRule="auto"/>
         <w:jc w:val="thaiDistribute"/>
         <w:rPr>
-          <w:rFonts w:cstheme="minorHAnsi"/>
-          <w:lang w:val="en-AU"/>
-        </w:rPr>
-      </w:pPr>
-      <w:r>
+          <w:rFonts w:cs="Calibri" w:cstheme="minorAscii"/>
+          <w:lang w:val="en-AU"/>
+        </w:rPr>
+      </w:pPr>
+      <w:r>
+        <w:rPr/>
         <w:t xml:space="preserve">This step builds two tidy datasets for modelling injury severity. First, a row-level view that keeps each involved record as a row. Second, a single-row-per-accident view that aggregates person and vehicle </w:t>
       </w:r>
       <w:r>
         <w:rPr>
-          <w:rFonts w:cstheme="minorHAnsi"/>
-        </w:rPr>
-        <w:t xml:space="preserve">details to accident level. Both outputs are cleaned, </w:t>
-      </w:r>
-      <w:proofErr w:type="spellStart"/>
-      <w:r>
-        <w:rPr>
-          <w:rFonts w:cstheme="minorHAnsi"/>
+          <w:rFonts w:cs="Calibri" w:cstheme="minorAscii"/>
+        </w:rPr>
+        <w:t xml:space="preserve">details to accident </w:t>
+      </w:r>
+      <w:r>
+        <w:rPr>
+          <w:rFonts w:cs="Calibri" w:cstheme="minorAscii"/>
+        </w:rPr>
+        <w:t>levels</w:t>
+      </w:r>
+      <w:r>
+        <w:rPr>
+          <w:rFonts w:cs="Calibri" w:cstheme="minorAscii"/>
+        </w:rPr>
+        <w:t xml:space="preserve">. Both outputs are cleaned, </w:t>
+      </w:r>
+      <w:r>
+        <w:rPr>
+          <w:rFonts w:cs="Calibri" w:cstheme="minorAscii"/>
         </w:rPr>
         <w:t>harmonised</w:t>
       </w:r>
-      <w:proofErr w:type="spellEnd"/>
-      <w:r>
-        <w:rPr>
-          <w:rFonts w:cstheme="minorHAnsi"/>
+      <w:r>
+        <w:rPr>
+          <w:rFonts w:cs="Calibri" w:cstheme="minorAscii"/>
         </w:rPr>
         <w:t>, and written to the processed folder for reproducible use in the modelling stage.</w:t>
       </w:r>
@@ -3297,12 +3302,12 @@
         <w:tblStyle w:val="TableGridLight"/>
         <w:tblW w:w="0" w:type="auto"/>
         <w:tblBorders>
-          <w:top w:val="single" w:sz="4" w:space="0" w:color="auto"/>
-          <w:left w:val="single" w:sz="4" w:space="0" w:color="auto"/>
-          <w:bottom w:val="single" w:sz="4" w:space="0" w:color="auto"/>
-          <w:right w:val="single" w:sz="4" w:space="0" w:color="auto"/>
-          <w:insideH w:val="single" w:sz="4" w:space="0" w:color="auto"/>
-          <w:insideV w:val="single" w:sz="4" w:space="0" w:color="auto"/>
+          <w:top w:val="single" w:color="auto" w:sz="4" w:space="0"/>
+          <w:left w:val="single" w:color="auto" w:sz="4" w:space="0"/>
+          <w:bottom w:val="single" w:color="auto" w:sz="4" w:space="0"/>
+          <w:right w:val="single" w:color="auto" w:sz="4" w:space="0"/>
+          <w:insideH w:val="single" w:color="auto" w:sz="4" w:space="0"/>
+          <w:insideV w:val="single" w:color="auto" w:sz="4" w:space="0"/>
         </w:tblBorders>
         <w:tblLook w:val="04A0" w:firstRow="1" w:lastRow="0" w:firstColumn="1" w:lastColumn="0" w:noHBand="0" w:noVBand="1"/>
       </w:tblPr>
@@ -3875,7 +3880,6 @@
                 <w:rFonts w:cstheme="minorHAnsi"/>
                 <w:lang w:val="en-AU"/>
               </w:rPr>
-              <w:lastRenderedPageBreak/>
               <w:t>main_vehicle_body</w:t>
             </w:r>
             <w:proofErr w:type="spellEnd"/>
@@ -4176,6 +4180,12 @@
           <w:lang w:val="en-AU"/>
         </w:rPr>
         <w:br/>
+      </w:r>
+      <w:r>
+        <w:rPr>
+          <w:rFonts w:cstheme="minorHAnsi"/>
+          <w:lang w:val="en-AU"/>
+        </w:rPr>
         <w:t>Convert to numeric, set special codes 0, 777, 888, 999 to missing, impute with the median of observed speeds, then cap unrealistic values above 250 km/h.</w:t>
       </w:r>
     </w:p>
@@ -4217,6 +4227,12 @@
           <w:lang w:val="en-AU"/>
         </w:rPr>
         <w:br/>
+      </w:r>
+      <w:r>
+        <w:rPr>
+          <w:rFonts w:cstheme="minorHAnsi"/>
+          <w:lang w:val="en-AU"/>
+        </w:rPr>
         <w:t xml:space="preserve">Replace missing weather and </w:t>
       </w:r>
       <w:proofErr w:type="spellStart"/>
@@ -4263,6 +4279,12 @@
           <w:lang w:val="en-AU"/>
         </w:rPr>
         <w:br/>
+      </w:r>
+      <w:r>
+        <w:rPr>
+          <w:rFonts w:cstheme="minorHAnsi"/>
+          <w:lang w:val="en-AU"/>
+        </w:rPr>
         <w:t>Convert severity to a factor with interpretable labels: Fatal, Serious, Minor.</w:t>
       </w:r>
     </w:p>
@@ -4465,6 +4487,12 @@
           <w:lang w:val="en-AU" w:eastAsia="en-AU" w:bidi="th-TH"/>
         </w:rPr>
         <w:br/>
+      </w:r>
+      <w:r>
+        <w:rPr>
+          <w:rFonts w:eastAsia="Times New Roman" w:cstheme="minorHAnsi"/>
+          <w:lang w:val="en-AU" w:eastAsia="en-AU" w:bidi="th-TH"/>
+        </w:rPr>
         <w:t xml:space="preserve">Environmental variables such as severity, speed zone, light condition, weather, surface, and </w:t>
       </w:r>
       <w:r>
@@ -4472,7 +4500,6 @@
           <w:rFonts w:eastAsia="Times New Roman" w:cstheme="minorHAnsi"/>
           <w:lang w:val="en-AU" w:eastAsia="en-AU" w:bidi="th-TH"/>
         </w:rPr>
-        <w:lastRenderedPageBreak/>
         <w:t>geometry were extracted from the merged dataset using a helper</w:t>
       </w:r>
       <w:r>
@@ -4700,6 +4727,12 @@
           <w:lang w:val="en-AU" w:eastAsia="en-AU" w:bidi="th-TH"/>
         </w:rPr>
         <w:br/>
+      </w:r>
+      <w:r>
+        <w:rPr>
+          <w:rFonts w:eastAsia="Times New Roman" w:cstheme="minorHAnsi"/>
+          <w:lang w:val="en-AU" w:eastAsia="en-AU" w:bidi="th-TH"/>
+        </w:rPr>
         <w:t>From the raw vehicle table, summary statistics were derived for each accident, including:</w:t>
       </w:r>
     </w:p>
@@ -4816,6 +4849,12 @@
           <w:lang w:val="en-AU" w:eastAsia="en-AU" w:bidi="th-TH"/>
         </w:rPr>
         <w:br/>
+      </w:r>
+      <w:r>
+        <w:rPr>
+          <w:rFonts w:eastAsia="Times New Roman" w:cstheme="minorHAnsi"/>
+          <w:lang w:val="en-AU" w:eastAsia="en-AU" w:bidi="th-TH"/>
+        </w:rPr>
         <w:t>This captured the dominant vehicle characteristics for each crash.</w:t>
       </w:r>
     </w:p>
@@ -4923,6 +4962,12 @@
           <w:lang w:val="en-AU" w:eastAsia="en-AU" w:bidi="th-TH"/>
         </w:rPr>
         <w:br/>
+      </w:r>
+      <w:r>
+        <w:rPr>
+          <w:rFonts w:eastAsia="Times New Roman" w:cstheme="minorHAnsi"/>
+          <w:lang w:val="en-AU" w:eastAsia="en-AU" w:bidi="th-TH"/>
+        </w:rPr>
         <w:t>From the raw person table, only driver records (</w:t>
       </w:r>
       <w:proofErr w:type="spellStart"/>
@@ -4947,6 +4992,12 @@
           <w:lang w:val="en-AU" w:eastAsia="en-AU" w:bidi="th-TH"/>
         </w:rPr>
         <w:br/>
+      </w:r>
+      <w:r>
+        <w:rPr>
+          <w:rFonts w:eastAsia="Times New Roman" w:cstheme="minorHAnsi"/>
+          <w:lang w:val="en-AU" w:eastAsia="en-AU" w:bidi="th-TH"/>
+        </w:rPr>
         <w:t>The derived variables were:</w:t>
       </w:r>
     </w:p>
@@ -5063,6 +5114,12 @@
           <w:lang w:val="en-AU" w:eastAsia="en-AU" w:bidi="th-TH"/>
         </w:rPr>
         <w:br/>
+      </w:r>
+      <w:r>
+        <w:rPr>
+          <w:rFonts w:eastAsia="Times New Roman" w:cstheme="minorHAnsi"/>
+          <w:lang w:val="en-AU" w:eastAsia="en-AU" w:bidi="th-TH"/>
+        </w:rPr>
         <w:t>These aggregated features summarise key demographic factors at crash level.</w:t>
       </w:r>
     </w:p>
@@ -5081,7 +5138,6 @@
           <w:noProof/>
           <w:lang w:val="en-AU" w:eastAsia="en-AU" w:bidi="th-TH"/>
         </w:rPr>
-        <w:lastRenderedPageBreak/>
         <w:drawing>
           <wp:inline distT="0" distB="0" distL="0" distR="0" wp14:anchorId="70258258" wp14:editId="0A0B9916">
             <wp:extent cx="5731510" cy="1000125"/>
@@ -5170,6 +5226,12 @@
           <w:lang w:val="en-AU" w:eastAsia="en-AU" w:bidi="th-TH"/>
         </w:rPr>
         <w:br/>
+      </w:r>
+      <w:r>
+        <w:rPr>
+          <w:rFonts w:eastAsia="Times New Roman" w:cstheme="minorHAnsi"/>
+          <w:lang w:val="en-AU" w:eastAsia="en-AU" w:bidi="th-TH"/>
+        </w:rPr>
         <w:t>All three components (</w:t>
       </w:r>
       <w:proofErr w:type="spellStart"/>
@@ -5258,6 +5320,12 @@
           <w:lang w:val="en-AU" w:eastAsia="en-AU" w:bidi="th-TH"/>
         </w:rPr>
         <w:br/>
+      </w:r>
+      <w:r>
+        <w:rPr>
+          <w:rFonts w:eastAsia="Times New Roman" w:cstheme="minorHAnsi"/>
+          <w:lang w:val="en-AU" w:eastAsia="en-AU" w:bidi="th-TH"/>
+        </w:rPr>
         <w:t>Invalid speed codes (0, 777, 888, 999) were set to missing, replaced with the median, and capped at 250 km/h.</w:t>
       </w:r>
       <w:r>
@@ -5266,6 +5334,12 @@
           <w:lang w:val="en-AU" w:eastAsia="en-AU" w:bidi="th-TH"/>
         </w:rPr>
         <w:br/>
+      </w:r>
+      <w:r>
+        <w:rPr>
+          <w:rFonts w:eastAsia="Times New Roman" w:cstheme="minorHAnsi"/>
+          <w:lang w:val="en-AU" w:eastAsia="en-AU" w:bidi="th-TH"/>
+        </w:rPr>
         <w:t>Severity was recoded into categorical labels (“Fatal”, “Serious”, “Minor”).</w:t>
       </w:r>
       <w:r>
@@ -5274,6 +5348,12 @@
           <w:lang w:val="en-AU" w:eastAsia="en-AU" w:bidi="th-TH"/>
         </w:rPr>
         <w:br/>
+      </w:r>
+      <w:r>
+        <w:rPr>
+          <w:rFonts w:eastAsia="Times New Roman" w:cstheme="minorHAnsi"/>
+          <w:lang w:val="en-AU" w:eastAsia="en-AU" w:bidi="th-TH"/>
+        </w:rPr>
         <w:t>The final output was saved to data/processed/q1_severity_accident.csv for use in modelling.</w:t>
       </w:r>
     </w:p>
@@ -5440,7 +5520,7 @@
         <w:pStyle w:val="Heading2"/>
         <w:jc w:val="thaiDistribute"/>
       </w:pPr>
-      <w:bookmarkStart w:id="5" w:name="_Toc213185443"/>
+      <w:bookmarkStart w:name="_Toc213185443" w:id="5"/>
       <w:r>
         <w:t>3.3 Data Preparation for Guiding Question 2</w:t>
       </w:r>
@@ -5452,47 +5532,1386 @@
         <w:jc w:val="thaiDistribute"/>
       </w:pPr>
     </w:p>
-    <w:p>
+    <w:p w14:noSpellErr="1">
       <w:pPr>
         <w:pStyle w:val="Heading2"/>
+        <w:spacing w:before="120" w:beforeAutospacing="off" w:after="120" w:afterAutospacing="off"/>
         <w:jc w:val="thaiDistribute"/>
       </w:pPr>
-      <w:bookmarkStart w:id="6" w:name="_Toc213185444"/>
-      <w:r>
+      <w:bookmarkStart w:name="_Toc213185444" w:id="6"/>
+      <w:r>
+        <w:rPr/>
         <w:t>3.4 Data Preparation for Guiding Question 3</w:t>
       </w:r>
       <w:bookmarkEnd w:id="6"/>
     </w:p>
     <w:p>
       <w:pPr>
+        <w:pStyle w:val="Normal"/>
         <w:spacing w:after="0" w:line="276" w:lineRule="auto"/>
-      </w:pPr>
-    </w:p>
-    <w:p>
-      <w:pPr>
+        <w:rPr>
+          <w:rFonts w:cs="Calibri" w:cstheme="minorAscii"/>
+          <w:lang w:val="en-AU"/>
+        </w:rPr>
+      </w:pPr>
+      <w:r>
+        <w:rPr>
+          <w:rFonts w:ascii="Calibri" w:hAnsi="Calibri" w:eastAsia="Calibri" w:cs="Calibri"/>
+          <w:noProof w:val="0"/>
+          <w:sz w:val="22"/>
+          <w:szCs w:val="22"/>
+          <w:lang w:val="en-US"/>
+        </w:rPr>
+        <w:t xml:space="preserve">This stage's </w:t>
+      </w:r>
+      <w:r>
+        <w:rPr>
+          <w:rFonts w:ascii="Calibri" w:hAnsi="Calibri" w:eastAsia="Calibri" w:cs="Calibri"/>
+          <w:noProof w:val="0"/>
+          <w:sz w:val="22"/>
+          <w:szCs w:val="22"/>
+          <w:lang w:val="en-US"/>
+        </w:rPr>
+        <w:t>objective</w:t>
+      </w:r>
+      <w:r>
+        <w:rPr>
+          <w:rFonts w:ascii="Calibri" w:hAnsi="Calibri" w:eastAsia="Calibri" w:cs="Calibri"/>
+          <w:noProof w:val="0"/>
+          <w:sz w:val="22"/>
+          <w:szCs w:val="22"/>
+          <w:lang w:val="en-US"/>
+        </w:rPr>
+        <w:t xml:space="preserve"> was to create a dataset that would allow for the examination of the ways in which environmental, driver, and vehicle elements interact to affect the severity of crashes. To create the clean, modeling-ready dataset </w:t>
+      </w:r>
+      <w:r>
+        <w:rPr>
+          <w:rFonts w:ascii="Consolas" w:hAnsi="Consolas" w:eastAsia="Consolas" w:cs="Consolas"/>
+          <w:noProof w:val="0"/>
+          <w:lang w:val="en-US"/>
+        </w:rPr>
+        <w:t>q3_interaction.csv</w:t>
+      </w:r>
+      <w:r>
+        <w:rPr>
+          <w:rFonts w:ascii="Calibri" w:hAnsi="Calibri" w:eastAsia="Calibri" w:cs="Calibri"/>
+          <w:noProof w:val="0"/>
+          <w:sz w:val="22"/>
+          <w:szCs w:val="22"/>
+          <w:lang w:val="en-US"/>
+        </w:rPr>
+        <w:t xml:space="preserve">, the preparation method combines many data sources, including accident, person, vehicle, </w:t>
+      </w:r>
+      <w:r>
+        <w:rPr>
+          <w:rFonts w:ascii="Calibri" w:hAnsi="Calibri" w:eastAsia="Calibri" w:cs="Calibri"/>
+          <w:noProof w:val="0"/>
+          <w:sz w:val="22"/>
+          <w:szCs w:val="22"/>
+          <w:lang w:val="en-US"/>
+        </w:rPr>
+        <w:t>road_surface_cond</w:t>
+      </w:r>
+      <w:r>
+        <w:rPr>
+          <w:rFonts w:ascii="Calibri" w:hAnsi="Calibri" w:eastAsia="Calibri" w:cs="Calibri"/>
+          <w:noProof w:val="0"/>
+          <w:sz w:val="22"/>
+          <w:szCs w:val="22"/>
+          <w:lang w:val="en-US"/>
+        </w:rPr>
+        <w:t xml:space="preserve">, </w:t>
+      </w:r>
+      <w:r>
+        <w:rPr>
+          <w:rFonts w:ascii="Calibri" w:hAnsi="Calibri" w:eastAsia="Calibri" w:cs="Calibri"/>
+          <w:noProof w:val="0"/>
+          <w:sz w:val="22"/>
+          <w:szCs w:val="22"/>
+          <w:lang w:val="en-US"/>
+        </w:rPr>
+        <w:t>atmospheric_cond</w:t>
+      </w:r>
+      <w:r>
+        <w:rPr>
+          <w:rFonts w:ascii="Calibri" w:hAnsi="Calibri" w:eastAsia="Calibri" w:cs="Calibri"/>
+          <w:noProof w:val="0"/>
+          <w:sz w:val="22"/>
+          <w:szCs w:val="22"/>
+          <w:lang w:val="en-US"/>
+        </w:rPr>
+        <w:t xml:space="preserve">, and </w:t>
+      </w:r>
+      <w:r>
+        <w:rPr>
+          <w:rFonts w:ascii="Calibri" w:hAnsi="Calibri" w:eastAsia="Calibri" w:cs="Calibri"/>
+          <w:noProof w:val="0"/>
+          <w:sz w:val="22"/>
+          <w:szCs w:val="22"/>
+          <w:lang w:val="en-US"/>
+        </w:rPr>
+        <w:t>sub_dca</w:t>
+      </w:r>
+      <w:r>
+        <w:rPr>
+          <w:rFonts w:cs="Calibri" w:cstheme="minorAscii"/>
+        </w:rPr>
+        <w:t>.</w:t>
+      </w:r>
+    </w:p>
+    <w:p w14:noSpellErr="1">
+      <w:pPr>
+        <w:pStyle w:val="Subtitle"/>
         <w:spacing w:after="0" w:line="276" w:lineRule="auto"/>
-      </w:pPr>
-    </w:p>
+        <w:rPr/>
+      </w:pPr>
+      <w:r>
+        <w:rPr/>
+        <w:t>3.4.1 Variable Selection and Extraction</w:t>
+      </w:r>
+    </w:p>
+    <w:p>
+      <w:pPr>
+        <w:spacing w:before="240" w:beforeAutospacing="off" w:after="240" w:afterAutospacing="off" w:line="276" w:lineRule="auto"/>
+      </w:pPr>
+      <w:r>
+        <w:rPr>
+          <w:rFonts w:ascii="Calibri" w:hAnsi="Calibri" w:eastAsia="Calibri" w:cs="Calibri"/>
+          <w:noProof w:val="0"/>
+          <w:sz w:val="22"/>
+          <w:szCs w:val="22"/>
+          <w:lang w:val="en-US"/>
+        </w:rPr>
+        <w:t xml:space="preserve">The following variables were extracted from the merged dataset based on their conceptual relevance to environmental and </w:t>
+      </w:r>
+      <w:r>
+        <w:rPr>
+          <w:rFonts w:ascii="Calibri" w:hAnsi="Calibri" w:eastAsia="Calibri" w:cs="Calibri"/>
+          <w:noProof w:val="0"/>
+          <w:sz w:val="22"/>
+          <w:szCs w:val="22"/>
+          <w:lang w:val="en-US"/>
+        </w:rPr>
+        <w:t>behavioral</w:t>
+      </w:r>
+      <w:r>
+        <w:rPr>
+          <w:rFonts w:ascii="Calibri" w:hAnsi="Calibri" w:eastAsia="Calibri" w:cs="Calibri"/>
+          <w:noProof w:val="0"/>
+          <w:sz w:val="22"/>
+          <w:szCs w:val="22"/>
+          <w:lang w:val="en-US"/>
+        </w:rPr>
+        <w:t xml:space="preserve"> interaction:</w:t>
+      </w:r>
+    </w:p>
+    <w:tbl>
+      <w:tblPr>
+        <w:tblStyle w:val="TableGridLight"/>
+        <w:bidiVisual w:val="0"/>
+        <w:tblW w:w="0" w:type="auto"/>
+        <w:tblLayout w:type="fixed"/>
+        <w:tblLook w:val="06A0" w:firstRow="1" w:lastRow="0" w:firstColumn="1" w:lastColumn="0" w:noHBand="1" w:noVBand="1"/>
+      </w:tblPr>
+      <w:tblGrid>
+        <w:gridCol w:w="2233"/>
+        <w:gridCol w:w="3846"/>
+        <w:gridCol w:w="2126"/>
+      </w:tblGrid>
+      <w:tr>
+        <w:trPr>
+          <w:trHeight w:val="300"/>
+        </w:trPr>
+        <w:tc>
+          <w:tcPr>
+            <w:tcW w:w="2233" w:type="dxa"/>
+            <w:tcMar/>
+          </w:tcPr>
+          <w:p>
+            <w:pPr>
+              <w:spacing w:before="120" w:beforeAutospacing="off" w:after="120" w:afterAutospacing="off"/>
+              <w:jc w:val="center"/>
+            </w:pPr>
+            <w:r>
+              <w:rPr>
+                <w:b w:val="1"/>
+                <w:bCs w:val="1"/>
+              </w:rPr>
+              <w:t>Variable</w:t>
+            </w:r>
+          </w:p>
+        </w:tc>
+        <w:tc>
+          <w:tcPr>
+            <w:tcW w:w="3846" w:type="dxa"/>
+            <w:tcMar/>
+          </w:tcPr>
+          <w:p>
+            <w:pPr>
+              <w:spacing w:before="120" w:beforeAutospacing="off" w:after="120" w:afterAutospacing="off"/>
+              <w:jc w:val="center"/>
+            </w:pPr>
+            <w:r>
+              <w:rPr>
+                <w:b w:val="1"/>
+                <w:bCs w:val="1"/>
+              </w:rPr>
+              <w:t>Description</w:t>
+            </w:r>
+          </w:p>
+        </w:tc>
+        <w:tc>
+          <w:tcPr>
+            <w:tcW w:w="2126" w:type="dxa"/>
+            <w:tcMar/>
+          </w:tcPr>
+          <w:p>
+            <w:pPr>
+              <w:spacing w:before="120" w:beforeAutospacing="off" w:after="120" w:afterAutospacing="off"/>
+              <w:jc w:val="center"/>
+            </w:pPr>
+            <w:r>
+              <w:rPr>
+                <w:b w:val="1"/>
+                <w:bCs w:val="1"/>
+              </w:rPr>
+              <w:t>Source Table</w:t>
+            </w:r>
+          </w:p>
+        </w:tc>
+      </w:tr>
+      <w:tr>
+        <w:trPr>
+          <w:trHeight w:val="300"/>
+        </w:trPr>
+        <w:tc>
+          <w:tcPr>
+            <w:tcW w:w="2233" w:type="dxa"/>
+            <w:tcMar/>
+          </w:tcPr>
+          <w:p>
+            <w:pPr>
+              <w:spacing w:before="120" w:beforeAutospacing="off" w:after="120" w:afterAutospacing="off"/>
+            </w:pPr>
+            <w:r>
+              <w:rPr/>
+              <w:t>severity</w:t>
+            </w:r>
+          </w:p>
+        </w:tc>
+        <w:tc>
+          <w:tcPr>
+            <w:tcW w:w="3846" w:type="dxa"/>
+            <w:tcMar/>
+          </w:tcPr>
+          <w:p>
+            <w:pPr>
+              <w:spacing w:before="120" w:beforeAutospacing="off" w:after="120" w:afterAutospacing="off"/>
+            </w:pPr>
+            <w:r>
+              <w:rPr/>
+              <w:t>Injury severity (fatal, serious, minor)</w:t>
+            </w:r>
+          </w:p>
+        </w:tc>
+        <w:tc>
+          <w:tcPr>
+            <w:tcW w:w="2126" w:type="dxa"/>
+            <w:tcMar/>
+          </w:tcPr>
+          <w:p>
+            <w:pPr>
+              <w:spacing w:before="120" w:beforeAutospacing="off" w:after="120" w:afterAutospacing="off"/>
+            </w:pPr>
+            <w:r>
+              <w:rPr/>
+              <w:t>accident</w:t>
+            </w:r>
+          </w:p>
+        </w:tc>
+      </w:tr>
+      <w:tr>
+        <w:trPr>
+          <w:trHeight w:val="300"/>
+        </w:trPr>
+        <w:tc>
+          <w:tcPr>
+            <w:tcW w:w="2233" w:type="dxa"/>
+            <w:tcMar/>
+          </w:tcPr>
+          <w:p>
+            <w:pPr>
+              <w:spacing w:before="120" w:beforeAutospacing="off" w:after="120" w:afterAutospacing="off"/>
+            </w:pPr>
+            <w:r>
+              <w:rPr/>
+              <w:t>weather</w:t>
+            </w:r>
+          </w:p>
+        </w:tc>
+        <w:tc>
+          <w:tcPr>
+            <w:tcW w:w="3846" w:type="dxa"/>
+            <w:tcMar/>
+          </w:tcPr>
+          <w:p>
+            <w:pPr>
+              <w:spacing w:before="120" w:beforeAutospacing="off" w:after="120" w:afterAutospacing="off"/>
+            </w:pPr>
+            <w:r>
+              <w:rPr/>
+              <w:t>Atmospheric condition</w:t>
+            </w:r>
+          </w:p>
+        </w:tc>
+        <w:tc>
+          <w:tcPr>
+            <w:tcW w:w="2126" w:type="dxa"/>
+            <w:tcMar/>
+          </w:tcPr>
+          <w:p>
+            <w:pPr>
+              <w:spacing w:before="120" w:beforeAutospacing="off" w:after="120" w:afterAutospacing="off"/>
+            </w:pPr>
+            <w:r>
+              <w:rPr/>
+              <w:t>atmospheric_cond</w:t>
+            </w:r>
+          </w:p>
+        </w:tc>
+      </w:tr>
+      <w:tr>
+        <w:trPr>
+          <w:trHeight w:val="300"/>
+        </w:trPr>
+        <w:tc>
+          <w:tcPr>
+            <w:tcW w:w="2233" w:type="dxa"/>
+            <w:tcMar/>
+          </w:tcPr>
+          <w:p>
+            <w:pPr>
+              <w:spacing w:before="120" w:beforeAutospacing="off" w:after="120" w:afterAutospacing="off"/>
+            </w:pPr>
+            <w:r>
+              <w:rPr/>
+              <w:t>light_condition</w:t>
+            </w:r>
+          </w:p>
+        </w:tc>
+        <w:tc>
+          <w:tcPr>
+            <w:tcW w:w="3846" w:type="dxa"/>
+            <w:tcMar/>
+          </w:tcPr>
+          <w:p>
+            <w:pPr>
+              <w:spacing w:before="120" w:beforeAutospacing="off" w:after="120" w:afterAutospacing="off"/>
+            </w:pPr>
+            <w:r>
+              <w:rPr/>
+              <w:t>Lighting at the scene</w:t>
+            </w:r>
+          </w:p>
+        </w:tc>
+        <w:tc>
+          <w:tcPr>
+            <w:tcW w:w="2126" w:type="dxa"/>
+            <w:tcMar/>
+          </w:tcPr>
+          <w:p>
+            <w:pPr>
+              <w:spacing w:before="120" w:beforeAutospacing="off" w:after="120" w:afterAutospacing="off"/>
+            </w:pPr>
+            <w:r>
+              <w:rPr/>
+              <w:t>accident</w:t>
+            </w:r>
+          </w:p>
+        </w:tc>
+      </w:tr>
+      <w:tr>
+        <w:trPr>
+          <w:trHeight w:val="300"/>
+        </w:trPr>
+        <w:tc>
+          <w:tcPr>
+            <w:tcW w:w="2233" w:type="dxa"/>
+            <w:tcMar/>
+          </w:tcPr>
+          <w:p>
+            <w:pPr>
+              <w:spacing w:before="120" w:beforeAutospacing="off" w:after="120" w:afterAutospacing="off"/>
+            </w:pPr>
+            <w:r>
+              <w:rPr/>
+              <w:t>road_surface</w:t>
+            </w:r>
+          </w:p>
+        </w:tc>
+        <w:tc>
+          <w:tcPr>
+            <w:tcW w:w="3846" w:type="dxa"/>
+            <w:tcMar/>
+          </w:tcPr>
+          <w:p>
+            <w:pPr>
+              <w:spacing w:before="120" w:beforeAutospacing="off" w:after="120" w:afterAutospacing="off"/>
+            </w:pPr>
+            <w:r>
+              <w:rPr/>
+              <w:t>Road surface condition</w:t>
+            </w:r>
+          </w:p>
+        </w:tc>
+        <w:tc>
+          <w:tcPr>
+            <w:tcW w:w="2126" w:type="dxa"/>
+            <w:tcMar/>
+          </w:tcPr>
+          <w:p>
+            <w:pPr>
+              <w:spacing w:before="120" w:beforeAutospacing="off" w:after="120" w:afterAutospacing="off"/>
+            </w:pPr>
+            <w:r>
+              <w:rPr/>
+              <w:t>road_surface_cond</w:t>
+            </w:r>
+          </w:p>
+        </w:tc>
+      </w:tr>
+      <w:tr>
+        <w:trPr>
+          <w:trHeight w:val="300"/>
+        </w:trPr>
+        <w:tc>
+          <w:tcPr>
+            <w:tcW w:w="2233" w:type="dxa"/>
+            <w:tcMar/>
+          </w:tcPr>
+          <w:p>
+            <w:pPr>
+              <w:spacing w:before="120" w:beforeAutospacing="off" w:after="120" w:afterAutospacing="off"/>
+            </w:pPr>
+            <w:r>
+              <w:rPr/>
+              <w:t>mean_age_group</w:t>
+            </w:r>
+          </w:p>
+        </w:tc>
+        <w:tc>
+          <w:tcPr>
+            <w:tcW w:w="3846" w:type="dxa"/>
+            <w:tcMar/>
+          </w:tcPr>
+          <w:p>
+            <w:pPr>
+              <w:spacing w:before="120" w:beforeAutospacing="off" w:after="120" w:afterAutospacing="off"/>
+            </w:pPr>
+            <w:r>
+              <w:rPr/>
+              <w:t>Dominant driver age group</w:t>
+            </w:r>
+          </w:p>
+        </w:tc>
+        <w:tc>
+          <w:tcPr>
+            <w:tcW w:w="2126" w:type="dxa"/>
+            <w:tcMar/>
+          </w:tcPr>
+          <w:p>
+            <w:pPr>
+              <w:spacing w:before="120" w:beforeAutospacing="off" w:after="120" w:afterAutospacing="off"/>
+            </w:pPr>
+            <w:r>
+              <w:rPr/>
+              <w:t>person</w:t>
+            </w:r>
+          </w:p>
+        </w:tc>
+      </w:tr>
+      <w:tr>
+        <w:trPr>
+          <w:trHeight w:val="300"/>
+        </w:trPr>
+        <w:tc>
+          <w:tcPr>
+            <w:tcW w:w="2233" w:type="dxa"/>
+            <w:tcMar/>
+          </w:tcPr>
+          <w:p>
+            <w:pPr>
+              <w:spacing w:before="120" w:beforeAutospacing="off" w:after="120" w:afterAutospacing="off"/>
+            </w:pPr>
+            <w:r>
+              <w:rPr/>
+              <w:t>pct_male</w:t>
+            </w:r>
+          </w:p>
+        </w:tc>
+        <w:tc>
+          <w:tcPr>
+            <w:tcW w:w="3846" w:type="dxa"/>
+            <w:tcMar/>
+          </w:tcPr>
+          <w:p>
+            <w:pPr>
+              <w:spacing w:before="120" w:beforeAutospacing="off" w:after="120" w:afterAutospacing="off"/>
+            </w:pPr>
+            <w:r>
+              <w:rPr/>
+              <w:t>Proportion of male drivers</w:t>
+            </w:r>
+          </w:p>
+        </w:tc>
+        <w:tc>
+          <w:tcPr>
+            <w:tcW w:w="2126" w:type="dxa"/>
+            <w:tcMar/>
+          </w:tcPr>
+          <w:p>
+            <w:pPr>
+              <w:spacing w:before="120" w:beforeAutospacing="off" w:after="120" w:afterAutospacing="off"/>
+            </w:pPr>
+            <w:r>
+              <w:rPr/>
+              <w:t>person</w:t>
+            </w:r>
+          </w:p>
+        </w:tc>
+      </w:tr>
+      <w:tr>
+        <w:trPr>
+          <w:trHeight w:val="300"/>
+        </w:trPr>
+        <w:tc>
+          <w:tcPr>
+            <w:tcW w:w="2233" w:type="dxa"/>
+            <w:tcMar/>
+          </w:tcPr>
+          <w:p>
+            <w:pPr>
+              <w:spacing w:before="120" w:beforeAutospacing="off" w:after="120" w:afterAutospacing="off"/>
+            </w:pPr>
+            <w:r>
+              <w:rPr/>
+              <w:t>main_vehicle_body</w:t>
+            </w:r>
+          </w:p>
+        </w:tc>
+        <w:tc>
+          <w:tcPr>
+            <w:tcW w:w="3846" w:type="dxa"/>
+            <w:tcMar/>
+          </w:tcPr>
+          <w:p>
+            <w:pPr>
+              <w:spacing w:before="120" w:beforeAutospacing="off" w:after="120" w:afterAutospacing="off"/>
+            </w:pPr>
+            <w:r>
+              <w:rPr/>
+              <w:t>Dominant vehicle body type</w:t>
+            </w:r>
+          </w:p>
+        </w:tc>
+        <w:tc>
+          <w:tcPr>
+            <w:tcW w:w="2126" w:type="dxa"/>
+            <w:tcMar/>
+          </w:tcPr>
+          <w:p>
+            <w:pPr>
+              <w:spacing w:before="120" w:beforeAutospacing="off" w:after="120" w:afterAutospacing="off"/>
+            </w:pPr>
+            <w:r>
+              <w:rPr/>
+              <w:t>vehicle</w:t>
+            </w:r>
+          </w:p>
+        </w:tc>
+      </w:tr>
+      <w:tr>
+        <w:trPr>
+          <w:trHeight w:val="300"/>
+        </w:trPr>
+        <w:tc>
+          <w:tcPr>
+            <w:tcW w:w="2233" w:type="dxa"/>
+            <w:tcMar/>
+          </w:tcPr>
+          <w:p>
+            <w:pPr>
+              <w:spacing w:before="120" w:beforeAutospacing="off" w:after="120" w:afterAutospacing="off"/>
+            </w:pPr>
+            <w:r>
+              <w:rPr/>
+              <w:t>main_vehicle_make</w:t>
+            </w:r>
+          </w:p>
+        </w:tc>
+        <w:tc>
+          <w:tcPr>
+            <w:tcW w:w="3846" w:type="dxa"/>
+            <w:tcMar/>
+          </w:tcPr>
+          <w:p>
+            <w:pPr>
+              <w:spacing w:before="120" w:beforeAutospacing="off" w:after="120" w:afterAutospacing="off"/>
+            </w:pPr>
+            <w:r>
+              <w:rPr/>
+              <w:t xml:space="preserve">Common </w:t>
+            </w:r>
+            <w:r>
+              <w:rPr/>
+              <w:t>vehicle</w:t>
+            </w:r>
+            <w:r>
+              <w:rPr/>
+              <w:t xml:space="preserve"> make</w:t>
+            </w:r>
+          </w:p>
+        </w:tc>
+        <w:tc>
+          <w:tcPr>
+            <w:tcW w:w="2126" w:type="dxa"/>
+            <w:tcMar/>
+          </w:tcPr>
+          <w:p>
+            <w:pPr>
+              <w:spacing w:before="120" w:beforeAutospacing="off" w:after="120" w:afterAutospacing="off"/>
+            </w:pPr>
+            <w:r>
+              <w:rPr/>
+              <w:t>vehicle</w:t>
+            </w:r>
+          </w:p>
+        </w:tc>
+      </w:tr>
+      <w:tr>
+        <w:trPr>
+          <w:trHeight w:val="300"/>
+        </w:trPr>
+        <w:tc>
+          <w:tcPr>
+            <w:tcW w:w="2233" w:type="dxa"/>
+            <w:tcMar/>
+          </w:tcPr>
+          <w:p>
+            <w:pPr>
+              <w:spacing w:before="120" w:beforeAutospacing="off" w:after="120" w:afterAutospacing="off"/>
+            </w:pPr>
+            <w:r>
+              <w:rPr/>
+              <w:t>speed_zone</w:t>
+            </w:r>
+          </w:p>
+        </w:tc>
+        <w:tc>
+          <w:tcPr>
+            <w:tcW w:w="3846" w:type="dxa"/>
+            <w:tcMar/>
+          </w:tcPr>
+          <w:p>
+            <w:pPr>
+              <w:spacing w:before="120" w:beforeAutospacing="off" w:after="120" w:afterAutospacing="off"/>
+            </w:pPr>
+            <w:r>
+              <w:rPr/>
+              <w:t>Speed environment</w:t>
+            </w:r>
+          </w:p>
+        </w:tc>
+        <w:tc>
+          <w:tcPr>
+            <w:tcW w:w="2126" w:type="dxa"/>
+            <w:tcMar/>
+          </w:tcPr>
+          <w:p>
+            <w:pPr>
+              <w:spacing w:before="120" w:beforeAutospacing="off" w:after="120" w:afterAutospacing="off"/>
+            </w:pPr>
+            <w:r>
+              <w:rPr/>
+              <w:t>accident</w:t>
+            </w:r>
+          </w:p>
+        </w:tc>
+      </w:tr>
+      <w:tr>
+        <w:trPr>
+          <w:trHeight w:val="300"/>
+        </w:trPr>
+        <w:tc>
+          <w:tcPr>
+            <w:tcW w:w="2233" w:type="dxa"/>
+            <w:tcMar/>
+          </w:tcPr>
+          <w:p>
+            <w:pPr>
+              <w:spacing w:before="120" w:beforeAutospacing="off" w:after="120" w:afterAutospacing="off"/>
+            </w:pPr>
+            <w:r>
+              <w:rPr/>
+              <w:t>lga_name_all</w:t>
+            </w:r>
+          </w:p>
+        </w:tc>
+        <w:tc>
+          <w:tcPr>
+            <w:tcW w:w="3846" w:type="dxa"/>
+            <w:tcMar/>
+          </w:tcPr>
+          <w:p>
+            <w:pPr>
+              <w:spacing w:before="120" w:beforeAutospacing="off" w:after="120" w:afterAutospacing="off"/>
+            </w:pPr>
+            <w:r>
+              <w:rPr/>
+              <w:t>LGA for contextual grouping</w:t>
+            </w:r>
+          </w:p>
+        </w:tc>
+        <w:tc>
+          <w:tcPr>
+            <w:tcW w:w="2126" w:type="dxa"/>
+            <w:tcMar/>
+          </w:tcPr>
+          <w:p>
+            <w:pPr>
+              <w:spacing w:before="120" w:beforeAutospacing="off" w:after="120" w:afterAutospacing="off"/>
+            </w:pPr>
+            <w:r>
+              <w:rPr/>
+              <w:t>node</w:t>
+            </w:r>
+          </w:p>
+        </w:tc>
+      </w:tr>
+    </w:tbl>
     <w:p>
       <w:pPr>
         <w:spacing w:after="0" w:line="276" w:lineRule="auto"/>
       </w:pPr>
     </w:p>
-    <w:p>
+    <w:p w14:noSpellErr="1">
       <w:pPr>
         <w:spacing w:after="0" w:line="276" w:lineRule="auto"/>
-      </w:pPr>
+        <w:rPr>
+          <w:rFonts w:cs="Calibri" w:cstheme="minorAscii"/>
+          <w:i w:val="1"/>
+          <w:iCs w:val="1"/>
+          <w:lang w:val="en-AU"/>
+        </w:rPr>
+      </w:pPr>
+      <w:r>
+        <w:rPr>
+          <w:rFonts w:cs="Calibri" w:cstheme="minorAscii"/>
+          <w:i w:val="1"/>
+          <w:iCs w:val="1"/>
+          <w:lang w:val="en-AU"/>
+        </w:rPr>
+        <w:t>Table 2: Selected variables and sources for Q3</w:t>
+      </w:r>
     </w:p>
     <w:p>
       <w:pPr>
         <w:spacing w:after="0" w:line="276" w:lineRule="auto"/>
+        <w:rPr>
+          <w:rFonts w:cs="Calibri" w:cstheme="minorAscii"/>
+          <w:i w:val="1"/>
+          <w:iCs w:val="1"/>
+          <w:lang w:val="en-AU"/>
+        </w:rPr>
+      </w:pPr>
+    </w:p>
+    <w:p w14:noSpellErr="1">
+      <w:pPr>
+        <w:pStyle w:val="Subtitle"/>
+        <w:spacing w:after="0" w:line="276" w:lineRule="auto"/>
+        <w:rPr/>
+      </w:pPr>
+      <w:r>
+        <w:rPr/>
+        <w:t xml:space="preserve">3.4.2 </w:t>
+      </w:r>
+      <w:r>
+        <w:rPr/>
+        <w:t>Feature Engineering</w:t>
+      </w:r>
+    </w:p>
+    <w:p>
+      <w:pPr>
+        <w:pStyle w:val="Normal"/>
+        <w:spacing w:before="240" w:beforeAutospacing="off" w:after="240" w:afterAutospacing="off" w:line="276" w:lineRule="auto"/>
+      </w:pPr>
+      <w:r>
+        <w:rPr>
+          <w:rFonts w:ascii="Calibri" w:hAnsi="Calibri" w:eastAsia="Calibri" w:cs="Calibri"/>
+          <w:noProof w:val="0"/>
+          <w:sz w:val="22"/>
+          <w:szCs w:val="22"/>
+          <w:lang w:val="en-US"/>
+        </w:rPr>
+        <w:t>In order to</w:t>
+      </w:r>
+      <w:r>
+        <w:rPr>
+          <w:rFonts w:ascii="Calibri" w:hAnsi="Calibri" w:eastAsia="Calibri" w:cs="Calibri"/>
+          <w:noProof w:val="0"/>
+          <w:sz w:val="22"/>
+          <w:szCs w:val="22"/>
+          <w:lang w:val="en-US"/>
+        </w:rPr>
+        <w:t xml:space="preserve"> capture </w:t>
+      </w:r>
+      <w:r>
+        <w:rPr>
+          <w:rFonts w:ascii="Calibri" w:hAnsi="Calibri" w:eastAsia="Calibri" w:cs="Calibri"/>
+          <w:noProof w:val="0"/>
+          <w:sz w:val="22"/>
+          <w:szCs w:val="22"/>
+          <w:lang w:val="en-US"/>
+        </w:rPr>
+        <w:t>possible interactions</w:t>
+      </w:r>
+      <w:r>
+        <w:rPr>
+          <w:rFonts w:ascii="Calibri" w:hAnsi="Calibri" w:eastAsia="Calibri" w:cs="Calibri"/>
+          <w:noProof w:val="0"/>
+          <w:sz w:val="22"/>
+          <w:szCs w:val="22"/>
+          <w:lang w:val="en-US"/>
+        </w:rPr>
+        <w:t xml:space="preserve">, </w:t>
+      </w:r>
+      <w:r>
+        <w:rPr>
+          <w:rFonts w:ascii="Calibri" w:hAnsi="Calibri" w:eastAsia="Calibri" w:cs="Calibri"/>
+          <w:noProof w:val="0"/>
+          <w:sz w:val="22"/>
+          <w:szCs w:val="22"/>
+          <w:lang w:val="en-US"/>
+        </w:rPr>
+        <w:t>a number of</w:t>
+      </w:r>
+      <w:r>
+        <w:rPr>
+          <w:rFonts w:ascii="Calibri" w:hAnsi="Calibri" w:eastAsia="Calibri" w:cs="Calibri"/>
+          <w:noProof w:val="0"/>
+          <w:sz w:val="22"/>
+          <w:szCs w:val="22"/>
+          <w:lang w:val="en-US"/>
+        </w:rPr>
+        <w:t xml:space="preserve"> derived characteristics were added</w:t>
+      </w:r>
+      <w:r>
+        <w:rPr>
+          <w:rFonts w:ascii="Calibri" w:hAnsi="Calibri" w:eastAsia="Calibri" w:cs="Calibri"/>
+          <w:noProof w:val="0"/>
+          <w:sz w:val="22"/>
+          <w:szCs w:val="22"/>
+          <w:lang w:val="en-US"/>
+        </w:rPr>
+        <w:t>:</w:t>
+      </w:r>
+    </w:p>
+    <w:p>
+      <w:pPr>
+        <w:pStyle w:val="ListParagraph"/>
+        <w:numPr>
+          <w:ilvl w:val="0"/>
+          <w:numId w:val="44"/>
+        </w:numPr>
+        <w:spacing w:before="240" w:beforeAutospacing="off" w:after="240" w:afterAutospacing="off" w:line="276" w:lineRule="auto"/>
+        <w:rPr>
+          <w:rFonts w:ascii="Calibri" w:hAnsi="Calibri" w:eastAsia="Calibri" w:cs="Calibri"/>
+          <w:noProof w:val="0"/>
+          <w:sz w:val="22"/>
+          <w:szCs w:val="22"/>
+          <w:lang w:val="en-US"/>
+        </w:rPr>
+      </w:pPr>
+      <w:r>
+        <w:rPr>
+          <w:rFonts w:ascii="Calibri" w:hAnsi="Calibri" w:eastAsia="Calibri" w:cs="Calibri"/>
+          <w:b w:val="1"/>
+          <w:bCs w:val="1"/>
+          <w:noProof w:val="0"/>
+          <w:sz w:val="22"/>
+          <w:szCs w:val="22"/>
+          <w:lang w:val="en-US"/>
+        </w:rPr>
+        <w:t>Environmental Interaction Index:</w:t>
+      </w:r>
+      <w:r>
+        <w:rPr>
+          <w:rFonts w:ascii="Calibri" w:hAnsi="Calibri" w:eastAsia="Calibri" w:cs="Calibri"/>
+          <w:noProof w:val="0"/>
+          <w:sz w:val="22"/>
+          <w:szCs w:val="22"/>
+          <w:lang w:val="en-US"/>
+        </w:rPr>
+        <w:t xml:space="preserve"> Combined weather, lighting, and road-surface categories into a joint descriptor, e.g., </w:t>
+      </w:r>
+      <w:r>
+        <w:rPr>
+          <w:rFonts w:ascii="Calibri" w:hAnsi="Calibri" w:eastAsia="Calibri" w:cs="Calibri"/>
+          <w:i w:val="1"/>
+          <w:iCs w:val="1"/>
+          <w:noProof w:val="0"/>
+          <w:sz w:val="22"/>
+          <w:szCs w:val="22"/>
+          <w:lang w:val="en-US"/>
+        </w:rPr>
+        <w:t>Rainy–Dark–Wet</w:t>
+      </w:r>
+      <w:r>
+        <w:rPr>
+          <w:rFonts w:ascii="Calibri" w:hAnsi="Calibri" w:eastAsia="Calibri" w:cs="Calibri"/>
+          <w:noProof w:val="0"/>
+          <w:sz w:val="22"/>
+          <w:szCs w:val="22"/>
+          <w:lang w:val="en-US"/>
+        </w:rPr>
+        <w:t>.</w:t>
+      </w:r>
+    </w:p>
+    <w:p>
+      <w:pPr>
+        <w:pStyle w:val="ListParagraph"/>
+        <w:numPr>
+          <w:ilvl w:val="0"/>
+          <w:numId w:val="45"/>
+        </w:numPr>
+        <w:spacing w:before="240" w:beforeAutospacing="off" w:after="240" w:afterAutospacing="off" w:line="276" w:lineRule="auto"/>
+        <w:rPr>
+          <w:rFonts w:ascii="Calibri" w:hAnsi="Calibri" w:eastAsia="Calibri" w:cs="Calibri"/>
+          <w:noProof w:val="0"/>
+          <w:sz w:val="22"/>
+          <w:szCs w:val="22"/>
+          <w:lang w:val="en-US"/>
+        </w:rPr>
+      </w:pPr>
+      <w:r>
+        <w:rPr>
+          <w:rFonts w:ascii="Calibri" w:hAnsi="Calibri" w:eastAsia="Calibri" w:cs="Calibri"/>
+          <w:b w:val="1"/>
+          <w:bCs w:val="1"/>
+          <w:noProof w:val="0"/>
+          <w:sz w:val="22"/>
+          <w:szCs w:val="22"/>
+          <w:lang w:val="en-US"/>
+        </w:rPr>
+        <w:t>Vehicle_Age_Group:</w:t>
+      </w:r>
+      <w:r>
+        <w:rPr>
+          <w:rFonts w:ascii="Calibri" w:hAnsi="Calibri" w:eastAsia="Calibri" w:cs="Calibri"/>
+          <w:noProof w:val="0"/>
+          <w:sz w:val="22"/>
+          <w:szCs w:val="22"/>
+          <w:lang w:val="en-US"/>
+        </w:rPr>
+        <w:t xml:space="preserve"> Calculated as </w:t>
+      </w:r>
+      <w:r>
+        <w:rPr>
+          <w:rFonts w:ascii="Consolas" w:hAnsi="Consolas" w:eastAsia="Consolas" w:cs="Consolas"/>
+          <w:noProof w:val="0"/>
+          <w:sz w:val="22"/>
+          <w:szCs w:val="22"/>
+          <w:lang w:val="en-US"/>
+        </w:rPr>
+        <w:t>accident_year - vehicle_year_manuf</w:t>
+      </w:r>
+      <w:r>
+        <w:rPr>
+          <w:rFonts w:ascii="Calibri" w:hAnsi="Calibri" w:eastAsia="Calibri" w:cs="Calibri"/>
+          <w:noProof w:val="0"/>
+          <w:sz w:val="22"/>
+          <w:szCs w:val="22"/>
+          <w:lang w:val="en-US"/>
+        </w:rPr>
+        <w:t xml:space="preserve"> and grouped into </w:t>
+      </w:r>
+      <w:r>
+        <w:rPr>
+          <w:rFonts w:ascii="Calibri" w:hAnsi="Calibri" w:eastAsia="Calibri" w:cs="Calibri"/>
+          <w:i w:val="1"/>
+          <w:iCs w:val="1"/>
+          <w:noProof w:val="0"/>
+          <w:sz w:val="22"/>
+          <w:szCs w:val="22"/>
+          <w:lang w:val="en-US"/>
+        </w:rPr>
+        <w:t>New (0–5 yrs)</w:t>
+      </w:r>
+      <w:r>
+        <w:rPr>
+          <w:rFonts w:ascii="Calibri" w:hAnsi="Calibri" w:eastAsia="Calibri" w:cs="Calibri"/>
+          <w:noProof w:val="0"/>
+          <w:sz w:val="22"/>
+          <w:szCs w:val="22"/>
+          <w:lang w:val="en-US"/>
+        </w:rPr>
+        <w:t xml:space="preserve">, </w:t>
+      </w:r>
+      <w:r>
+        <w:rPr>
+          <w:rFonts w:ascii="Calibri" w:hAnsi="Calibri" w:eastAsia="Calibri" w:cs="Calibri"/>
+          <w:i w:val="1"/>
+          <w:iCs w:val="1"/>
+          <w:noProof w:val="0"/>
+          <w:sz w:val="22"/>
+          <w:szCs w:val="22"/>
+          <w:lang w:val="en-US"/>
+        </w:rPr>
+        <w:t>Mid (6–10 yrs)</w:t>
+      </w:r>
+      <w:r>
+        <w:rPr>
+          <w:rFonts w:ascii="Calibri" w:hAnsi="Calibri" w:eastAsia="Calibri" w:cs="Calibri"/>
+          <w:noProof w:val="0"/>
+          <w:sz w:val="22"/>
+          <w:szCs w:val="22"/>
+          <w:lang w:val="en-US"/>
+        </w:rPr>
+        <w:t xml:space="preserve">, and </w:t>
+      </w:r>
+      <w:r>
+        <w:rPr>
+          <w:rFonts w:ascii="Calibri" w:hAnsi="Calibri" w:eastAsia="Calibri" w:cs="Calibri"/>
+          <w:i w:val="1"/>
+          <w:iCs w:val="1"/>
+          <w:noProof w:val="0"/>
+          <w:sz w:val="22"/>
+          <w:szCs w:val="22"/>
+          <w:lang w:val="en-US"/>
+        </w:rPr>
+        <w:t>Old (10+ yrs)</w:t>
+      </w:r>
+      <w:r>
+        <w:rPr>
+          <w:rFonts w:ascii="Calibri" w:hAnsi="Calibri" w:eastAsia="Calibri" w:cs="Calibri"/>
+          <w:noProof w:val="0"/>
+          <w:sz w:val="22"/>
+          <w:szCs w:val="22"/>
+          <w:lang w:val="en-US"/>
+        </w:rPr>
+        <w:t>.</w:t>
+      </w:r>
+    </w:p>
+    <w:p>
+      <w:pPr>
+        <w:pStyle w:val="ListParagraph"/>
+        <w:numPr>
+          <w:ilvl w:val="0"/>
+          <w:numId w:val="46"/>
+        </w:numPr>
+        <w:spacing w:before="240" w:beforeAutospacing="off" w:after="240" w:afterAutospacing="off" w:line="276" w:lineRule="auto"/>
+        <w:rPr>
+          <w:rFonts w:ascii="Calibri" w:hAnsi="Calibri" w:eastAsia="Calibri" w:cs="Calibri"/>
+          <w:noProof w:val="0"/>
+          <w:sz w:val="22"/>
+          <w:szCs w:val="22"/>
+          <w:lang w:val="en-US"/>
+        </w:rPr>
+      </w:pPr>
+      <w:r>
+        <w:rPr>
+          <w:rFonts w:ascii="Calibri" w:hAnsi="Calibri" w:eastAsia="Calibri" w:cs="Calibri"/>
+          <w:b w:val="1"/>
+          <w:bCs w:val="1"/>
+          <w:noProof w:val="0"/>
+          <w:sz w:val="22"/>
+          <w:szCs w:val="22"/>
+          <w:lang w:val="en-US"/>
+        </w:rPr>
+        <w:t>Driver_Age_Category:</w:t>
+      </w:r>
+      <w:r>
+        <w:rPr>
+          <w:rFonts w:ascii="Calibri" w:hAnsi="Calibri" w:eastAsia="Calibri" w:cs="Calibri"/>
+          <w:noProof w:val="0"/>
+          <w:sz w:val="22"/>
+          <w:szCs w:val="22"/>
+          <w:lang w:val="en-US"/>
+        </w:rPr>
+        <w:t xml:space="preserve"> Simplified into </w:t>
+      </w:r>
+      <w:r>
+        <w:rPr>
+          <w:rFonts w:ascii="Calibri" w:hAnsi="Calibri" w:eastAsia="Calibri" w:cs="Calibri"/>
+          <w:i w:val="1"/>
+          <w:iCs w:val="1"/>
+          <w:noProof w:val="0"/>
+          <w:sz w:val="22"/>
+          <w:szCs w:val="22"/>
+          <w:lang w:val="en-US"/>
+        </w:rPr>
+        <w:t>Young (&lt;25)</w:t>
+      </w:r>
+      <w:r>
+        <w:rPr>
+          <w:rFonts w:ascii="Calibri" w:hAnsi="Calibri" w:eastAsia="Calibri" w:cs="Calibri"/>
+          <w:noProof w:val="0"/>
+          <w:sz w:val="22"/>
+          <w:szCs w:val="22"/>
+          <w:lang w:val="en-US"/>
+        </w:rPr>
+        <w:t xml:space="preserve">, </w:t>
+      </w:r>
+      <w:r>
+        <w:rPr>
+          <w:rFonts w:ascii="Calibri" w:hAnsi="Calibri" w:eastAsia="Calibri" w:cs="Calibri"/>
+          <w:i w:val="1"/>
+          <w:iCs w:val="1"/>
+          <w:noProof w:val="0"/>
+          <w:sz w:val="22"/>
+          <w:szCs w:val="22"/>
+          <w:lang w:val="en-US"/>
+        </w:rPr>
+        <w:t>Adult (25–64)</w:t>
+      </w:r>
+      <w:r>
+        <w:rPr>
+          <w:rFonts w:ascii="Calibri" w:hAnsi="Calibri" w:eastAsia="Calibri" w:cs="Calibri"/>
+          <w:noProof w:val="0"/>
+          <w:sz w:val="22"/>
+          <w:szCs w:val="22"/>
+          <w:lang w:val="en-US"/>
+        </w:rPr>
+        <w:t xml:space="preserve">, and </w:t>
+      </w:r>
+      <w:r>
+        <w:rPr>
+          <w:rFonts w:ascii="Calibri" w:hAnsi="Calibri" w:eastAsia="Calibri" w:cs="Calibri"/>
+          <w:i w:val="1"/>
+          <w:iCs w:val="1"/>
+          <w:noProof w:val="0"/>
+          <w:sz w:val="22"/>
+          <w:szCs w:val="22"/>
+          <w:lang w:val="en-US"/>
+        </w:rPr>
+        <w:t>Senior (65+)</w:t>
+      </w:r>
+      <w:r>
+        <w:rPr>
+          <w:rFonts w:ascii="Calibri" w:hAnsi="Calibri" w:eastAsia="Calibri" w:cs="Calibri"/>
+          <w:noProof w:val="0"/>
+          <w:sz w:val="22"/>
+          <w:szCs w:val="22"/>
+          <w:lang w:val="en-US"/>
+        </w:rPr>
+        <w:t>.</w:t>
+      </w:r>
+    </w:p>
+    <w:p>
+      <w:pPr>
+        <w:pStyle w:val="ListParagraph"/>
+        <w:numPr>
+          <w:ilvl w:val="0"/>
+          <w:numId w:val="47"/>
+        </w:numPr>
+        <w:spacing w:before="240" w:beforeAutospacing="off" w:after="240" w:afterAutospacing="off" w:line="276" w:lineRule="auto"/>
+        <w:rPr>
+          <w:rFonts w:ascii="Calibri" w:hAnsi="Calibri" w:eastAsia="Calibri" w:cs="Calibri"/>
+          <w:noProof w:val="0"/>
+          <w:sz w:val="22"/>
+          <w:szCs w:val="22"/>
+          <w:lang w:val="en-US"/>
+        </w:rPr>
+      </w:pPr>
+      <w:r>
+        <w:rPr>
+          <w:rFonts w:ascii="Calibri" w:hAnsi="Calibri" w:eastAsia="Calibri" w:cs="Calibri"/>
+          <w:b w:val="1"/>
+          <w:bCs w:val="1"/>
+          <w:noProof w:val="0"/>
+          <w:sz w:val="22"/>
+          <w:szCs w:val="22"/>
+          <w:lang w:val="en-US"/>
+        </w:rPr>
+        <w:t>Severity_Flag:</w:t>
+      </w:r>
+      <w:r>
+        <w:rPr>
+          <w:rFonts w:ascii="Calibri" w:hAnsi="Calibri" w:eastAsia="Calibri" w:cs="Calibri"/>
+          <w:noProof w:val="0"/>
+          <w:sz w:val="22"/>
+          <w:szCs w:val="22"/>
+          <w:lang w:val="en-US"/>
+        </w:rPr>
+        <w:t xml:space="preserve"> Binary variable (1 = Fatal/Serious, 0 = Minor) for logistic regression.</w:t>
+      </w:r>
+    </w:p>
+    <w:p>
+      <w:pPr>
+        <w:spacing w:after="0" w:line="276" w:lineRule="auto"/>
+      </w:pPr>
+    </w:p>
+    <w:p w14:noSpellErr="1">
+      <w:pPr>
+        <w:pStyle w:val="Subtitle"/>
+        <w:spacing w:after="0" w:line="276" w:lineRule="auto"/>
+        <w:rPr/>
+      </w:pPr>
+      <w:r>
+        <w:rPr/>
+        <w:t>3.4.3 Data Cleaning and Balancing</w:t>
+      </w:r>
+    </w:p>
+    <w:p>
+      <w:pPr>
+        <w:pStyle w:val="ListParagraph"/>
+        <w:numPr>
+          <w:ilvl w:val="0"/>
+          <w:numId w:val="47"/>
+        </w:numPr>
+        <w:spacing w:before="240" w:beforeAutospacing="off" w:after="240" w:afterAutospacing="off" w:line="276" w:lineRule="auto"/>
+        <w:rPr>
+          <w:noProof w:val="0"/>
+          <w:lang w:val="en-US"/>
+        </w:rPr>
+      </w:pPr>
+      <w:r>
+        <w:rPr>
+          <w:noProof w:val="0"/>
+          <w:lang w:val="en-US"/>
+        </w:rPr>
+        <w:t>Weather, illumination, and surface missing categorical variables were substituted with "Unknown</w:t>
+      </w:r>
+      <w:r>
+        <w:rPr>
+          <w:noProof w:val="0"/>
+          <w:lang w:val="en-US"/>
+        </w:rPr>
+        <w:t>".</w:t>
+      </w:r>
+    </w:p>
+    <w:p>
+      <w:pPr>
+        <w:pStyle w:val="ListParagraph"/>
+        <w:numPr>
+          <w:ilvl w:val="0"/>
+          <w:numId w:val="47"/>
+        </w:numPr>
+        <w:spacing w:after="0" w:line="276" w:lineRule="auto"/>
+        <w:rPr>
+          <w:noProof w:val="0"/>
+          <w:lang w:val="en-US"/>
+        </w:rPr>
+      </w:pPr>
+      <w:r>
+        <w:rPr>
+          <w:noProof w:val="0"/>
+          <w:lang w:val="en-US"/>
+        </w:rPr>
+        <w:t>Unrealistic speed zones (0, 777, 888, and 999) were either eliminated or imputed using the median.</w:t>
+      </w:r>
+    </w:p>
+    <w:p>
+      <w:pPr>
+        <w:pStyle w:val="ListParagraph"/>
+        <w:numPr>
+          <w:ilvl w:val="0"/>
+          <w:numId w:val="47"/>
+        </w:numPr>
+        <w:spacing w:after="0" w:line="276" w:lineRule="auto"/>
+        <w:rPr>
+          <w:noProof w:val="0"/>
+          <w:lang w:val="en-US"/>
+        </w:rPr>
+      </w:pPr>
+      <w:r>
+        <w:rPr>
+          <w:noProof w:val="0"/>
+          <w:lang w:val="en-US"/>
+        </w:rPr>
+        <w:t>A balanced dataset of severe vs non-severe crashes was created using ROSE (Random Over Sampling Examples) in order to overcome class imbalance.</w:t>
+      </w:r>
+    </w:p>
+    <w:p>
+      <w:pPr>
+        <w:spacing w:after="0" w:line="276" w:lineRule="auto"/>
+      </w:pPr>
+    </w:p>
+    <w:p w14:noSpellErr="1">
+      <w:pPr>
+        <w:pStyle w:val="Subtitle"/>
+        <w:spacing w:after="0" w:line="276" w:lineRule="auto"/>
+        <w:rPr/>
+      </w:pPr>
+      <w:r>
+        <w:rPr/>
+        <w:t>3.4.4 Output</w:t>
+      </w:r>
+    </w:p>
+    <w:p>
+      <w:pPr>
+        <w:pStyle w:val="Normal"/>
+        <w:spacing w:after="0" w:line="276" w:lineRule="auto"/>
+        <w:ind w:left="0"/>
+        <w:rPr>
+          <w:noProof w:val="0"/>
+          <w:lang w:val="en-US"/>
+        </w:rPr>
+      </w:pPr>
+      <w:r>
+        <w:rPr>
+          <w:noProof w:val="0"/>
+          <w:lang w:val="en-US"/>
+        </w:rPr>
+        <w:t xml:space="preserve">The cleaned and engineered dataset was stored as </w:t>
+      </w:r>
+      <w:r>
+        <w:rPr>
+          <w:rFonts w:ascii="Consolas" w:hAnsi="Consolas" w:eastAsia="Consolas" w:cs="Consolas"/>
+          <w:noProof w:val="0"/>
+          <w:lang w:val="en-US"/>
+        </w:rPr>
+        <w:t>data/processed/q3_interaction.csv</w:t>
+      </w:r>
+      <w:r>
+        <w:rPr>
+          <w:noProof w:val="0"/>
+          <w:lang w:val="en-US"/>
+        </w:rPr>
+        <w:t xml:space="preserve">, containing </w:t>
+      </w:r>
+      <w:r>
+        <w:rPr>
+          <w:b w:val="1"/>
+          <w:bCs w:val="1"/>
+          <w:noProof w:val="0"/>
+          <w:lang w:val="en-US"/>
+        </w:rPr>
+        <w:t>1,044,329 records and 15 variables</w:t>
+      </w:r>
+      <w:r>
+        <w:rPr>
+          <w:noProof w:val="0"/>
+          <w:lang w:val="en-US"/>
+        </w:rPr>
+        <w:t>, ready for modelling the conditional and interaction effects.</w:t>
+      </w:r>
+    </w:p>
+    <w:p>
+      <w:pPr>
+        <w:spacing w:after="0" w:line="276" w:lineRule="auto"/>
+      </w:pPr>
+    </w:p>
+    <w:p>
+      <w:pPr>
+        <w:spacing w:after="0" w:line="276" w:lineRule="auto"/>
       </w:pPr>
     </w:p>
     <w:p>
       <w:pPr>
         <w:pStyle w:val="Heading1"/>
       </w:pPr>
-      <w:bookmarkStart w:id="7" w:name="_Toc213185445"/>
+      <w:bookmarkStart w:name="_Toc213185445" w:id="7"/>
       <w:r>
         <w:t>4</w:t>
       </w:r>
@@ -5508,7 +6927,7 @@
       <w:pPr>
         <w:pStyle w:val="Heading2"/>
       </w:pPr>
-      <w:bookmarkStart w:id="8" w:name="_Toc213185446"/>
+      <w:bookmarkStart w:name="_Toc213185446" w:id="8"/>
       <w:r>
         <w:t xml:space="preserve">4.1 Modelling for Guiding Question </w:t>
       </w:r>
@@ -5543,7 +6962,7 @@
         <w:pStyle w:val="Subtitle"/>
         <w:jc w:val="thaiDistribute"/>
         <w:rPr>
-          <w:rFonts w:asciiTheme="minorHAnsi" w:eastAsiaTheme="minorEastAsia" w:hAnsiTheme="minorHAnsi" w:cstheme="minorBidi"/>
+          <w:rFonts w:asciiTheme="minorHAnsi" w:hAnsiTheme="minorHAnsi" w:eastAsiaTheme="minorEastAsia" w:cstheme="minorBidi"/>
           <w:color w:val="auto"/>
           <w:sz w:val="22"/>
           <w:szCs w:val="22"/>
@@ -5551,7 +6970,7 @@
       </w:pPr>
       <w:r>
         <w:rPr>
-          <w:rFonts w:asciiTheme="minorHAnsi" w:eastAsiaTheme="minorEastAsia" w:hAnsiTheme="minorHAnsi" w:cstheme="minorBidi"/>
+          <w:rFonts w:asciiTheme="minorHAnsi" w:hAnsiTheme="minorHAnsi" w:eastAsiaTheme="minorEastAsia" w:cstheme="minorBidi"/>
           <w:color w:val="auto"/>
           <w:sz w:val="22"/>
           <w:szCs w:val="22"/>
@@ -5561,7 +6980,7 @@
       <w:proofErr w:type="spellStart"/>
       <w:r>
         <w:rPr>
-          <w:rFonts w:asciiTheme="minorHAnsi" w:eastAsiaTheme="minorEastAsia" w:hAnsiTheme="minorHAnsi" w:cstheme="minorBidi"/>
+          <w:rFonts w:asciiTheme="minorHAnsi" w:hAnsiTheme="minorHAnsi" w:eastAsiaTheme="minorEastAsia" w:cstheme="minorBidi"/>
           <w:color w:val="auto"/>
           <w:sz w:val="22"/>
           <w:szCs w:val="22"/>
@@ -5571,7 +6990,7 @@
       <w:proofErr w:type="spellEnd"/>
       <w:r>
         <w:rPr>
-          <w:rFonts w:asciiTheme="minorHAnsi" w:eastAsiaTheme="minorEastAsia" w:hAnsiTheme="minorHAnsi" w:cstheme="minorBidi"/>
+          <w:rFonts w:asciiTheme="minorHAnsi" w:hAnsiTheme="minorHAnsi" w:eastAsiaTheme="minorEastAsia" w:cstheme="minorBidi"/>
           <w:color w:val="auto"/>
           <w:sz w:val="22"/>
           <w:szCs w:val="22"/>
@@ -5974,7 +7393,6 @@
         <w:rPr>
           <w:lang w:val="en-AU"/>
         </w:rPr>
-        <w:lastRenderedPageBreak/>
         <w:drawing>
           <wp:inline distT="0" distB="0" distL="0" distR="0" wp14:anchorId="41F9828D" wp14:editId="70A41D1B">
             <wp:extent cx="5731510" cy="2793365"/>
@@ -6101,7 +7519,6 @@
         <w:rPr>
           <w:lang w:val="en-AU"/>
         </w:rPr>
-        <w:lastRenderedPageBreak/>
         <w:drawing>
           <wp:inline distT="0" distB="0" distL="0" distR="0" wp14:anchorId="4AB43C06" wp14:editId="247AFD30">
             <wp:extent cx="5731510" cy="1827530"/>
@@ -6148,7 +7565,7 @@
       <w:pPr>
         <w:pStyle w:val="Subtitle"/>
         <w:rPr>
-          <w:rFonts w:asciiTheme="minorHAnsi" w:eastAsiaTheme="minorEastAsia" w:hAnsiTheme="minorHAnsi" w:cstheme="minorBidi"/>
+          <w:rFonts w:asciiTheme="minorHAnsi" w:hAnsiTheme="minorHAnsi" w:eastAsiaTheme="minorEastAsia" w:cstheme="minorBidi"/>
           <w:i/>
           <w:iCs/>
           <w:color w:val="EE0000"/>
@@ -6158,7 +7575,7 @@
       </w:pPr>
       <w:r>
         <w:rPr>
-          <w:rFonts w:asciiTheme="minorHAnsi" w:eastAsiaTheme="minorEastAsia" w:hAnsiTheme="minorHAnsi" w:cstheme="minorBidi"/>
+          <w:rFonts w:asciiTheme="minorHAnsi" w:hAnsiTheme="minorHAnsi" w:eastAsiaTheme="minorEastAsia" w:cstheme="minorBidi"/>
           <w:b/>
           <w:bCs/>
           <w:i/>
@@ -6171,7 +7588,7 @@
       </w:r>
       <w:r>
         <w:rPr>
-          <w:rFonts w:asciiTheme="minorHAnsi" w:eastAsiaTheme="minorEastAsia" w:hAnsiTheme="minorHAnsi" w:cstheme="minorBidi"/>
+          <w:rFonts w:asciiTheme="minorHAnsi" w:hAnsiTheme="minorHAnsi" w:eastAsiaTheme="minorEastAsia" w:cstheme="minorBidi"/>
           <w:i/>
           <w:iCs/>
           <w:color w:val="EE0000"/>
@@ -6496,7 +7913,6 @@
           <w:iCs/>
           <w:lang w:val="en-AU"/>
         </w:rPr>
-        <w:lastRenderedPageBreak/>
         <w:drawing>
           <wp:inline distT="0" distB="0" distL="0" distR="0" wp14:anchorId="26DDF5C7" wp14:editId="748FB087">
             <wp:extent cx="5731510" cy="3098165"/>
@@ -6733,7 +8149,6 @@
         <w:rPr>
           <w:lang w:val="en-AU"/>
         </w:rPr>
-        <w:lastRenderedPageBreak/>
         <w:t xml:space="preserve">Driver age groups, notably </w:t>
       </w:r>
       <w:r>
@@ -6789,6 +8204,11 @@
           <w:lang w:val="en-AU"/>
         </w:rPr>
         <w:br/>
+      </w:r>
+      <w:r>
+        <w:rPr>
+          <w:lang w:val="en-AU"/>
+        </w:rPr>
         <w:t>Artifacts included:</w:t>
       </w:r>
     </w:p>
@@ -6961,26 +8381,38 @@
       </w:r>
     </w:p>
     <w:p/>
-    <w:p>
+    <w:p w14:noSpellErr="1">
       <w:pPr>
         <w:pStyle w:val="Heading2"/>
       </w:pPr>
-      <w:bookmarkStart w:id="9" w:name="_Toc213185447"/>
-      <w:r>
+      <w:bookmarkStart w:name="_Toc213185447" w:id="9"/>
+      <w:r>
+        <w:rPr/>
         <w:t>4.2 Modelling for Guiding Question 2</w:t>
       </w:r>
       <w:bookmarkEnd w:id="9"/>
     </w:p>
     <w:p>
       <w:pPr>
+        <w:pStyle w:val="Normal"/>
+      </w:pPr>
+    </w:p>
+    <w:p w14:noSpellErr="1">
+      <w:pPr>
         <w:pStyle w:val="Heading2"/>
       </w:pPr>
-      <w:bookmarkStart w:id="10" w:name="_Toc213185448"/>
-      <w:r>
+      <w:bookmarkStart w:name="_Toc213185448" w:id="10"/>
+      <w:r>
+        <w:rPr/>
         <w:t>4.3 Modelling for Guiding Question 3</w:t>
       </w:r>
       <w:bookmarkEnd w:id="10"/>
     </w:p>
+    <w:p>
+      <w:pPr>
+        <w:pStyle w:val="Normal"/>
+      </w:pPr>
+    </w:p>
     <w:p/>
     <w:p>
       <w:pPr>
@@ -6989,7 +8421,7 @@
           <w:lang w:val="en-AU"/>
         </w:rPr>
       </w:pPr>
-      <w:bookmarkStart w:id="11" w:name="_Toc213185449"/>
+      <w:bookmarkStart w:name="_Toc213185449" w:id="11"/>
       <w:r>
         <w:rPr>
           <w:lang w:val="en-AU"/>
@@ -7005,7 +8437,7 @@
           <w:lang w:val="en-AU"/>
         </w:rPr>
       </w:pPr>
-      <w:bookmarkStart w:id="12" w:name="_Toc213185450"/>
+      <w:bookmarkStart w:name="_Toc213185450" w:id="12"/>
       <w:r>
         <w:rPr>
           <w:lang w:val="en-AU"/>
@@ -7077,7 +8509,6 @@
         <w:rPr>
           <w:lang w:val="en-AU"/>
         </w:rPr>
-        <w:lastRenderedPageBreak/>
         <w:drawing>
           <wp:inline distT="0" distB="0" distL="0" distR="0" wp14:anchorId="69D23DA0" wp14:editId="2779C5DB">
             <wp:extent cx="5581176" cy="3600000"/>
@@ -7265,7 +8696,6 @@
         <w:rPr>
           <w:lang w:val="en-AU"/>
         </w:rPr>
-        <w:lastRenderedPageBreak/>
         <w:drawing>
           <wp:inline distT="0" distB="0" distL="0" distR="0" wp14:anchorId="1213A4B3" wp14:editId="6B282B3C">
             <wp:extent cx="5562068" cy="3600000"/>
@@ -7476,7 +8906,6 @@
         <w:rPr>
           <w:lang w:val="en-AU"/>
         </w:rPr>
-        <w:lastRenderedPageBreak/>
         <w:drawing>
           <wp:inline distT="0" distB="0" distL="0" distR="0" wp14:anchorId="56E5D8D0" wp14:editId="7164E536">
             <wp:extent cx="5641250" cy="3600000"/>
@@ -7680,7 +9109,7 @@
           <w:lang w:val="en-AU"/>
         </w:rPr>
       </w:pPr>
-      <w:bookmarkStart w:id="13" w:name="_Toc213185451"/>
+      <w:bookmarkStart w:name="_Toc213185451" w:id="13"/>
       <w:r>
         <w:rPr>
           <w:lang w:val="en-AU"/>
@@ -7696,7 +9125,7 @@
           <w:lang w:val="en-AU"/>
         </w:rPr>
       </w:pPr>
-      <w:bookmarkStart w:id="14" w:name="_Toc213185452"/>
+      <w:bookmarkStart w:name="_Toc213185452" w:id="14"/>
       <w:r>
         <w:rPr>
           <w:lang w:val="en-AU"/>
@@ -7748,7 +9177,7 @@
       <w:r>
         <w:br/>
       </w:r>
-      <w:bookmarkStart w:id="15" w:name="_Toc213185453"/>
+      <w:bookmarkStart w:name="_Toc213185453" w:id="15"/>
       <w:r>
         <w:rPr>
           <w:rStyle w:val="Heading1Char"/>
@@ -7769,7 +9198,7 @@
       </w:r>
       <w:r>
         <w:rPr>
-          <w:rFonts w:ascii="Times New Roman" w:eastAsia="Times New Roman" w:hAnsi="Times New Roman" w:cs="Times New Roman"/>
+          <w:rFonts w:ascii="Times New Roman" w:hAnsi="Times New Roman" w:eastAsia="Times New Roman" w:cs="Times New Roman"/>
           <w:sz w:val="24"/>
           <w:szCs w:val="24"/>
           <w:lang w:val="en-AU"/>
@@ -7779,7 +9208,7 @@
       <w:proofErr w:type="gramStart"/>
       <w:r>
         <w:rPr>
-          <w:rFonts w:ascii="Times New Roman" w:eastAsia="Times New Roman" w:hAnsi="Times New Roman" w:cs="Times New Roman"/>
+          <w:rFonts w:ascii="Times New Roman" w:hAnsi="Times New Roman" w:eastAsia="Times New Roman" w:cs="Times New Roman"/>
           <w:sz w:val="24"/>
           <w:szCs w:val="24"/>
           <w:lang w:val="en-AU"/>
@@ -7789,7 +9218,7 @@
       <w:proofErr w:type="gramEnd"/>
       <w:r>
         <w:rPr>
-          <w:rFonts w:ascii="Times New Roman" w:eastAsia="Times New Roman" w:hAnsi="Times New Roman" w:cs="Times New Roman"/>
+          <w:rFonts w:ascii="Times New Roman" w:hAnsi="Times New Roman" w:eastAsia="Times New Roman" w:cs="Times New Roman"/>
           <w:sz w:val="24"/>
           <w:szCs w:val="24"/>
           <w:lang w:val="en-AU"/>
@@ -7808,7 +9237,7 @@
       </w:pPr>
       <w:r>
         <w:rPr>
-          <w:rFonts w:ascii="Times New Roman" w:eastAsia="Times New Roman" w:hAnsi="Times New Roman" w:cs="Times New Roman"/>
+          <w:rFonts w:ascii="Times New Roman" w:hAnsi="Times New Roman" w:eastAsia="Times New Roman" w:cs="Times New Roman"/>
           <w:sz w:val="24"/>
           <w:szCs w:val="24"/>
           <w:lang w:val="en-AU"/>
@@ -7818,7 +9247,7 @@
       <w:proofErr w:type="spellStart"/>
       <w:r>
         <w:rPr>
-          <w:rFonts w:ascii="Times New Roman" w:eastAsia="Times New Roman" w:hAnsi="Times New Roman" w:cs="Times New Roman"/>
+          <w:rFonts w:ascii="Times New Roman" w:hAnsi="Times New Roman" w:eastAsia="Times New Roman" w:cs="Times New Roman"/>
           <w:sz w:val="24"/>
           <w:szCs w:val="24"/>
           <w:lang w:val="en-AU"/>
@@ -7828,7 +9257,7 @@
       <w:proofErr w:type="spellEnd"/>
       <w:r>
         <w:rPr>
-          <w:rFonts w:ascii="Times New Roman" w:eastAsia="Times New Roman" w:hAnsi="Times New Roman" w:cs="Times New Roman"/>
+          <w:rFonts w:ascii="Times New Roman" w:hAnsi="Times New Roman" w:eastAsia="Times New Roman" w:cs="Times New Roman"/>
           <w:sz w:val="24"/>
           <w:szCs w:val="24"/>
           <w:lang w:val="en-AU"/>
@@ -7838,7 +9267,7 @@
       <w:commentRangeStart w:id="16"/>
       <w:r>
         <w:rPr>
-          <w:rFonts w:ascii="Times New Roman" w:eastAsia="Times New Roman" w:hAnsi="Times New Roman" w:cs="Times New Roman"/>
+          <w:rFonts w:ascii="Times New Roman" w:hAnsi="Times New Roman" w:eastAsia="Times New Roman" w:cs="Times New Roman"/>
           <w:color w:val="EE0000"/>
           <w:sz w:val="24"/>
           <w:szCs w:val="24"/>
@@ -7855,7 +9284,7 @@
       </w:r>
       <w:r>
         <w:rPr>
-          <w:rFonts w:ascii="Times New Roman" w:eastAsia="Times New Roman" w:hAnsi="Times New Roman" w:cs="Times New Roman"/>
+          <w:rFonts w:ascii="Times New Roman" w:hAnsi="Times New Roman" w:eastAsia="Times New Roman" w:cs="Times New Roman"/>
           <w:sz w:val="24"/>
           <w:szCs w:val="24"/>
           <w:lang w:val="en-AU"/>
@@ -7874,7 +9303,7 @@
       </w:pPr>
       <w:r>
         <w:rPr>
-          <w:rFonts w:ascii="Times New Roman" w:eastAsia="Times New Roman" w:hAnsi="Times New Roman" w:cs="Times New Roman"/>
+          <w:rFonts w:ascii="Times New Roman" w:hAnsi="Times New Roman" w:eastAsia="Times New Roman" w:cs="Times New Roman"/>
           <w:sz w:val="24"/>
           <w:szCs w:val="24"/>
           <w:lang w:val="en-AU"/>
@@ -7893,7 +9322,7 @@
       </w:pPr>
       <w:r>
         <w:rPr>
-          <w:rFonts w:ascii="Times New Roman" w:eastAsia="Times New Roman" w:hAnsi="Times New Roman" w:cs="Times New Roman"/>
+          <w:rFonts w:ascii="Times New Roman" w:hAnsi="Times New Roman" w:eastAsia="Times New Roman" w:cs="Times New Roman"/>
           <w:sz w:val="24"/>
           <w:szCs w:val="24"/>
           <w:lang w:val="en-AU"/>
@@ -7903,7 +9332,7 @@
       <w:proofErr w:type="spellStart"/>
       <w:r>
         <w:rPr>
-          <w:rFonts w:ascii="Times New Roman" w:eastAsia="Times New Roman" w:hAnsi="Times New Roman" w:cs="Times New Roman"/>
+          <w:rFonts w:ascii="Times New Roman" w:hAnsi="Times New Roman" w:eastAsia="Times New Roman" w:cs="Times New Roman"/>
           <w:sz w:val="24"/>
           <w:szCs w:val="24"/>
           <w:lang w:val="en-AU"/>
@@ -7913,7 +9342,7 @@
       <w:proofErr w:type="spellEnd"/>
       <w:r>
         <w:rPr>
-          <w:rFonts w:ascii="Times New Roman" w:eastAsia="Times New Roman" w:hAnsi="Times New Roman" w:cs="Times New Roman"/>
+          <w:rFonts w:ascii="Times New Roman" w:hAnsi="Times New Roman" w:eastAsia="Times New Roman" w:cs="Times New Roman"/>
           <w:sz w:val="24"/>
           <w:szCs w:val="24"/>
           <w:lang w:val="en-AU"/>
@@ -7932,7 +9361,7 @@
       </w:pPr>
       <w:r>
         <w:rPr>
-          <w:rFonts w:ascii="Times New Roman" w:eastAsia="Times New Roman" w:hAnsi="Times New Roman" w:cs="Times New Roman"/>
+          <w:rFonts w:ascii="Times New Roman" w:hAnsi="Times New Roman" w:eastAsia="Times New Roman" w:cs="Times New Roman"/>
           <w:sz w:val="24"/>
           <w:szCs w:val="24"/>
           <w:lang w:val="en-AU"/>
@@ -7942,7 +9371,7 @@
       <w:proofErr w:type="spellStart"/>
       <w:r>
         <w:rPr>
-          <w:rFonts w:ascii="Times New Roman" w:eastAsia="Times New Roman" w:hAnsi="Times New Roman" w:cs="Times New Roman"/>
+          <w:rFonts w:ascii="Times New Roman" w:hAnsi="Times New Roman" w:eastAsia="Times New Roman" w:cs="Times New Roman"/>
           <w:sz w:val="24"/>
           <w:szCs w:val="24"/>
           <w:lang w:val="en-AU"/>
@@ -7952,7 +9381,7 @@
       <w:proofErr w:type="spellEnd"/>
       <w:r>
         <w:rPr>
-          <w:rFonts w:ascii="Times New Roman" w:eastAsia="Times New Roman" w:hAnsi="Times New Roman" w:cs="Times New Roman"/>
+          <w:rFonts w:ascii="Times New Roman" w:hAnsi="Times New Roman" w:eastAsia="Times New Roman" w:cs="Times New Roman"/>
           <w:sz w:val="24"/>
           <w:szCs w:val="24"/>
           <w:lang w:val="en-AU"/>
@@ -7971,7 +9400,7 @@
       </w:pPr>
       <w:r>
         <w:rPr>
-          <w:rFonts w:ascii="Times New Roman" w:eastAsia="Times New Roman" w:hAnsi="Times New Roman" w:cs="Times New Roman"/>
+          <w:rFonts w:ascii="Times New Roman" w:hAnsi="Times New Roman" w:eastAsia="Times New Roman" w:cs="Times New Roman"/>
           <w:sz w:val="24"/>
           <w:szCs w:val="24"/>
           <w:lang w:val="en-AU"/>
@@ -8014,7 +9443,7 @@
     </w:p>
     <w:sectPr>
       <w:footerReference w:type="default" r:id="rId39"/>
-      <w:pgSz w:w="11906" w:h="16838"/>
+      <w:pgSz w:w="11906" w:h="16838" w:orient="portrait"/>
       <w:pgMar w:top="1440" w:right="1440" w:bottom="1440" w:left="1440" w:header="708" w:footer="708" w:gutter="0"/>
       <w:pgNumType w:start="1"/>
       <w:cols w:space="708"/>
@@ -8026,7 +9455,7 @@
 
 <file path=word/comments.xml><?xml version="1.0" encoding="utf-8"?>
 <w:comments xmlns:wpc="http://schemas.microsoft.com/office/word/2010/wordprocessingCanvas" xmlns:cx="http://schemas.microsoft.com/office/drawing/2014/chartex" xmlns:cx1="http://schemas.microsoft.com/office/drawing/2015/9/8/chartex" xmlns:cx2="http://schemas.microsoft.com/office/drawing/2015/10/21/chartex" xmlns:cx3="http://schemas.microsoft.com/office/drawing/2016/5/9/chartex" xmlns:cx4="http://schemas.microsoft.com/office/drawing/2016/5/10/chartex" xmlns:cx5="http://schemas.microsoft.com/office/drawing/2016/5/11/chartex" xmlns:cx6="http://schemas.microsoft.com/office/drawing/2016/5/12/chartex" xmlns:cx7="http://schemas.microsoft.com/office/drawing/2016/5/13/chartex" xmlns:cx8="http://schemas.microsoft.com/office/drawing/2016/5/14/chartex" xmlns:mc="http://schemas.openxmlformats.org/markup-compatibility/2006" xmlns:aink="http://schemas.microsoft.com/office/drawing/2016/ink" xmlns:am3d="http://schemas.microsoft.com/office/drawing/2017/model3d" xmlns:o="urn:schemas-microsoft-com:office:office" xmlns:oel="http://schemas.microsoft.com/office/2019/extlst" xmlns:r="http://schemas.openxmlformats.org/officeDocument/2006/relationships" xmlns:m="http://schemas.openxmlformats.org/officeDocument/2006/math" xmlns:v="urn:schemas-microsoft-com:vml" xmlns:wp14="http://schemas.microsoft.com/office/word/2010/wordprocessingDrawing" xmlns:wp="http://schemas.openxmlformats.org/drawingml/2006/wordprocessingDrawing" xmlns:w10="urn:schemas-microsoft-com:office:word" xmlns:w="http://schemas.openxmlformats.org/wordprocessingml/2006/main" xmlns:w14="http://schemas.microsoft.com/office/word/2010/wordml" xmlns:w15="http://schemas.microsoft.com/office/word/2012/wordml" xmlns:w16cex="http://schemas.microsoft.com/office/word/2018/wordml/cex" xmlns:w16cid="http://schemas.microsoft.com/office/word/2016/wordml/cid" xmlns:w16="http://schemas.microsoft.com/office/word/2018/wordml" xmlns:w16du="http://schemas.microsoft.com/office/word/2023/wordml/word16du" xmlns:w16sdtdh="http://schemas.microsoft.com/office/word/2020/wordml/sdtdatahash" xmlns:w16sdtfl="http://schemas.microsoft.com/office/word/2024/wordml/sdtformatlock" xmlns:w16se="http://schemas.microsoft.com/office/word/2015/wordml/symex" xmlns:wpg="http://schemas.microsoft.com/office/word/2010/wordprocessingGroup" xmlns:wpi="http://schemas.microsoft.com/office/word/2010/wordprocessingInk" xmlns:wne="http://schemas.microsoft.com/office/word/2006/wordml" xmlns:wps="http://schemas.microsoft.com/office/word/2010/wordprocessingShape" mc:Ignorable="w14 w15 w16se w16cid w16 w16cex w16sdtdh w16sdtfl w16du wp14">
-  <w:comment w:id="16" w:author="WARALEE SRIDOKMAI" w:date="2025-11-04T22:01:00Z" w:initials="WS">
+  <w:comment w:initials="WS" w:author="WARALEE SRIDOKMAI" w:date="2025-11-04T22:01:00Z" w:id="16">
     <w:p>
       <w:pPr>
         <w:pStyle w:val="CommentText"/>
@@ -8213,6 +9642,454 @@
 
 <file path=word/numbering.xml><?xml version="1.0" encoding="utf-8"?>
 <w:numbering xmlns:wpc="http://schemas.microsoft.com/office/word/2010/wordprocessingCanvas" xmlns:cx="http://schemas.microsoft.com/office/drawing/2014/chartex" xmlns:cx1="http://schemas.microsoft.com/office/drawing/2015/9/8/chartex" xmlns:cx2="http://schemas.microsoft.com/office/drawing/2015/10/21/chartex" xmlns:cx3="http://schemas.microsoft.com/office/drawing/2016/5/9/chartex" xmlns:cx4="http://schemas.microsoft.com/office/drawing/2016/5/10/chartex" xmlns:cx5="http://schemas.microsoft.com/office/drawing/2016/5/11/chartex" xmlns:cx6="http://schemas.microsoft.com/office/drawing/2016/5/12/chartex" xmlns:cx7="http://schemas.microsoft.com/office/drawing/2016/5/13/chartex" xmlns:cx8="http://schemas.microsoft.com/office/drawing/2016/5/14/chartex" xmlns:mc="http://schemas.openxmlformats.org/markup-compatibility/2006" xmlns:aink="http://schemas.microsoft.com/office/drawing/2016/ink" xmlns:am3d="http://schemas.microsoft.com/office/drawing/2017/model3d" xmlns:o="urn:schemas-microsoft-com:office:office" xmlns:oel="http://schemas.microsoft.com/office/2019/extlst" xmlns:r="http://schemas.openxmlformats.org/officeDocument/2006/relationships" xmlns:m="http://schemas.openxmlformats.org/officeDocument/2006/math" xmlns:v="urn:schemas-microsoft-com:vml" xmlns:wp14="http://schemas.microsoft.com/office/word/2010/wordprocessingDrawing" xmlns:wp="http://schemas.openxmlformats.org/drawingml/2006/wordprocessingDrawing" xmlns:w10="urn:schemas-microsoft-com:office:word" xmlns:w="http://schemas.openxmlformats.org/wordprocessingml/2006/main" xmlns:w14="http://schemas.microsoft.com/office/word/2010/wordml" xmlns:w15="http://schemas.microsoft.com/office/word/2012/wordml" xmlns:w16cex="http://schemas.microsoft.com/office/word/2018/wordml/cex" xmlns:w16cid="http://schemas.microsoft.com/office/word/2016/wordml/cid" xmlns:w16="http://schemas.microsoft.com/office/word/2018/wordml" xmlns:w16du="http://schemas.microsoft.com/office/word/2023/wordml/word16du" xmlns:w16sdtdh="http://schemas.microsoft.com/office/word/2020/wordml/sdtdatahash" xmlns:w16sdtfl="http://schemas.microsoft.com/office/word/2024/wordml/sdtformatlock" xmlns:w16se="http://schemas.microsoft.com/office/word/2015/wordml/symex" xmlns:wpg="http://schemas.microsoft.com/office/word/2010/wordprocessingGroup" xmlns:wpi="http://schemas.microsoft.com/office/word/2010/wordprocessingInk" xmlns:wne="http://schemas.microsoft.com/office/word/2006/wordml" xmlns:wps="http://schemas.microsoft.com/office/word/2010/wordprocessingShape" mc:Ignorable="w14 w15 w16se w16cid w16 w16cex w16sdtdh w16sdtfl w16du wp14">
+  <w:abstractNum xmlns:w="http://schemas.openxmlformats.org/wordprocessingml/2006/main" w:abstractNumId="46">
+    <w:nsid w:val="2cefc584"/>
+    <w:multiLevelType xmlns:w="http://schemas.openxmlformats.org/wordprocessingml/2006/main" w:val="hybridMultilevel"/>
+    <w:lvl xmlns:w="http://schemas.openxmlformats.org/wordprocessingml/2006/main" w:ilvl="0">
+      <w:start w:val="1"/>
+      <w:numFmt w:val="bullet"/>
+      <w:lvlText w:val=""/>
+      <w:lvlJc w:val="left"/>
+      <w:pPr>
+        <w:ind w:left="720" w:hanging="360"/>
+      </w:pPr>
+      <w:rPr>
+        <w:rFonts w:hint="default" w:ascii="Symbol" w:hAnsi="Symbol"/>
+      </w:rPr>
+    </w:lvl>
+    <w:lvl xmlns:w="http://schemas.openxmlformats.org/wordprocessingml/2006/main" w:ilvl="1">
+      <w:start w:val="1"/>
+      <w:numFmt w:val="bullet"/>
+      <w:lvlText w:val="o"/>
+      <w:lvlJc w:val="left"/>
+      <w:pPr>
+        <w:ind w:left="1440" w:hanging="360"/>
+      </w:pPr>
+      <w:rPr>
+        <w:rFonts w:hint="default" w:ascii="Courier New" w:hAnsi="Courier New"/>
+      </w:rPr>
+    </w:lvl>
+    <w:lvl xmlns:w="http://schemas.openxmlformats.org/wordprocessingml/2006/main" w:ilvl="2">
+      <w:start w:val="1"/>
+      <w:numFmt w:val="bullet"/>
+      <w:lvlText w:val=""/>
+      <w:lvlJc w:val="left"/>
+      <w:pPr>
+        <w:ind w:left="2160" w:hanging="360"/>
+      </w:pPr>
+      <w:rPr>
+        <w:rFonts w:hint="default" w:ascii="Wingdings" w:hAnsi="Wingdings"/>
+      </w:rPr>
+    </w:lvl>
+    <w:lvl xmlns:w="http://schemas.openxmlformats.org/wordprocessingml/2006/main" w:ilvl="3">
+      <w:start w:val="1"/>
+      <w:numFmt w:val="bullet"/>
+      <w:lvlText w:val=""/>
+      <w:lvlJc w:val="left"/>
+      <w:pPr>
+        <w:ind w:left="2880" w:hanging="360"/>
+      </w:pPr>
+      <w:rPr>
+        <w:rFonts w:hint="default" w:ascii="Symbol" w:hAnsi="Symbol"/>
+      </w:rPr>
+    </w:lvl>
+    <w:lvl xmlns:w="http://schemas.openxmlformats.org/wordprocessingml/2006/main" w:ilvl="4">
+      <w:start w:val="1"/>
+      <w:numFmt w:val="bullet"/>
+      <w:lvlText w:val="o"/>
+      <w:lvlJc w:val="left"/>
+      <w:pPr>
+        <w:ind w:left="3600" w:hanging="360"/>
+      </w:pPr>
+      <w:rPr>
+        <w:rFonts w:hint="default" w:ascii="Courier New" w:hAnsi="Courier New"/>
+      </w:rPr>
+    </w:lvl>
+    <w:lvl xmlns:w="http://schemas.openxmlformats.org/wordprocessingml/2006/main" w:ilvl="5">
+      <w:start w:val="1"/>
+      <w:numFmt w:val="bullet"/>
+      <w:lvlText w:val=""/>
+      <w:lvlJc w:val="left"/>
+      <w:pPr>
+        <w:ind w:left="4320" w:hanging="360"/>
+      </w:pPr>
+      <w:rPr>
+        <w:rFonts w:hint="default" w:ascii="Wingdings" w:hAnsi="Wingdings"/>
+      </w:rPr>
+    </w:lvl>
+    <w:lvl xmlns:w="http://schemas.openxmlformats.org/wordprocessingml/2006/main" w:ilvl="6">
+      <w:start w:val="1"/>
+      <w:numFmt w:val="bullet"/>
+      <w:lvlText w:val=""/>
+      <w:lvlJc w:val="left"/>
+      <w:pPr>
+        <w:ind w:left="5040" w:hanging="360"/>
+      </w:pPr>
+      <w:rPr>
+        <w:rFonts w:hint="default" w:ascii="Symbol" w:hAnsi="Symbol"/>
+      </w:rPr>
+    </w:lvl>
+    <w:lvl xmlns:w="http://schemas.openxmlformats.org/wordprocessingml/2006/main" w:ilvl="7">
+      <w:start w:val="1"/>
+      <w:numFmt w:val="bullet"/>
+      <w:lvlText w:val="o"/>
+      <w:lvlJc w:val="left"/>
+      <w:pPr>
+        <w:ind w:left="5760" w:hanging="360"/>
+      </w:pPr>
+      <w:rPr>
+        <w:rFonts w:hint="default" w:ascii="Courier New" w:hAnsi="Courier New"/>
+      </w:rPr>
+    </w:lvl>
+    <w:lvl xmlns:w="http://schemas.openxmlformats.org/wordprocessingml/2006/main" w:ilvl="8">
+      <w:start w:val="1"/>
+      <w:numFmt w:val="bullet"/>
+      <w:lvlText w:val=""/>
+      <w:lvlJc w:val="left"/>
+      <w:pPr>
+        <w:ind w:left="6480" w:hanging="360"/>
+      </w:pPr>
+      <w:rPr>
+        <w:rFonts w:hint="default" w:ascii="Wingdings" w:hAnsi="Wingdings"/>
+      </w:rPr>
+    </w:lvl>
+  </w:abstractNum>
+  <w:abstractNum xmlns:w="http://schemas.openxmlformats.org/wordprocessingml/2006/main" w:abstractNumId="45">
+    <w:nsid w:val="1b46d4af"/>
+    <w:multiLevelType xmlns:w="http://schemas.openxmlformats.org/wordprocessingml/2006/main" w:val="hybridMultilevel"/>
+    <w:lvl xmlns:w="http://schemas.openxmlformats.org/wordprocessingml/2006/main" w:ilvl="0">
+      <w:start w:val="1"/>
+      <w:numFmt w:val="bullet"/>
+      <w:lvlText w:val=""/>
+      <w:lvlJc w:val="left"/>
+      <w:pPr>
+        <w:ind w:left="720" w:hanging="360"/>
+      </w:pPr>
+      <w:rPr>
+        <w:rFonts w:hint="default" w:ascii="Symbol" w:hAnsi="Symbol"/>
+      </w:rPr>
+    </w:lvl>
+    <w:lvl xmlns:w="http://schemas.openxmlformats.org/wordprocessingml/2006/main" w:ilvl="1">
+      <w:start w:val="1"/>
+      <w:numFmt w:val="bullet"/>
+      <w:lvlText w:val="o"/>
+      <w:lvlJc w:val="left"/>
+      <w:pPr>
+        <w:ind w:left="1440" w:hanging="360"/>
+      </w:pPr>
+      <w:rPr>
+        <w:rFonts w:hint="default" w:ascii="Courier New" w:hAnsi="Courier New"/>
+      </w:rPr>
+    </w:lvl>
+    <w:lvl xmlns:w="http://schemas.openxmlformats.org/wordprocessingml/2006/main" w:ilvl="2">
+      <w:start w:val="1"/>
+      <w:numFmt w:val="bullet"/>
+      <w:lvlText w:val=""/>
+      <w:lvlJc w:val="left"/>
+      <w:pPr>
+        <w:ind w:left="2160" w:hanging="360"/>
+      </w:pPr>
+      <w:rPr>
+        <w:rFonts w:hint="default" w:ascii="Wingdings" w:hAnsi="Wingdings"/>
+      </w:rPr>
+    </w:lvl>
+    <w:lvl xmlns:w="http://schemas.openxmlformats.org/wordprocessingml/2006/main" w:ilvl="3">
+      <w:start w:val="1"/>
+      <w:numFmt w:val="bullet"/>
+      <w:lvlText w:val=""/>
+      <w:lvlJc w:val="left"/>
+      <w:pPr>
+        <w:ind w:left="2880" w:hanging="360"/>
+      </w:pPr>
+      <w:rPr>
+        <w:rFonts w:hint="default" w:ascii="Symbol" w:hAnsi="Symbol"/>
+      </w:rPr>
+    </w:lvl>
+    <w:lvl xmlns:w="http://schemas.openxmlformats.org/wordprocessingml/2006/main" w:ilvl="4">
+      <w:start w:val="1"/>
+      <w:numFmt w:val="bullet"/>
+      <w:lvlText w:val="o"/>
+      <w:lvlJc w:val="left"/>
+      <w:pPr>
+        <w:ind w:left="3600" w:hanging="360"/>
+      </w:pPr>
+      <w:rPr>
+        <w:rFonts w:hint="default" w:ascii="Courier New" w:hAnsi="Courier New"/>
+      </w:rPr>
+    </w:lvl>
+    <w:lvl xmlns:w="http://schemas.openxmlformats.org/wordprocessingml/2006/main" w:ilvl="5">
+      <w:start w:val="1"/>
+      <w:numFmt w:val="bullet"/>
+      <w:lvlText w:val=""/>
+      <w:lvlJc w:val="left"/>
+      <w:pPr>
+        <w:ind w:left="4320" w:hanging="360"/>
+      </w:pPr>
+      <w:rPr>
+        <w:rFonts w:hint="default" w:ascii="Wingdings" w:hAnsi="Wingdings"/>
+      </w:rPr>
+    </w:lvl>
+    <w:lvl xmlns:w="http://schemas.openxmlformats.org/wordprocessingml/2006/main" w:ilvl="6">
+      <w:start w:val="1"/>
+      <w:numFmt w:val="bullet"/>
+      <w:lvlText w:val=""/>
+      <w:lvlJc w:val="left"/>
+      <w:pPr>
+        <w:ind w:left="5040" w:hanging="360"/>
+      </w:pPr>
+      <w:rPr>
+        <w:rFonts w:hint="default" w:ascii="Symbol" w:hAnsi="Symbol"/>
+      </w:rPr>
+    </w:lvl>
+    <w:lvl xmlns:w="http://schemas.openxmlformats.org/wordprocessingml/2006/main" w:ilvl="7">
+      <w:start w:val="1"/>
+      <w:numFmt w:val="bullet"/>
+      <w:lvlText w:val="o"/>
+      <w:lvlJc w:val="left"/>
+      <w:pPr>
+        <w:ind w:left="5760" w:hanging="360"/>
+      </w:pPr>
+      <w:rPr>
+        <w:rFonts w:hint="default" w:ascii="Courier New" w:hAnsi="Courier New"/>
+      </w:rPr>
+    </w:lvl>
+    <w:lvl xmlns:w="http://schemas.openxmlformats.org/wordprocessingml/2006/main" w:ilvl="8">
+      <w:start w:val="1"/>
+      <w:numFmt w:val="bullet"/>
+      <w:lvlText w:val=""/>
+      <w:lvlJc w:val="left"/>
+      <w:pPr>
+        <w:ind w:left="6480" w:hanging="360"/>
+      </w:pPr>
+      <w:rPr>
+        <w:rFonts w:hint="default" w:ascii="Wingdings" w:hAnsi="Wingdings"/>
+      </w:rPr>
+    </w:lvl>
+  </w:abstractNum>
+  <w:abstractNum xmlns:w="http://schemas.openxmlformats.org/wordprocessingml/2006/main" w:abstractNumId="44">
+    <w:nsid w:val="7d8c166b"/>
+    <w:multiLevelType xmlns:w="http://schemas.openxmlformats.org/wordprocessingml/2006/main" w:val="hybridMultilevel"/>
+    <w:lvl xmlns:w="http://schemas.openxmlformats.org/wordprocessingml/2006/main" w:ilvl="0">
+      <w:start w:val="1"/>
+      <w:numFmt w:val="bullet"/>
+      <w:lvlText w:val=""/>
+      <w:lvlJc w:val="left"/>
+      <w:pPr>
+        <w:ind w:left="720" w:hanging="360"/>
+      </w:pPr>
+      <w:rPr>
+        <w:rFonts w:hint="default" w:ascii="Symbol" w:hAnsi="Symbol"/>
+      </w:rPr>
+    </w:lvl>
+    <w:lvl xmlns:w="http://schemas.openxmlformats.org/wordprocessingml/2006/main" w:ilvl="1">
+      <w:start w:val="1"/>
+      <w:numFmt w:val="bullet"/>
+      <w:lvlText w:val="o"/>
+      <w:lvlJc w:val="left"/>
+      <w:pPr>
+        <w:ind w:left="1440" w:hanging="360"/>
+      </w:pPr>
+      <w:rPr>
+        <w:rFonts w:hint="default" w:ascii="Courier New" w:hAnsi="Courier New"/>
+      </w:rPr>
+    </w:lvl>
+    <w:lvl xmlns:w="http://schemas.openxmlformats.org/wordprocessingml/2006/main" w:ilvl="2">
+      <w:start w:val="1"/>
+      <w:numFmt w:val="bullet"/>
+      <w:lvlText w:val=""/>
+      <w:lvlJc w:val="left"/>
+      <w:pPr>
+        <w:ind w:left="2160" w:hanging="360"/>
+      </w:pPr>
+      <w:rPr>
+        <w:rFonts w:hint="default" w:ascii="Wingdings" w:hAnsi="Wingdings"/>
+      </w:rPr>
+    </w:lvl>
+    <w:lvl xmlns:w="http://schemas.openxmlformats.org/wordprocessingml/2006/main" w:ilvl="3">
+      <w:start w:val="1"/>
+      <w:numFmt w:val="bullet"/>
+      <w:lvlText w:val=""/>
+      <w:lvlJc w:val="left"/>
+      <w:pPr>
+        <w:ind w:left="2880" w:hanging="360"/>
+      </w:pPr>
+      <w:rPr>
+        <w:rFonts w:hint="default" w:ascii="Symbol" w:hAnsi="Symbol"/>
+      </w:rPr>
+    </w:lvl>
+    <w:lvl xmlns:w="http://schemas.openxmlformats.org/wordprocessingml/2006/main" w:ilvl="4">
+      <w:start w:val="1"/>
+      <w:numFmt w:val="bullet"/>
+      <w:lvlText w:val="o"/>
+      <w:lvlJc w:val="left"/>
+      <w:pPr>
+        <w:ind w:left="3600" w:hanging="360"/>
+      </w:pPr>
+      <w:rPr>
+        <w:rFonts w:hint="default" w:ascii="Courier New" w:hAnsi="Courier New"/>
+      </w:rPr>
+    </w:lvl>
+    <w:lvl xmlns:w="http://schemas.openxmlformats.org/wordprocessingml/2006/main" w:ilvl="5">
+      <w:start w:val="1"/>
+      <w:numFmt w:val="bullet"/>
+      <w:lvlText w:val=""/>
+      <w:lvlJc w:val="left"/>
+      <w:pPr>
+        <w:ind w:left="4320" w:hanging="360"/>
+      </w:pPr>
+      <w:rPr>
+        <w:rFonts w:hint="default" w:ascii="Wingdings" w:hAnsi="Wingdings"/>
+      </w:rPr>
+    </w:lvl>
+    <w:lvl xmlns:w="http://schemas.openxmlformats.org/wordprocessingml/2006/main" w:ilvl="6">
+      <w:start w:val="1"/>
+      <w:numFmt w:val="bullet"/>
+      <w:lvlText w:val=""/>
+      <w:lvlJc w:val="left"/>
+      <w:pPr>
+        <w:ind w:left="5040" w:hanging="360"/>
+      </w:pPr>
+      <w:rPr>
+        <w:rFonts w:hint="default" w:ascii="Symbol" w:hAnsi="Symbol"/>
+      </w:rPr>
+    </w:lvl>
+    <w:lvl xmlns:w="http://schemas.openxmlformats.org/wordprocessingml/2006/main" w:ilvl="7">
+      <w:start w:val="1"/>
+      <w:numFmt w:val="bullet"/>
+      <w:lvlText w:val="o"/>
+      <w:lvlJc w:val="left"/>
+      <w:pPr>
+        <w:ind w:left="5760" w:hanging="360"/>
+      </w:pPr>
+      <w:rPr>
+        <w:rFonts w:hint="default" w:ascii="Courier New" w:hAnsi="Courier New"/>
+      </w:rPr>
+    </w:lvl>
+    <w:lvl xmlns:w="http://schemas.openxmlformats.org/wordprocessingml/2006/main" w:ilvl="8">
+      <w:start w:val="1"/>
+      <w:numFmt w:val="bullet"/>
+      <w:lvlText w:val=""/>
+      <w:lvlJc w:val="left"/>
+      <w:pPr>
+        <w:ind w:left="6480" w:hanging="360"/>
+      </w:pPr>
+      <w:rPr>
+        <w:rFonts w:hint="default" w:ascii="Wingdings" w:hAnsi="Wingdings"/>
+      </w:rPr>
+    </w:lvl>
+  </w:abstractNum>
+  <w:abstractNum xmlns:w="http://schemas.openxmlformats.org/wordprocessingml/2006/main" w:abstractNumId="43">
+    <w:nsid w:val="54262b1a"/>
+    <w:multiLevelType xmlns:w="http://schemas.openxmlformats.org/wordprocessingml/2006/main" w:val="hybridMultilevel"/>
+    <w:lvl xmlns:w="http://schemas.openxmlformats.org/wordprocessingml/2006/main" w:ilvl="0">
+      <w:start w:val="1"/>
+      <w:numFmt w:val="bullet"/>
+      <w:lvlText w:val=""/>
+      <w:lvlJc w:val="left"/>
+      <w:pPr>
+        <w:ind w:left="720" w:hanging="360"/>
+      </w:pPr>
+      <w:rPr>
+        <w:rFonts w:hint="default" w:ascii="Symbol" w:hAnsi="Symbol"/>
+      </w:rPr>
+    </w:lvl>
+    <w:lvl xmlns:w="http://schemas.openxmlformats.org/wordprocessingml/2006/main" w:ilvl="1">
+      <w:start w:val="1"/>
+      <w:numFmt w:val="bullet"/>
+      <w:lvlText w:val="o"/>
+      <w:lvlJc w:val="left"/>
+      <w:pPr>
+        <w:ind w:left="1440" w:hanging="360"/>
+      </w:pPr>
+      <w:rPr>
+        <w:rFonts w:hint="default" w:ascii="Courier New" w:hAnsi="Courier New"/>
+      </w:rPr>
+    </w:lvl>
+    <w:lvl xmlns:w="http://schemas.openxmlformats.org/wordprocessingml/2006/main" w:ilvl="2">
+      <w:start w:val="1"/>
+      <w:numFmt w:val="bullet"/>
+      <w:lvlText w:val=""/>
+      <w:lvlJc w:val="left"/>
+      <w:pPr>
+        <w:ind w:left="2160" w:hanging="360"/>
+      </w:pPr>
+      <w:rPr>
+        <w:rFonts w:hint="default" w:ascii="Wingdings" w:hAnsi="Wingdings"/>
+      </w:rPr>
+    </w:lvl>
+    <w:lvl xmlns:w="http://schemas.openxmlformats.org/wordprocessingml/2006/main" w:ilvl="3">
+      <w:start w:val="1"/>
+      <w:numFmt w:val="bullet"/>
+      <w:lvlText w:val=""/>
+      <w:lvlJc w:val="left"/>
+      <w:pPr>
+        <w:ind w:left="2880" w:hanging="360"/>
+      </w:pPr>
+      <w:rPr>
+        <w:rFonts w:hint="default" w:ascii="Symbol" w:hAnsi="Symbol"/>
+      </w:rPr>
+    </w:lvl>
+    <w:lvl xmlns:w="http://schemas.openxmlformats.org/wordprocessingml/2006/main" w:ilvl="4">
+      <w:start w:val="1"/>
+      <w:numFmt w:val="bullet"/>
+      <w:lvlText w:val="o"/>
+      <w:lvlJc w:val="left"/>
+      <w:pPr>
+        <w:ind w:left="3600" w:hanging="360"/>
+      </w:pPr>
+      <w:rPr>
+        <w:rFonts w:hint="default" w:ascii="Courier New" w:hAnsi="Courier New"/>
+      </w:rPr>
+    </w:lvl>
+    <w:lvl xmlns:w="http://schemas.openxmlformats.org/wordprocessingml/2006/main" w:ilvl="5">
+      <w:start w:val="1"/>
+      <w:numFmt w:val="bullet"/>
+      <w:lvlText w:val=""/>
+      <w:lvlJc w:val="left"/>
+      <w:pPr>
+        <w:ind w:left="4320" w:hanging="360"/>
+      </w:pPr>
+      <w:rPr>
+        <w:rFonts w:hint="default" w:ascii="Wingdings" w:hAnsi="Wingdings"/>
+      </w:rPr>
+    </w:lvl>
+    <w:lvl xmlns:w="http://schemas.openxmlformats.org/wordprocessingml/2006/main" w:ilvl="6">
+      <w:start w:val="1"/>
+      <w:numFmt w:val="bullet"/>
+      <w:lvlText w:val=""/>
+      <w:lvlJc w:val="left"/>
+      <w:pPr>
+        <w:ind w:left="5040" w:hanging="360"/>
+      </w:pPr>
+      <w:rPr>
+        <w:rFonts w:hint="default" w:ascii="Symbol" w:hAnsi="Symbol"/>
+      </w:rPr>
+    </w:lvl>
+    <w:lvl xmlns:w="http://schemas.openxmlformats.org/wordprocessingml/2006/main" w:ilvl="7">
+      <w:start w:val="1"/>
+      <w:numFmt w:val="bullet"/>
+      <w:lvlText w:val="o"/>
+      <w:lvlJc w:val="left"/>
+      <w:pPr>
+        <w:ind w:left="5760" w:hanging="360"/>
+      </w:pPr>
+      <w:rPr>
+        <w:rFonts w:hint="default" w:ascii="Courier New" w:hAnsi="Courier New"/>
+      </w:rPr>
+    </w:lvl>
+    <w:lvl xmlns:w="http://schemas.openxmlformats.org/wordprocessingml/2006/main" w:ilvl="8">
+      <w:start w:val="1"/>
+      <w:numFmt w:val="bullet"/>
+      <w:lvlText w:val=""/>
+      <w:lvlJc w:val="left"/>
+      <w:pPr>
+        <w:ind w:left="6480" w:hanging="360"/>
+      </w:pPr>
+      <w:rPr>
+        <w:rFonts w:hint="default" w:ascii="Wingdings" w:hAnsi="Wingdings"/>
+      </w:rPr>
+    </w:lvl>
+  </w:abstractNum>
   <w:abstractNum w:abstractNumId="0" w15:restartNumberingAfterBreak="0">
     <w:nsid w:val="05F06D4D"/>
     <w:multiLevelType w:val="multilevel"/>
@@ -8229,7 +10106,7 @@
         <w:ind w:left="720" w:hanging="360"/>
       </w:pPr>
       <w:rPr>
-        <w:rFonts w:ascii="Symbol" w:hAnsi="Symbol" w:hint="default"/>
+        <w:rFonts w:hint="default" w:ascii="Symbol" w:hAnsi="Symbol"/>
         <w:sz w:val="20"/>
       </w:rPr>
     </w:lvl>
@@ -8245,7 +10122,7 @@
         <w:ind w:left="1440" w:hanging="360"/>
       </w:pPr>
       <w:rPr>
-        <w:rFonts w:ascii="Courier New" w:hAnsi="Courier New" w:hint="default"/>
+        <w:rFonts w:hint="default" w:ascii="Courier New" w:hAnsi="Courier New"/>
         <w:sz w:val="20"/>
       </w:rPr>
     </w:lvl>
@@ -8261,7 +10138,7 @@
         <w:ind w:left="2160" w:hanging="360"/>
       </w:pPr>
       <w:rPr>
-        <w:rFonts w:ascii="Wingdings" w:hAnsi="Wingdings" w:hint="default"/>
+        <w:rFonts w:hint="default" w:ascii="Wingdings" w:hAnsi="Wingdings"/>
         <w:sz w:val="20"/>
       </w:rPr>
     </w:lvl>
@@ -8277,7 +10154,7 @@
         <w:ind w:left="2880" w:hanging="360"/>
       </w:pPr>
       <w:rPr>
-        <w:rFonts w:ascii="Wingdings" w:hAnsi="Wingdings" w:hint="default"/>
+        <w:rFonts w:hint="default" w:ascii="Wingdings" w:hAnsi="Wingdings"/>
         <w:sz w:val="20"/>
       </w:rPr>
     </w:lvl>
@@ -8293,7 +10170,7 @@
         <w:ind w:left="3600" w:hanging="360"/>
       </w:pPr>
       <w:rPr>
-        <w:rFonts w:ascii="Wingdings" w:hAnsi="Wingdings" w:hint="default"/>
+        <w:rFonts w:hint="default" w:ascii="Wingdings" w:hAnsi="Wingdings"/>
         <w:sz w:val="20"/>
       </w:rPr>
     </w:lvl>
@@ -8309,7 +10186,7 @@
         <w:ind w:left="4320" w:hanging="360"/>
       </w:pPr>
       <w:rPr>
-        <w:rFonts w:ascii="Wingdings" w:hAnsi="Wingdings" w:hint="default"/>
+        <w:rFonts w:hint="default" w:ascii="Wingdings" w:hAnsi="Wingdings"/>
         <w:sz w:val="20"/>
       </w:rPr>
     </w:lvl>
@@ -8325,7 +10202,7 @@
         <w:ind w:left="5040" w:hanging="360"/>
       </w:pPr>
       <w:rPr>
-        <w:rFonts w:ascii="Wingdings" w:hAnsi="Wingdings" w:hint="default"/>
+        <w:rFonts w:hint="default" w:ascii="Wingdings" w:hAnsi="Wingdings"/>
         <w:sz w:val="20"/>
       </w:rPr>
     </w:lvl>
@@ -8341,7 +10218,7 @@
         <w:ind w:left="5760" w:hanging="360"/>
       </w:pPr>
       <w:rPr>
-        <w:rFonts w:ascii="Wingdings" w:hAnsi="Wingdings" w:hint="default"/>
+        <w:rFonts w:hint="default" w:ascii="Wingdings" w:hAnsi="Wingdings"/>
         <w:sz w:val="20"/>
       </w:rPr>
     </w:lvl>
@@ -8357,7 +10234,7 @@
         <w:ind w:left="6480" w:hanging="360"/>
       </w:pPr>
       <w:rPr>
-        <w:rFonts w:ascii="Wingdings" w:hAnsi="Wingdings" w:hint="default"/>
+        <w:rFonts w:hint="default" w:ascii="Wingdings" w:hAnsi="Wingdings"/>
         <w:sz w:val="20"/>
       </w:rPr>
     </w:lvl>
@@ -8378,7 +10255,7 @@
         <w:ind w:left="720" w:hanging="360"/>
       </w:pPr>
       <w:rPr>
-        <w:rFonts w:ascii="Symbol" w:hAnsi="Symbol" w:hint="default"/>
+        <w:rFonts w:hint="default" w:ascii="Symbol" w:hAnsi="Symbol"/>
         <w:sz w:val="20"/>
       </w:rPr>
     </w:lvl>
@@ -8394,7 +10271,7 @@
         <w:ind w:left="1440" w:hanging="360"/>
       </w:pPr>
       <w:rPr>
-        <w:rFonts w:ascii="Courier New" w:hAnsi="Courier New" w:hint="default"/>
+        <w:rFonts w:hint="default" w:ascii="Courier New" w:hAnsi="Courier New"/>
         <w:sz w:val="20"/>
       </w:rPr>
     </w:lvl>
@@ -8410,7 +10287,7 @@
         <w:ind w:left="2160" w:hanging="360"/>
       </w:pPr>
       <w:rPr>
-        <w:rFonts w:ascii="Wingdings" w:hAnsi="Wingdings" w:hint="default"/>
+        <w:rFonts w:hint="default" w:ascii="Wingdings" w:hAnsi="Wingdings"/>
         <w:sz w:val="20"/>
       </w:rPr>
     </w:lvl>
@@ -8426,7 +10303,7 @@
         <w:ind w:left="2880" w:hanging="360"/>
       </w:pPr>
       <w:rPr>
-        <w:rFonts w:ascii="Wingdings" w:hAnsi="Wingdings" w:hint="default"/>
+        <w:rFonts w:hint="default" w:ascii="Wingdings" w:hAnsi="Wingdings"/>
         <w:sz w:val="20"/>
       </w:rPr>
     </w:lvl>
@@ -8442,7 +10319,7 @@
         <w:ind w:left="3600" w:hanging="360"/>
       </w:pPr>
       <w:rPr>
-        <w:rFonts w:ascii="Wingdings" w:hAnsi="Wingdings" w:hint="default"/>
+        <w:rFonts w:hint="default" w:ascii="Wingdings" w:hAnsi="Wingdings"/>
         <w:sz w:val="20"/>
       </w:rPr>
     </w:lvl>
@@ -8458,7 +10335,7 @@
         <w:ind w:left="4320" w:hanging="360"/>
       </w:pPr>
       <w:rPr>
-        <w:rFonts w:ascii="Wingdings" w:hAnsi="Wingdings" w:hint="default"/>
+        <w:rFonts w:hint="default" w:ascii="Wingdings" w:hAnsi="Wingdings"/>
         <w:sz w:val="20"/>
       </w:rPr>
     </w:lvl>
@@ -8474,7 +10351,7 @@
         <w:ind w:left="5040" w:hanging="360"/>
       </w:pPr>
       <w:rPr>
-        <w:rFonts w:ascii="Wingdings" w:hAnsi="Wingdings" w:hint="default"/>
+        <w:rFonts w:hint="default" w:ascii="Wingdings" w:hAnsi="Wingdings"/>
         <w:sz w:val="20"/>
       </w:rPr>
     </w:lvl>
@@ -8490,7 +10367,7 @@
         <w:ind w:left="5760" w:hanging="360"/>
       </w:pPr>
       <w:rPr>
-        <w:rFonts w:ascii="Wingdings" w:hAnsi="Wingdings" w:hint="default"/>
+        <w:rFonts w:hint="default" w:ascii="Wingdings" w:hAnsi="Wingdings"/>
         <w:sz w:val="20"/>
       </w:rPr>
     </w:lvl>
@@ -8506,7 +10383,7 @@
         <w:ind w:left="6480" w:hanging="360"/>
       </w:pPr>
       <w:rPr>
-        <w:rFonts w:ascii="Wingdings" w:hAnsi="Wingdings" w:hint="default"/>
+        <w:rFonts w:hint="default" w:ascii="Wingdings" w:hAnsi="Wingdings"/>
         <w:sz w:val="20"/>
       </w:rPr>
     </w:lvl>
@@ -8527,7 +10404,7 @@
         <w:ind w:left="720" w:hanging="360"/>
       </w:pPr>
       <w:rPr>
-        <w:rFonts w:ascii="Symbol" w:hAnsi="Symbol" w:hint="default"/>
+        <w:rFonts w:hint="default" w:ascii="Symbol" w:hAnsi="Symbol"/>
         <w:sz w:val="20"/>
       </w:rPr>
     </w:lvl>
@@ -8543,7 +10420,7 @@
         <w:ind w:left="1440" w:hanging="360"/>
       </w:pPr>
       <w:rPr>
-        <w:rFonts w:ascii="Courier New" w:hAnsi="Courier New" w:hint="default"/>
+        <w:rFonts w:hint="default" w:ascii="Courier New" w:hAnsi="Courier New"/>
         <w:sz w:val="20"/>
       </w:rPr>
     </w:lvl>
@@ -8559,7 +10436,7 @@
         <w:ind w:left="2160" w:hanging="360"/>
       </w:pPr>
       <w:rPr>
-        <w:rFonts w:ascii="Wingdings" w:hAnsi="Wingdings" w:hint="default"/>
+        <w:rFonts w:hint="default" w:ascii="Wingdings" w:hAnsi="Wingdings"/>
         <w:sz w:val="20"/>
       </w:rPr>
     </w:lvl>
@@ -8575,7 +10452,7 @@
         <w:ind w:left="2880" w:hanging="360"/>
       </w:pPr>
       <w:rPr>
-        <w:rFonts w:ascii="Wingdings" w:hAnsi="Wingdings" w:hint="default"/>
+        <w:rFonts w:hint="default" w:ascii="Wingdings" w:hAnsi="Wingdings"/>
         <w:sz w:val="20"/>
       </w:rPr>
     </w:lvl>
@@ -8591,7 +10468,7 @@
         <w:ind w:left="3600" w:hanging="360"/>
       </w:pPr>
       <w:rPr>
-        <w:rFonts w:ascii="Wingdings" w:hAnsi="Wingdings" w:hint="default"/>
+        <w:rFonts w:hint="default" w:ascii="Wingdings" w:hAnsi="Wingdings"/>
         <w:sz w:val="20"/>
       </w:rPr>
     </w:lvl>
@@ -8607,7 +10484,7 @@
         <w:ind w:left="4320" w:hanging="360"/>
       </w:pPr>
       <w:rPr>
-        <w:rFonts w:ascii="Wingdings" w:hAnsi="Wingdings" w:hint="default"/>
+        <w:rFonts w:hint="default" w:ascii="Wingdings" w:hAnsi="Wingdings"/>
         <w:sz w:val="20"/>
       </w:rPr>
     </w:lvl>
@@ -8623,7 +10500,7 @@
         <w:ind w:left="5040" w:hanging="360"/>
       </w:pPr>
       <w:rPr>
-        <w:rFonts w:ascii="Wingdings" w:hAnsi="Wingdings" w:hint="default"/>
+        <w:rFonts w:hint="default" w:ascii="Wingdings" w:hAnsi="Wingdings"/>
         <w:sz w:val="20"/>
       </w:rPr>
     </w:lvl>
@@ -8639,7 +10516,7 @@
         <w:ind w:left="5760" w:hanging="360"/>
       </w:pPr>
       <w:rPr>
-        <w:rFonts w:ascii="Wingdings" w:hAnsi="Wingdings" w:hint="default"/>
+        <w:rFonts w:hint="default" w:ascii="Wingdings" w:hAnsi="Wingdings"/>
         <w:sz w:val="20"/>
       </w:rPr>
     </w:lvl>
@@ -8655,7 +10532,7 @@
         <w:ind w:left="6480" w:hanging="360"/>
       </w:pPr>
       <w:rPr>
-        <w:rFonts w:ascii="Wingdings" w:hAnsi="Wingdings" w:hint="default"/>
+        <w:rFonts w:hint="default" w:ascii="Wingdings" w:hAnsi="Wingdings"/>
         <w:sz w:val="20"/>
       </w:rPr>
     </w:lvl>
@@ -8789,7 +10666,7 @@
         <w:ind w:left="720" w:hanging="360"/>
       </w:pPr>
       <w:rPr>
-        <w:rFonts w:ascii="Symbol" w:hAnsi="Symbol" w:hint="default"/>
+        <w:rFonts w:hint="default" w:ascii="Symbol" w:hAnsi="Symbol"/>
         <w:sz w:val="20"/>
       </w:rPr>
     </w:lvl>
@@ -8805,7 +10682,7 @@
         <w:ind w:left="1440" w:hanging="360"/>
       </w:pPr>
       <w:rPr>
-        <w:rFonts w:ascii="Courier New" w:hAnsi="Courier New" w:hint="default"/>
+        <w:rFonts w:hint="default" w:ascii="Courier New" w:hAnsi="Courier New"/>
         <w:sz w:val="20"/>
       </w:rPr>
     </w:lvl>
@@ -8821,7 +10698,7 @@
         <w:ind w:left="2160" w:hanging="360"/>
       </w:pPr>
       <w:rPr>
-        <w:rFonts w:ascii="Wingdings" w:hAnsi="Wingdings" w:hint="default"/>
+        <w:rFonts w:hint="default" w:ascii="Wingdings" w:hAnsi="Wingdings"/>
         <w:sz w:val="20"/>
       </w:rPr>
     </w:lvl>
@@ -8837,7 +10714,7 @@
         <w:ind w:left="2880" w:hanging="360"/>
       </w:pPr>
       <w:rPr>
-        <w:rFonts w:ascii="Wingdings" w:hAnsi="Wingdings" w:hint="default"/>
+        <w:rFonts w:hint="default" w:ascii="Wingdings" w:hAnsi="Wingdings"/>
         <w:sz w:val="20"/>
       </w:rPr>
     </w:lvl>
@@ -8853,7 +10730,7 @@
         <w:ind w:left="3600" w:hanging="360"/>
       </w:pPr>
       <w:rPr>
-        <w:rFonts w:ascii="Wingdings" w:hAnsi="Wingdings" w:hint="default"/>
+        <w:rFonts w:hint="default" w:ascii="Wingdings" w:hAnsi="Wingdings"/>
         <w:sz w:val="20"/>
       </w:rPr>
     </w:lvl>
@@ -8869,7 +10746,7 @@
         <w:ind w:left="4320" w:hanging="360"/>
       </w:pPr>
       <w:rPr>
-        <w:rFonts w:ascii="Wingdings" w:hAnsi="Wingdings" w:hint="default"/>
+        <w:rFonts w:hint="default" w:ascii="Wingdings" w:hAnsi="Wingdings"/>
         <w:sz w:val="20"/>
       </w:rPr>
     </w:lvl>
@@ -8885,7 +10762,7 @@
         <w:ind w:left="5040" w:hanging="360"/>
       </w:pPr>
       <w:rPr>
-        <w:rFonts w:ascii="Wingdings" w:hAnsi="Wingdings" w:hint="default"/>
+        <w:rFonts w:hint="default" w:ascii="Wingdings" w:hAnsi="Wingdings"/>
         <w:sz w:val="20"/>
       </w:rPr>
     </w:lvl>
@@ -8901,7 +10778,7 @@
         <w:ind w:left="5760" w:hanging="360"/>
       </w:pPr>
       <w:rPr>
-        <w:rFonts w:ascii="Wingdings" w:hAnsi="Wingdings" w:hint="default"/>
+        <w:rFonts w:hint="default" w:ascii="Wingdings" w:hAnsi="Wingdings"/>
         <w:sz w:val="20"/>
       </w:rPr>
     </w:lvl>
@@ -8917,7 +10794,7 @@
         <w:ind w:left="6480" w:hanging="360"/>
       </w:pPr>
       <w:rPr>
-        <w:rFonts w:ascii="Wingdings" w:hAnsi="Wingdings" w:hint="default"/>
+        <w:rFonts w:hint="default" w:ascii="Wingdings" w:hAnsi="Wingdings"/>
         <w:sz w:val="20"/>
       </w:rPr>
     </w:lvl>
@@ -8938,7 +10815,7 @@
         <w:ind w:left="720" w:hanging="360"/>
       </w:pPr>
       <w:rPr>
-        <w:rFonts w:ascii="Symbol" w:hAnsi="Symbol" w:hint="default"/>
+        <w:rFonts w:hint="default" w:ascii="Symbol" w:hAnsi="Symbol"/>
         <w:sz w:val="20"/>
       </w:rPr>
     </w:lvl>
@@ -8954,7 +10831,7 @@
         <w:ind w:left="1440" w:hanging="360"/>
       </w:pPr>
       <w:rPr>
-        <w:rFonts w:ascii="Courier New" w:hAnsi="Courier New" w:hint="default"/>
+        <w:rFonts w:hint="default" w:ascii="Courier New" w:hAnsi="Courier New"/>
         <w:sz w:val="20"/>
       </w:rPr>
     </w:lvl>
@@ -8970,7 +10847,7 @@
         <w:ind w:left="2160" w:hanging="360"/>
       </w:pPr>
       <w:rPr>
-        <w:rFonts w:ascii="Wingdings" w:hAnsi="Wingdings" w:hint="default"/>
+        <w:rFonts w:hint="default" w:ascii="Wingdings" w:hAnsi="Wingdings"/>
         <w:sz w:val="20"/>
       </w:rPr>
     </w:lvl>
@@ -8986,7 +10863,7 @@
         <w:ind w:left="2880" w:hanging="360"/>
       </w:pPr>
       <w:rPr>
-        <w:rFonts w:ascii="Wingdings" w:hAnsi="Wingdings" w:hint="default"/>
+        <w:rFonts w:hint="default" w:ascii="Wingdings" w:hAnsi="Wingdings"/>
         <w:sz w:val="20"/>
       </w:rPr>
     </w:lvl>
@@ -9002,7 +10879,7 @@
         <w:ind w:left="3600" w:hanging="360"/>
       </w:pPr>
       <w:rPr>
-        <w:rFonts w:ascii="Wingdings" w:hAnsi="Wingdings" w:hint="default"/>
+        <w:rFonts w:hint="default" w:ascii="Wingdings" w:hAnsi="Wingdings"/>
         <w:sz w:val="20"/>
       </w:rPr>
     </w:lvl>
@@ -9018,7 +10895,7 @@
         <w:ind w:left="4320" w:hanging="360"/>
       </w:pPr>
       <w:rPr>
-        <w:rFonts w:ascii="Wingdings" w:hAnsi="Wingdings" w:hint="default"/>
+        <w:rFonts w:hint="default" w:ascii="Wingdings" w:hAnsi="Wingdings"/>
         <w:sz w:val="20"/>
       </w:rPr>
     </w:lvl>
@@ -9034,7 +10911,7 @@
         <w:ind w:left="5040" w:hanging="360"/>
       </w:pPr>
       <w:rPr>
-        <w:rFonts w:ascii="Wingdings" w:hAnsi="Wingdings" w:hint="default"/>
+        <w:rFonts w:hint="default" w:ascii="Wingdings" w:hAnsi="Wingdings"/>
         <w:sz w:val="20"/>
       </w:rPr>
     </w:lvl>
@@ -9050,7 +10927,7 @@
         <w:ind w:left="5760" w:hanging="360"/>
       </w:pPr>
       <w:rPr>
-        <w:rFonts w:ascii="Wingdings" w:hAnsi="Wingdings" w:hint="default"/>
+        <w:rFonts w:hint="default" w:ascii="Wingdings" w:hAnsi="Wingdings"/>
         <w:sz w:val="20"/>
       </w:rPr>
     </w:lvl>
@@ -9066,7 +10943,7 @@
         <w:ind w:left="6480" w:hanging="360"/>
       </w:pPr>
       <w:rPr>
-        <w:rFonts w:ascii="Wingdings" w:hAnsi="Wingdings" w:hint="default"/>
+        <w:rFonts w:hint="default" w:ascii="Wingdings" w:hAnsi="Wingdings"/>
         <w:sz w:val="20"/>
       </w:rPr>
     </w:lvl>
@@ -9200,7 +11077,7 @@
         <w:ind w:left="720" w:hanging="360"/>
       </w:pPr>
       <w:rPr>
-        <w:rFonts w:ascii="Symbol" w:hAnsi="Symbol" w:hint="default"/>
+        <w:rFonts w:hint="default" w:ascii="Symbol" w:hAnsi="Symbol"/>
         <w:sz w:val="20"/>
       </w:rPr>
     </w:lvl>
@@ -9216,7 +11093,7 @@
         <w:ind w:left="1440" w:hanging="360"/>
       </w:pPr>
       <w:rPr>
-        <w:rFonts w:ascii="Courier New" w:hAnsi="Courier New" w:hint="default"/>
+        <w:rFonts w:hint="default" w:ascii="Courier New" w:hAnsi="Courier New"/>
         <w:sz w:val="20"/>
       </w:rPr>
     </w:lvl>
@@ -9232,7 +11109,7 @@
         <w:ind w:left="2160" w:hanging="360"/>
       </w:pPr>
       <w:rPr>
-        <w:rFonts w:ascii="Wingdings" w:hAnsi="Wingdings" w:hint="default"/>
+        <w:rFonts w:hint="default" w:ascii="Wingdings" w:hAnsi="Wingdings"/>
         <w:sz w:val="20"/>
       </w:rPr>
     </w:lvl>
@@ -9248,7 +11125,7 @@
         <w:ind w:left="2880" w:hanging="360"/>
       </w:pPr>
       <w:rPr>
-        <w:rFonts w:ascii="Wingdings" w:hAnsi="Wingdings" w:hint="default"/>
+        <w:rFonts w:hint="default" w:ascii="Wingdings" w:hAnsi="Wingdings"/>
         <w:sz w:val="20"/>
       </w:rPr>
     </w:lvl>
@@ -9264,7 +11141,7 @@
         <w:ind w:left="3600" w:hanging="360"/>
       </w:pPr>
       <w:rPr>
-        <w:rFonts w:ascii="Wingdings" w:hAnsi="Wingdings" w:hint="default"/>
+        <w:rFonts w:hint="default" w:ascii="Wingdings" w:hAnsi="Wingdings"/>
         <w:sz w:val="20"/>
       </w:rPr>
     </w:lvl>
@@ -9280,7 +11157,7 @@
         <w:ind w:left="4320" w:hanging="360"/>
       </w:pPr>
       <w:rPr>
-        <w:rFonts w:ascii="Wingdings" w:hAnsi="Wingdings" w:hint="default"/>
+        <w:rFonts w:hint="default" w:ascii="Wingdings" w:hAnsi="Wingdings"/>
         <w:sz w:val="20"/>
       </w:rPr>
     </w:lvl>
@@ -9296,7 +11173,7 @@
         <w:ind w:left="5040" w:hanging="360"/>
       </w:pPr>
       <w:rPr>
-        <w:rFonts w:ascii="Wingdings" w:hAnsi="Wingdings" w:hint="default"/>
+        <w:rFonts w:hint="default" w:ascii="Wingdings" w:hAnsi="Wingdings"/>
         <w:sz w:val="20"/>
       </w:rPr>
     </w:lvl>
@@ -9312,7 +11189,7 @@
         <w:ind w:left="5760" w:hanging="360"/>
       </w:pPr>
       <w:rPr>
-        <w:rFonts w:ascii="Wingdings" w:hAnsi="Wingdings" w:hint="default"/>
+        <w:rFonts w:hint="default" w:ascii="Wingdings" w:hAnsi="Wingdings"/>
         <w:sz w:val="20"/>
       </w:rPr>
     </w:lvl>
@@ -9328,7 +11205,7 @@
         <w:ind w:left="6480" w:hanging="360"/>
       </w:pPr>
       <w:rPr>
-        <w:rFonts w:ascii="Wingdings" w:hAnsi="Wingdings" w:hint="default"/>
+        <w:rFonts w:hint="default" w:ascii="Wingdings" w:hAnsi="Wingdings"/>
         <w:sz w:val="20"/>
       </w:rPr>
     </w:lvl>
@@ -9349,7 +11226,7 @@
         <w:ind w:left="720" w:hanging="360"/>
       </w:pPr>
       <w:rPr>
-        <w:rFonts w:ascii="Symbol" w:hAnsi="Symbol" w:hint="default"/>
+        <w:rFonts w:hint="default" w:ascii="Symbol" w:hAnsi="Symbol"/>
         <w:sz w:val="20"/>
       </w:rPr>
     </w:lvl>
@@ -9365,7 +11242,7 @@
         <w:ind w:left="1440" w:hanging="360"/>
       </w:pPr>
       <w:rPr>
-        <w:rFonts w:ascii="Courier New" w:hAnsi="Courier New" w:hint="default"/>
+        <w:rFonts w:hint="default" w:ascii="Courier New" w:hAnsi="Courier New"/>
         <w:sz w:val="20"/>
       </w:rPr>
     </w:lvl>
@@ -9381,7 +11258,7 @@
         <w:ind w:left="2160" w:hanging="360"/>
       </w:pPr>
       <w:rPr>
-        <w:rFonts w:ascii="Wingdings" w:hAnsi="Wingdings" w:hint="default"/>
+        <w:rFonts w:hint="default" w:ascii="Wingdings" w:hAnsi="Wingdings"/>
         <w:sz w:val="20"/>
       </w:rPr>
     </w:lvl>
@@ -9397,7 +11274,7 @@
         <w:ind w:left="2880" w:hanging="360"/>
       </w:pPr>
       <w:rPr>
-        <w:rFonts w:ascii="Wingdings" w:hAnsi="Wingdings" w:hint="default"/>
+        <w:rFonts w:hint="default" w:ascii="Wingdings" w:hAnsi="Wingdings"/>
         <w:sz w:val="20"/>
       </w:rPr>
     </w:lvl>
@@ -9413,7 +11290,7 @@
         <w:ind w:left="3600" w:hanging="360"/>
       </w:pPr>
       <w:rPr>
-        <w:rFonts w:ascii="Wingdings" w:hAnsi="Wingdings" w:hint="default"/>
+        <w:rFonts w:hint="default" w:ascii="Wingdings" w:hAnsi="Wingdings"/>
         <w:sz w:val="20"/>
       </w:rPr>
     </w:lvl>
@@ -9429,7 +11306,7 @@
         <w:ind w:left="4320" w:hanging="360"/>
       </w:pPr>
       <w:rPr>
-        <w:rFonts w:ascii="Wingdings" w:hAnsi="Wingdings" w:hint="default"/>
+        <w:rFonts w:hint="default" w:ascii="Wingdings" w:hAnsi="Wingdings"/>
         <w:sz w:val="20"/>
       </w:rPr>
     </w:lvl>
@@ -9445,7 +11322,7 @@
         <w:ind w:left="5040" w:hanging="360"/>
       </w:pPr>
       <w:rPr>
-        <w:rFonts w:ascii="Wingdings" w:hAnsi="Wingdings" w:hint="default"/>
+        <w:rFonts w:hint="default" w:ascii="Wingdings" w:hAnsi="Wingdings"/>
         <w:sz w:val="20"/>
       </w:rPr>
     </w:lvl>
@@ -9461,7 +11338,7 @@
         <w:ind w:left="5760" w:hanging="360"/>
       </w:pPr>
       <w:rPr>
-        <w:rFonts w:ascii="Wingdings" w:hAnsi="Wingdings" w:hint="default"/>
+        <w:rFonts w:hint="default" w:ascii="Wingdings" w:hAnsi="Wingdings"/>
         <w:sz w:val="20"/>
       </w:rPr>
     </w:lvl>
@@ -9477,7 +11354,7 @@
         <w:ind w:left="6480" w:hanging="360"/>
       </w:pPr>
       <w:rPr>
-        <w:rFonts w:ascii="Wingdings" w:hAnsi="Wingdings" w:hint="default"/>
+        <w:rFonts w:hint="default" w:ascii="Wingdings" w:hAnsi="Wingdings"/>
         <w:sz w:val="20"/>
       </w:rPr>
     </w:lvl>
@@ -9510,7 +11387,7 @@
         <w:ind w:left="1440" w:hanging="360"/>
       </w:pPr>
       <w:rPr>
-        <w:rFonts w:ascii="Courier New" w:hAnsi="Courier New" w:hint="default"/>
+        <w:rFonts w:hint="default" w:ascii="Courier New" w:hAnsi="Courier New"/>
         <w:sz w:val="20"/>
       </w:rPr>
     </w:lvl>
@@ -9615,7 +11492,7 @@
         <w:ind w:left="720" w:hanging="360"/>
       </w:pPr>
       <w:rPr>
-        <w:rFonts w:ascii="Symbol" w:hAnsi="Symbol" w:hint="default"/>
+        <w:rFonts w:hint="default" w:ascii="Symbol" w:hAnsi="Symbol"/>
         <w:sz w:val="20"/>
       </w:rPr>
     </w:lvl>
@@ -9631,7 +11508,7 @@
         <w:ind w:left="1440" w:hanging="360"/>
       </w:pPr>
       <w:rPr>
-        <w:rFonts w:ascii="Courier New" w:hAnsi="Courier New" w:hint="default"/>
+        <w:rFonts w:hint="default" w:ascii="Courier New" w:hAnsi="Courier New"/>
         <w:sz w:val="20"/>
       </w:rPr>
     </w:lvl>
@@ -9647,7 +11524,7 @@
         <w:ind w:left="2160" w:hanging="360"/>
       </w:pPr>
       <w:rPr>
-        <w:rFonts w:ascii="Wingdings" w:hAnsi="Wingdings" w:hint="default"/>
+        <w:rFonts w:hint="default" w:ascii="Wingdings" w:hAnsi="Wingdings"/>
         <w:sz w:val="20"/>
       </w:rPr>
     </w:lvl>
@@ -9663,7 +11540,7 @@
         <w:ind w:left="2880" w:hanging="360"/>
       </w:pPr>
       <w:rPr>
-        <w:rFonts w:ascii="Wingdings" w:hAnsi="Wingdings" w:hint="default"/>
+        <w:rFonts w:hint="default" w:ascii="Wingdings" w:hAnsi="Wingdings"/>
         <w:sz w:val="20"/>
       </w:rPr>
     </w:lvl>
@@ -9679,7 +11556,7 @@
         <w:ind w:left="3600" w:hanging="360"/>
       </w:pPr>
       <w:rPr>
-        <w:rFonts w:ascii="Wingdings" w:hAnsi="Wingdings" w:hint="default"/>
+        <w:rFonts w:hint="default" w:ascii="Wingdings" w:hAnsi="Wingdings"/>
         <w:sz w:val="20"/>
       </w:rPr>
     </w:lvl>
@@ -9695,7 +11572,7 @@
         <w:ind w:left="4320" w:hanging="360"/>
       </w:pPr>
       <w:rPr>
-        <w:rFonts w:ascii="Wingdings" w:hAnsi="Wingdings" w:hint="default"/>
+        <w:rFonts w:hint="default" w:ascii="Wingdings" w:hAnsi="Wingdings"/>
         <w:sz w:val="20"/>
       </w:rPr>
     </w:lvl>
@@ -9711,7 +11588,7 @@
         <w:ind w:left="5040" w:hanging="360"/>
       </w:pPr>
       <w:rPr>
-        <w:rFonts w:ascii="Wingdings" w:hAnsi="Wingdings" w:hint="default"/>
+        <w:rFonts w:hint="default" w:ascii="Wingdings" w:hAnsi="Wingdings"/>
         <w:sz w:val="20"/>
       </w:rPr>
     </w:lvl>
@@ -9727,7 +11604,7 @@
         <w:ind w:left="5760" w:hanging="360"/>
       </w:pPr>
       <w:rPr>
-        <w:rFonts w:ascii="Wingdings" w:hAnsi="Wingdings" w:hint="default"/>
+        <w:rFonts w:hint="default" w:ascii="Wingdings" w:hAnsi="Wingdings"/>
         <w:sz w:val="20"/>
       </w:rPr>
     </w:lvl>
@@ -9743,7 +11620,7 @@
         <w:ind w:left="6480" w:hanging="360"/>
       </w:pPr>
       <w:rPr>
-        <w:rFonts w:ascii="Wingdings" w:hAnsi="Wingdings" w:hint="default"/>
+        <w:rFonts w:hint="default" w:ascii="Wingdings" w:hAnsi="Wingdings"/>
         <w:sz w:val="20"/>
       </w:rPr>
     </w:lvl>
@@ -9764,7 +11641,7 @@
         <w:ind w:left="720" w:hanging="360"/>
       </w:pPr>
       <w:rPr>
-        <w:rFonts w:ascii="Symbol" w:hAnsi="Symbol" w:hint="default"/>
+        <w:rFonts w:hint="default" w:ascii="Symbol" w:hAnsi="Symbol"/>
         <w:sz w:val="20"/>
       </w:rPr>
     </w:lvl>
@@ -9780,7 +11657,7 @@
         <w:ind w:left="1440" w:hanging="360"/>
       </w:pPr>
       <w:rPr>
-        <w:rFonts w:ascii="Courier New" w:hAnsi="Courier New" w:hint="default"/>
+        <w:rFonts w:hint="default" w:ascii="Courier New" w:hAnsi="Courier New"/>
         <w:sz w:val="20"/>
       </w:rPr>
     </w:lvl>
@@ -9796,7 +11673,7 @@
         <w:ind w:left="2160" w:hanging="360"/>
       </w:pPr>
       <w:rPr>
-        <w:rFonts w:ascii="Wingdings" w:hAnsi="Wingdings" w:hint="default"/>
+        <w:rFonts w:hint="default" w:ascii="Wingdings" w:hAnsi="Wingdings"/>
         <w:sz w:val="20"/>
       </w:rPr>
     </w:lvl>
@@ -9812,7 +11689,7 @@
         <w:ind w:left="2880" w:hanging="360"/>
       </w:pPr>
       <w:rPr>
-        <w:rFonts w:ascii="Wingdings" w:hAnsi="Wingdings" w:hint="default"/>
+        <w:rFonts w:hint="default" w:ascii="Wingdings" w:hAnsi="Wingdings"/>
         <w:sz w:val="20"/>
       </w:rPr>
     </w:lvl>
@@ -9828,7 +11705,7 @@
         <w:ind w:left="3600" w:hanging="360"/>
       </w:pPr>
       <w:rPr>
-        <w:rFonts w:ascii="Wingdings" w:hAnsi="Wingdings" w:hint="default"/>
+        <w:rFonts w:hint="default" w:ascii="Wingdings" w:hAnsi="Wingdings"/>
         <w:sz w:val="20"/>
       </w:rPr>
     </w:lvl>
@@ -9844,7 +11721,7 @@
         <w:ind w:left="4320" w:hanging="360"/>
       </w:pPr>
       <w:rPr>
-        <w:rFonts w:ascii="Wingdings" w:hAnsi="Wingdings" w:hint="default"/>
+        <w:rFonts w:hint="default" w:ascii="Wingdings" w:hAnsi="Wingdings"/>
         <w:sz w:val="20"/>
       </w:rPr>
     </w:lvl>
@@ -9860,7 +11737,7 @@
         <w:ind w:left="5040" w:hanging="360"/>
       </w:pPr>
       <w:rPr>
-        <w:rFonts w:ascii="Wingdings" w:hAnsi="Wingdings" w:hint="default"/>
+        <w:rFonts w:hint="default" w:ascii="Wingdings" w:hAnsi="Wingdings"/>
         <w:sz w:val="20"/>
       </w:rPr>
     </w:lvl>
@@ -9876,7 +11753,7 @@
         <w:ind w:left="5760" w:hanging="360"/>
       </w:pPr>
       <w:rPr>
-        <w:rFonts w:ascii="Wingdings" w:hAnsi="Wingdings" w:hint="default"/>
+        <w:rFonts w:hint="default" w:ascii="Wingdings" w:hAnsi="Wingdings"/>
         <w:sz w:val="20"/>
       </w:rPr>
     </w:lvl>
@@ -9892,7 +11769,7 @@
         <w:ind w:left="6480" w:hanging="360"/>
       </w:pPr>
       <w:rPr>
-        <w:rFonts w:ascii="Wingdings" w:hAnsi="Wingdings" w:hint="default"/>
+        <w:rFonts w:hint="default" w:ascii="Wingdings" w:hAnsi="Wingdings"/>
         <w:sz w:val="20"/>
       </w:rPr>
     </w:lvl>
@@ -9913,7 +11790,7 @@
         <w:ind w:left="720" w:hanging="360"/>
       </w:pPr>
       <w:rPr>
-        <w:rFonts w:ascii="Symbol" w:hAnsi="Symbol" w:hint="default"/>
+        <w:rFonts w:hint="default" w:ascii="Symbol" w:hAnsi="Symbol"/>
         <w:sz w:val="20"/>
       </w:rPr>
     </w:lvl>
@@ -9929,7 +11806,7 @@
         <w:ind w:left="1440" w:hanging="360"/>
       </w:pPr>
       <w:rPr>
-        <w:rFonts w:ascii="Courier New" w:hAnsi="Courier New" w:hint="default"/>
+        <w:rFonts w:hint="default" w:ascii="Courier New" w:hAnsi="Courier New"/>
         <w:sz w:val="20"/>
       </w:rPr>
     </w:lvl>
@@ -9945,7 +11822,7 @@
         <w:ind w:left="2160" w:hanging="360"/>
       </w:pPr>
       <w:rPr>
-        <w:rFonts w:ascii="Wingdings" w:hAnsi="Wingdings" w:hint="default"/>
+        <w:rFonts w:hint="default" w:ascii="Wingdings" w:hAnsi="Wingdings"/>
         <w:sz w:val="20"/>
       </w:rPr>
     </w:lvl>
@@ -9961,7 +11838,7 @@
         <w:ind w:left="2880" w:hanging="360"/>
       </w:pPr>
       <w:rPr>
-        <w:rFonts w:ascii="Wingdings" w:hAnsi="Wingdings" w:hint="default"/>
+        <w:rFonts w:hint="default" w:ascii="Wingdings" w:hAnsi="Wingdings"/>
         <w:sz w:val="20"/>
       </w:rPr>
     </w:lvl>
@@ -9977,7 +11854,7 @@
         <w:ind w:left="3600" w:hanging="360"/>
       </w:pPr>
       <w:rPr>
-        <w:rFonts w:ascii="Wingdings" w:hAnsi="Wingdings" w:hint="default"/>
+        <w:rFonts w:hint="default" w:ascii="Wingdings" w:hAnsi="Wingdings"/>
         <w:sz w:val="20"/>
       </w:rPr>
     </w:lvl>
@@ -9993,7 +11870,7 @@
         <w:ind w:left="4320" w:hanging="360"/>
       </w:pPr>
       <w:rPr>
-        <w:rFonts w:ascii="Wingdings" w:hAnsi="Wingdings" w:hint="default"/>
+        <w:rFonts w:hint="default" w:ascii="Wingdings" w:hAnsi="Wingdings"/>
         <w:sz w:val="20"/>
       </w:rPr>
     </w:lvl>
@@ -10009,7 +11886,7 @@
         <w:ind w:left="5040" w:hanging="360"/>
       </w:pPr>
       <w:rPr>
-        <w:rFonts w:ascii="Wingdings" w:hAnsi="Wingdings" w:hint="default"/>
+        <w:rFonts w:hint="default" w:ascii="Wingdings" w:hAnsi="Wingdings"/>
         <w:sz w:val="20"/>
       </w:rPr>
     </w:lvl>
@@ -10025,7 +11902,7 @@
         <w:ind w:left="5760" w:hanging="360"/>
       </w:pPr>
       <w:rPr>
-        <w:rFonts w:ascii="Wingdings" w:hAnsi="Wingdings" w:hint="default"/>
+        <w:rFonts w:hint="default" w:ascii="Wingdings" w:hAnsi="Wingdings"/>
         <w:sz w:val="20"/>
       </w:rPr>
     </w:lvl>
@@ -10041,7 +11918,7 @@
         <w:ind w:left="6480" w:hanging="360"/>
       </w:pPr>
       <w:rPr>
-        <w:rFonts w:ascii="Wingdings" w:hAnsi="Wingdings" w:hint="default"/>
+        <w:rFonts w:hint="default" w:ascii="Wingdings" w:hAnsi="Wingdings"/>
         <w:sz w:val="20"/>
       </w:rPr>
     </w:lvl>
@@ -10062,7 +11939,7 @@
         <w:ind w:left="720" w:hanging="360"/>
       </w:pPr>
       <w:rPr>
-        <w:rFonts w:ascii="Symbol" w:hAnsi="Symbol" w:hint="default"/>
+        <w:rFonts w:hint="default" w:ascii="Symbol" w:hAnsi="Symbol"/>
         <w:sz w:val="20"/>
       </w:rPr>
     </w:lvl>
@@ -10078,7 +11955,7 @@
         <w:ind w:left="1440" w:hanging="360"/>
       </w:pPr>
       <w:rPr>
-        <w:rFonts w:ascii="Courier New" w:hAnsi="Courier New" w:hint="default"/>
+        <w:rFonts w:hint="default" w:ascii="Courier New" w:hAnsi="Courier New"/>
         <w:sz w:val="20"/>
       </w:rPr>
     </w:lvl>
@@ -10094,7 +11971,7 @@
         <w:ind w:left="2160" w:hanging="360"/>
       </w:pPr>
       <w:rPr>
-        <w:rFonts w:ascii="Wingdings" w:hAnsi="Wingdings" w:hint="default"/>
+        <w:rFonts w:hint="default" w:ascii="Wingdings" w:hAnsi="Wingdings"/>
         <w:sz w:val="20"/>
       </w:rPr>
     </w:lvl>
@@ -10110,7 +11987,7 @@
         <w:ind w:left="2880" w:hanging="360"/>
       </w:pPr>
       <w:rPr>
-        <w:rFonts w:ascii="Wingdings" w:hAnsi="Wingdings" w:hint="default"/>
+        <w:rFonts w:hint="default" w:ascii="Wingdings" w:hAnsi="Wingdings"/>
         <w:sz w:val="20"/>
       </w:rPr>
     </w:lvl>
@@ -10126,7 +12003,7 @@
         <w:ind w:left="3600" w:hanging="360"/>
       </w:pPr>
       <w:rPr>
-        <w:rFonts w:ascii="Wingdings" w:hAnsi="Wingdings" w:hint="default"/>
+        <w:rFonts w:hint="default" w:ascii="Wingdings" w:hAnsi="Wingdings"/>
         <w:sz w:val="20"/>
       </w:rPr>
     </w:lvl>
@@ -10142,7 +12019,7 @@
         <w:ind w:left="4320" w:hanging="360"/>
       </w:pPr>
       <w:rPr>
-        <w:rFonts w:ascii="Wingdings" w:hAnsi="Wingdings" w:hint="default"/>
+        <w:rFonts w:hint="default" w:ascii="Wingdings" w:hAnsi="Wingdings"/>
         <w:sz w:val="20"/>
       </w:rPr>
     </w:lvl>
@@ -10158,7 +12035,7 @@
         <w:ind w:left="5040" w:hanging="360"/>
       </w:pPr>
       <w:rPr>
-        <w:rFonts w:ascii="Wingdings" w:hAnsi="Wingdings" w:hint="default"/>
+        <w:rFonts w:hint="default" w:ascii="Wingdings" w:hAnsi="Wingdings"/>
         <w:sz w:val="20"/>
       </w:rPr>
     </w:lvl>
@@ -10174,7 +12051,7 @@
         <w:ind w:left="5760" w:hanging="360"/>
       </w:pPr>
       <w:rPr>
-        <w:rFonts w:ascii="Wingdings" w:hAnsi="Wingdings" w:hint="default"/>
+        <w:rFonts w:hint="default" w:ascii="Wingdings" w:hAnsi="Wingdings"/>
         <w:sz w:val="20"/>
       </w:rPr>
     </w:lvl>
@@ -10190,7 +12067,7 @@
         <w:ind w:left="6480" w:hanging="360"/>
       </w:pPr>
       <w:rPr>
-        <w:rFonts w:ascii="Wingdings" w:hAnsi="Wingdings" w:hint="default"/>
+        <w:rFonts w:hint="default" w:ascii="Wingdings" w:hAnsi="Wingdings"/>
         <w:sz w:val="20"/>
       </w:rPr>
     </w:lvl>
@@ -10211,7 +12088,7 @@
         <w:ind w:left="720" w:hanging="360"/>
       </w:pPr>
       <w:rPr>
-        <w:rFonts w:ascii="Symbol" w:hAnsi="Symbol" w:hint="default"/>
+        <w:rFonts w:hint="default" w:ascii="Symbol" w:hAnsi="Symbol"/>
         <w:sz w:val="20"/>
       </w:rPr>
     </w:lvl>
@@ -10227,7 +12104,7 @@
         <w:ind w:left="1440" w:hanging="360"/>
       </w:pPr>
       <w:rPr>
-        <w:rFonts w:ascii="Courier New" w:hAnsi="Courier New" w:hint="default"/>
+        <w:rFonts w:hint="default" w:ascii="Courier New" w:hAnsi="Courier New"/>
         <w:sz w:val="20"/>
       </w:rPr>
     </w:lvl>
@@ -10243,7 +12120,7 @@
         <w:ind w:left="2160" w:hanging="360"/>
       </w:pPr>
       <w:rPr>
-        <w:rFonts w:ascii="Wingdings" w:hAnsi="Wingdings" w:hint="default"/>
+        <w:rFonts w:hint="default" w:ascii="Wingdings" w:hAnsi="Wingdings"/>
         <w:sz w:val="20"/>
       </w:rPr>
     </w:lvl>
@@ -10259,7 +12136,7 @@
         <w:ind w:left="2880" w:hanging="360"/>
       </w:pPr>
       <w:rPr>
-        <w:rFonts w:ascii="Wingdings" w:hAnsi="Wingdings" w:hint="default"/>
+        <w:rFonts w:hint="default" w:ascii="Wingdings" w:hAnsi="Wingdings"/>
         <w:sz w:val="20"/>
       </w:rPr>
     </w:lvl>
@@ -10275,7 +12152,7 @@
         <w:ind w:left="3600" w:hanging="360"/>
       </w:pPr>
       <w:rPr>
-        <w:rFonts w:ascii="Wingdings" w:hAnsi="Wingdings" w:hint="default"/>
+        <w:rFonts w:hint="default" w:ascii="Wingdings" w:hAnsi="Wingdings"/>
         <w:sz w:val="20"/>
       </w:rPr>
     </w:lvl>
@@ -10291,7 +12168,7 @@
         <w:ind w:left="4320" w:hanging="360"/>
       </w:pPr>
       <w:rPr>
-        <w:rFonts w:ascii="Wingdings" w:hAnsi="Wingdings" w:hint="default"/>
+        <w:rFonts w:hint="default" w:ascii="Wingdings" w:hAnsi="Wingdings"/>
         <w:sz w:val="20"/>
       </w:rPr>
     </w:lvl>
@@ -10307,7 +12184,7 @@
         <w:ind w:left="5040" w:hanging="360"/>
       </w:pPr>
       <w:rPr>
-        <w:rFonts w:ascii="Wingdings" w:hAnsi="Wingdings" w:hint="default"/>
+        <w:rFonts w:hint="default" w:ascii="Wingdings" w:hAnsi="Wingdings"/>
         <w:sz w:val="20"/>
       </w:rPr>
     </w:lvl>
@@ -10323,7 +12200,7 @@
         <w:ind w:left="5760" w:hanging="360"/>
       </w:pPr>
       <w:rPr>
-        <w:rFonts w:ascii="Wingdings" w:hAnsi="Wingdings" w:hint="default"/>
+        <w:rFonts w:hint="default" w:ascii="Wingdings" w:hAnsi="Wingdings"/>
         <w:sz w:val="20"/>
       </w:rPr>
     </w:lvl>
@@ -10339,7 +12216,7 @@
         <w:ind w:left="6480" w:hanging="360"/>
       </w:pPr>
       <w:rPr>
-        <w:rFonts w:ascii="Wingdings" w:hAnsi="Wingdings" w:hint="default"/>
+        <w:rFonts w:hint="default" w:ascii="Wingdings" w:hAnsi="Wingdings"/>
         <w:sz w:val="20"/>
       </w:rPr>
     </w:lvl>
@@ -10360,7 +12237,7 @@
         <w:ind w:left="720" w:hanging="360"/>
       </w:pPr>
       <w:rPr>
-        <w:rFonts w:ascii="Symbol" w:hAnsi="Symbol" w:hint="default"/>
+        <w:rFonts w:hint="default" w:ascii="Symbol" w:hAnsi="Symbol"/>
         <w:sz w:val="20"/>
       </w:rPr>
     </w:lvl>
@@ -10376,7 +12253,7 @@
         <w:ind w:left="1440" w:hanging="360"/>
       </w:pPr>
       <w:rPr>
-        <w:rFonts w:ascii="Courier New" w:hAnsi="Courier New" w:hint="default"/>
+        <w:rFonts w:hint="default" w:ascii="Courier New" w:hAnsi="Courier New"/>
         <w:sz w:val="20"/>
       </w:rPr>
     </w:lvl>
@@ -10392,7 +12269,7 @@
         <w:ind w:left="2160" w:hanging="360"/>
       </w:pPr>
       <w:rPr>
-        <w:rFonts w:ascii="Wingdings" w:hAnsi="Wingdings" w:hint="default"/>
+        <w:rFonts w:hint="default" w:ascii="Wingdings" w:hAnsi="Wingdings"/>
         <w:sz w:val="20"/>
       </w:rPr>
     </w:lvl>
@@ -10408,7 +12285,7 @@
         <w:ind w:left="2880" w:hanging="360"/>
       </w:pPr>
       <w:rPr>
-        <w:rFonts w:ascii="Wingdings" w:hAnsi="Wingdings" w:hint="default"/>
+        <w:rFonts w:hint="default" w:ascii="Wingdings" w:hAnsi="Wingdings"/>
         <w:sz w:val="20"/>
       </w:rPr>
     </w:lvl>
@@ -10424,7 +12301,7 @@
         <w:ind w:left="3600" w:hanging="360"/>
       </w:pPr>
       <w:rPr>
-        <w:rFonts w:ascii="Wingdings" w:hAnsi="Wingdings" w:hint="default"/>
+        <w:rFonts w:hint="default" w:ascii="Wingdings" w:hAnsi="Wingdings"/>
         <w:sz w:val="20"/>
       </w:rPr>
     </w:lvl>
@@ -10440,7 +12317,7 @@
         <w:ind w:left="4320" w:hanging="360"/>
       </w:pPr>
       <w:rPr>
-        <w:rFonts w:ascii="Wingdings" w:hAnsi="Wingdings" w:hint="default"/>
+        <w:rFonts w:hint="default" w:ascii="Wingdings" w:hAnsi="Wingdings"/>
         <w:sz w:val="20"/>
       </w:rPr>
     </w:lvl>
@@ -10456,7 +12333,7 @@
         <w:ind w:left="5040" w:hanging="360"/>
       </w:pPr>
       <w:rPr>
-        <w:rFonts w:ascii="Wingdings" w:hAnsi="Wingdings" w:hint="default"/>
+        <w:rFonts w:hint="default" w:ascii="Wingdings" w:hAnsi="Wingdings"/>
         <w:sz w:val="20"/>
       </w:rPr>
     </w:lvl>
@@ -10472,7 +12349,7 @@
         <w:ind w:left="5760" w:hanging="360"/>
       </w:pPr>
       <w:rPr>
-        <w:rFonts w:ascii="Wingdings" w:hAnsi="Wingdings" w:hint="default"/>
+        <w:rFonts w:hint="default" w:ascii="Wingdings" w:hAnsi="Wingdings"/>
         <w:sz w:val="20"/>
       </w:rPr>
     </w:lvl>
@@ -10488,7 +12365,7 @@
         <w:ind w:left="6480" w:hanging="360"/>
       </w:pPr>
       <w:rPr>
-        <w:rFonts w:ascii="Wingdings" w:hAnsi="Wingdings" w:hint="default"/>
+        <w:rFonts w:hint="default" w:ascii="Wingdings" w:hAnsi="Wingdings"/>
         <w:sz w:val="20"/>
       </w:rPr>
     </w:lvl>
@@ -10509,7 +12386,7 @@
         <w:ind w:left="720" w:hanging="360"/>
       </w:pPr>
       <w:rPr>
-        <w:rFonts w:ascii="Symbol" w:hAnsi="Symbol" w:hint="default"/>
+        <w:rFonts w:hint="default" w:ascii="Symbol" w:hAnsi="Symbol"/>
         <w:sz w:val="20"/>
       </w:rPr>
     </w:lvl>
@@ -10525,7 +12402,7 @@
         <w:ind w:left="1440" w:hanging="360"/>
       </w:pPr>
       <w:rPr>
-        <w:rFonts w:ascii="Courier New" w:hAnsi="Courier New" w:hint="default"/>
+        <w:rFonts w:hint="default" w:ascii="Courier New" w:hAnsi="Courier New"/>
         <w:sz w:val="20"/>
       </w:rPr>
     </w:lvl>
@@ -10541,7 +12418,7 @@
         <w:ind w:left="2160" w:hanging="360"/>
       </w:pPr>
       <w:rPr>
-        <w:rFonts w:ascii="Wingdings" w:hAnsi="Wingdings" w:hint="default"/>
+        <w:rFonts w:hint="default" w:ascii="Wingdings" w:hAnsi="Wingdings"/>
         <w:sz w:val="20"/>
       </w:rPr>
     </w:lvl>
@@ -10557,7 +12434,7 @@
         <w:ind w:left="2880" w:hanging="360"/>
       </w:pPr>
       <w:rPr>
-        <w:rFonts w:ascii="Wingdings" w:hAnsi="Wingdings" w:hint="default"/>
+        <w:rFonts w:hint="default" w:ascii="Wingdings" w:hAnsi="Wingdings"/>
         <w:sz w:val="20"/>
       </w:rPr>
     </w:lvl>
@@ -10573,7 +12450,7 @@
         <w:ind w:left="3600" w:hanging="360"/>
       </w:pPr>
       <w:rPr>
-        <w:rFonts w:ascii="Wingdings" w:hAnsi="Wingdings" w:hint="default"/>
+        <w:rFonts w:hint="default" w:ascii="Wingdings" w:hAnsi="Wingdings"/>
         <w:sz w:val="20"/>
       </w:rPr>
     </w:lvl>
@@ -10589,7 +12466,7 @@
         <w:ind w:left="4320" w:hanging="360"/>
       </w:pPr>
       <w:rPr>
-        <w:rFonts w:ascii="Wingdings" w:hAnsi="Wingdings" w:hint="default"/>
+        <w:rFonts w:hint="default" w:ascii="Wingdings" w:hAnsi="Wingdings"/>
         <w:sz w:val="20"/>
       </w:rPr>
     </w:lvl>
@@ -10605,7 +12482,7 @@
         <w:ind w:left="5040" w:hanging="360"/>
       </w:pPr>
       <w:rPr>
-        <w:rFonts w:ascii="Wingdings" w:hAnsi="Wingdings" w:hint="default"/>
+        <w:rFonts w:hint="default" w:ascii="Wingdings" w:hAnsi="Wingdings"/>
         <w:sz w:val="20"/>
       </w:rPr>
     </w:lvl>
@@ -10621,7 +12498,7 @@
         <w:ind w:left="5760" w:hanging="360"/>
       </w:pPr>
       <w:rPr>
-        <w:rFonts w:ascii="Wingdings" w:hAnsi="Wingdings" w:hint="default"/>
+        <w:rFonts w:hint="default" w:ascii="Wingdings" w:hAnsi="Wingdings"/>
         <w:sz w:val="20"/>
       </w:rPr>
     </w:lvl>
@@ -10637,7 +12514,7 @@
         <w:ind w:left="6480" w:hanging="360"/>
       </w:pPr>
       <w:rPr>
-        <w:rFonts w:ascii="Wingdings" w:hAnsi="Wingdings" w:hint="default"/>
+        <w:rFonts w:hint="default" w:ascii="Wingdings" w:hAnsi="Wingdings"/>
         <w:sz w:val="20"/>
       </w:rPr>
     </w:lvl>
@@ -10658,7 +12535,7 @@
         <w:ind w:left="720" w:hanging="360"/>
       </w:pPr>
       <w:rPr>
-        <w:rFonts w:ascii="Symbol" w:hAnsi="Symbol" w:hint="default"/>
+        <w:rFonts w:hint="default" w:ascii="Symbol" w:hAnsi="Symbol"/>
         <w:sz w:val="20"/>
       </w:rPr>
     </w:lvl>
@@ -10674,7 +12551,7 @@
         <w:ind w:left="1440" w:hanging="360"/>
       </w:pPr>
       <w:rPr>
-        <w:rFonts w:ascii="Courier New" w:hAnsi="Courier New" w:hint="default"/>
+        <w:rFonts w:hint="default" w:ascii="Courier New" w:hAnsi="Courier New"/>
         <w:sz w:val="20"/>
       </w:rPr>
     </w:lvl>
@@ -10690,7 +12567,7 @@
         <w:ind w:left="2160" w:hanging="360"/>
       </w:pPr>
       <w:rPr>
-        <w:rFonts w:ascii="Wingdings" w:hAnsi="Wingdings" w:hint="default"/>
+        <w:rFonts w:hint="default" w:ascii="Wingdings" w:hAnsi="Wingdings"/>
         <w:sz w:val="20"/>
       </w:rPr>
     </w:lvl>
@@ -10706,7 +12583,7 @@
         <w:ind w:left="2880" w:hanging="360"/>
       </w:pPr>
       <w:rPr>
-        <w:rFonts w:ascii="Wingdings" w:hAnsi="Wingdings" w:hint="default"/>
+        <w:rFonts w:hint="default" w:ascii="Wingdings" w:hAnsi="Wingdings"/>
         <w:sz w:val="20"/>
       </w:rPr>
     </w:lvl>
@@ -10722,7 +12599,7 @@
         <w:ind w:left="3600" w:hanging="360"/>
       </w:pPr>
       <w:rPr>
-        <w:rFonts w:ascii="Wingdings" w:hAnsi="Wingdings" w:hint="default"/>
+        <w:rFonts w:hint="default" w:ascii="Wingdings" w:hAnsi="Wingdings"/>
         <w:sz w:val="20"/>
       </w:rPr>
     </w:lvl>
@@ -10738,7 +12615,7 @@
         <w:ind w:left="4320" w:hanging="360"/>
       </w:pPr>
       <w:rPr>
-        <w:rFonts w:ascii="Wingdings" w:hAnsi="Wingdings" w:hint="default"/>
+        <w:rFonts w:hint="default" w:ascii="Wingdings" w:hAnsi="Wingdings"/>
         <w:sz w:val="20"/>
       </w:rPr>
     </w:lvl>
@@ -10754,7 +12631,7 @@
         <w:ind w:left="5040" w:hanging="360"/>
       </w:pPr>
       <w:rPr>
-        <w:rFonts w:ascii="Wingdings" w:hAnsi="Wingdings" w:hint="default"/>
+        <w:rFonts w:hint="default" w:ascii="Wingdings" w:hAnsi="Wingdings"/>
         <w:sz w:val="20"/>
       </w:rPr>
     </w:lvl>
@@ -10770,7 +12647,7 @@
         <w:ind w:left="5760" w:hanging="360"/>
       </w:pPr>
       <w:rPr>
-        <w:rFonts w:ascii="Wingdings" w:hAnsi="Wingdings" w:hint="default"/>
+        <w:rFonts w:hint="default" w:ascii="Wingdings" w:hAnsi="Wingdings"/>
         <w:sz w:val="20"/>
       </w:rPr>
     </w:lvl>
@@ -10786,7 +12663,7 @@
         <w:ind w:left="6480" w:hanging="360"/>
       </w:pPr>
       <w:rPr>
-        <w:rFonts w:ascii="Wingdings" w:hAnsi="Wingdings" w:hint="default"/>
+        <w:rFonts w:hint="default" w:ascii="Wingdings" w:hAnsi="Wingdings"/>
         <w:sz w:val="20"/>
       </w:rPr>
     </w:lvl>
@@ -10807,7 +12684,7 @@
         <w:ind w:left="720" w:hanging="360"/>
       </w:pPr>
       <w:rPr>
-        <w:rFonts w:ascii="Symbol" w:hAnsi="Symbol" w:hint="default"/>
+        <w:rFonts w:hint="default" w:ascii="Symbol" w:hAnsi="Symbol"/>
         <w:sz w:val="20"/>
       </w:rPr>
     </w:lvl>
@@ -10823,7 +12700,7 @@
         <w:ind w:left="1440" w:hanging="360"/>
       </w:pPr>
       <w:rPr>
-        <w:rFonts w:ascii="Courier New" w:hAnsi="Courier New" w:hint="default"/>
+        <w:rFonts w:hint="default" w:ascii="Courier New" w:hAnsi="Courier New"/>
         <w:sz w:val="20"/>
       </w:rPr>
     </w:lvl>
@@ -10839,7 +12716,7 @@
         <w:ind w:left="2160" w:hanging="360"/>
       </w:pPr>
       <w:rPr>
-        <w:rFonts w:ascii="Wingdings" w:hAnsi="Wingdings" w:hint="default"/>
+        <w:rFonts w:hint="default" w:ascii="Wingdings" w:hAnsi="Wingdings"/>
         <w:sz w:val="20"/>
       </w:rPr>
     </w:lvl>
@@ -10855,7 +12732,7 @@
         <w:ind w:left="2880" w:hanging="360"/>
       </w:pPr>
       <w:rPr>
-        <w:rFonts w:ascii="Wingdings" w:hAnsi="Wingdings" w:hint="default"/>
+        <w:rFonts w:hint="default" w:ascii="Wingdings" w:hAnsi="Wingdings"/>
         <w:sz w:val="20"/>
       </w:rPr>
     </w:lvl>
@@ -10871,7 +12748,7 @@
         <w:ind w:left="3600" w:hanging="360"/>
       </w:pPr>
       <w:rPr>
-        <w:rFonts w:ascii="Wingdings" w:hAnsi="Wingdings" w:hint="default"/>
+        <w:rFonts w:hint="default" w:ascii="Wingdings" w:hAnsi="Wingdings"/>
         <w:sz w:val="20"/>
       </w:rPr>
     </w:lvl>
@@ -10887,7 +12764,7 @@
         <w:ind w:left="4320" w:hanging="360"/>
       </w:pPr>
       <w:rPr>
-        <w:rFonts w:ascii="Wingdings" w:hAnsi="Wingdings" w:hint="default"/>
+        <w:rFonts w:hint="default" w:ascii="Wingdings" w:hAnsi="Wingdings"/>
         <w:sz w:val="20"/>
       </w:rPr>
     </w:lvl>
@@ -10903,7 +12780,7 @@
         <w:ind w:left="5040" w:hanging="360"/>
       </w:pPr>
       <w:rPr>
-        <w:rFonts w:ascii="Wingdings" w:hAnsi="Wingdings" w:hint="default"/>
+        <w:rFonts w:hint="default" w:ascii="Wingdings" w:hAnsi="Wingdings"/>
         <w:sz w:val="20"/>
       </w:rPr>
     </w:lvl>
@@ -10919,7 +12796,7 @@
         <w:ind w:left="5760" w:hanging="360"/>
       </w:pPr>
       <w:rPr>
-        <w:rFonts w:ascii="Wingdings" w:hAnsi="Wingdings" w:hint="default"/>
+        <w:rFonts w:hint="default" w:ascii="Wingdings" w:hAnsi="Wingdings"/>
         <w:sz w:val="20"/>
       </w:rPr>
     </w:lvl>
@@ -10935,7 +12812,7 @@
         <w:ind w:left="6480" w:hanging="360"/>
       </w:pPr>
       <w:rPr>
-        <w:rFonts w:ascii="Wingdings" w:hAnsi="Wingdings" w:hint="default"/>
+        <w:rFonts w:hint="default" w:ascii="Wingdings" w:hAnsi="Wingdings"/>
         <w:sz w:val="20"/>
       </w:rPr>
     </w:lvl>
@@ -10956,7 +12833,7 @@
         <w:ind w:left="720" w:hanging="360"/>
       </w:pPr>
       <w:rPr>
-        <w:rFonts w:ascii="Symbol" w:hAnsi="Symbol" w:hint="default"/>
+        <w:rFonts w:hint="default" w:ascii="Symbol" w:hAnsi="Symbol"/>
         <w:sz w:val="20"/>
       </w:rPr>
     </w:lvl>
@@ -10972,7 +12849,7 @@
         <w:ind w:left="1440" w:hanging="360"/>
       </w:pPr>
       <w:rPr>
-        <w:rFonts w:ascii="Courier New" w:hAnsi="Courier New" w:hint="default"/>
+        <w:rFonts w:hint="default" w:ascii="Courier New" w:hAnsi="Courier New"/>
         <w:sz w:val="20"/>
       </w:rPr>
     </w:lvl>
@@ -10988,7 +12865,7 @@
         <w:ind w:left="2160" w:hanging="360"/>
       </w:pPr>
       <w:rPr>
-        <w:rFonts w:ascii="Wingdings" w:hAnsi="Wingdings" w:hint="default"/>
+        <w:rFonts w:hint="default" w:ascii="Wingdings" w:hAnsi="Wingdings"/>
         <w:sz w:val="20"/>
       </w:rPr>
     </w:lvl>
@@ -11004,7 +12881,7 @@
         <w:ind w:left="2880" w:hanging="360"/>
       </w:pPr>
       <w:rPr>
-        <w:rFonts w:ascii="Wingdings" w:hAnsi="Wingdings" w:hint="default"/>
+        <w:rFonts w:hint="default" w:ascii="Wingdings" w:hAnsi="Wingdings"/>
         <w:sz w:val="20"/>
       </w:rPr>
     </w:lvl>
@@ -11020,7 +12897,7 @@
         <w:ind w:left="3600" w:hanging="360"/>
       </w:pPr>
       <w:rPr>
-        <w:rFonts w:ascii="Wingdings" w:hAnsi="Wingdings" w:hint="default"/>
+        <w:rFonts w:hint="default" w:ascii="Wingdings" w:hAnsi="Wingdings"/>
         <w:sz w:val="20"/>
       </w:rPr>
     </w:lvl>
@@ -11036,7 +12913,7 @@
         <w:ind w:left="4320" w:hanging="360"/>
       </w:pPr>
       <w:rPr>
-        <w:rFonts w:ascii="Wingdings" w:hAnsi="Wingdings" w:hint="default"/>
+        <w:rFonts w:hint="default" w:ascii="Wingdings" w:hAnsi="Wingdings"/>
         <w:sz w:val="20"/>
       </w:rPr>
     </w:lvl>
@@ -11052,7 +12929,7 @@
         <w:ind w:left="5040" w:hanging="360"/>
       </w:pPr>
       <w:rPr>
-        <w:rFonts w:ascii="Wingdings" w:hAnsi="Wingdings" w:hint="default"/>
+        <w:rFonts w:hint="default" w:ascii="Wingdings" w:hAnsi="Wingdings"/>
         <w:sz w:val="20"/>
       </w:rPr>
     </w:lvl>
@@ -11068,7 +12945,7 @@
         <w:ind w:left="5760" w:hanging="360"/>
       </w:pPr>
       <w:rPr>
-        <w:rFonts w:ascii="Wingdings" w:hAnsi="Wingdings" w:hint="default"/>
+        <w:rFonts w:hint="default" w:ascii="Wingdings" w:hAnsi="Wingdings"/>
         <w:sz w:val="20"/>
       </w:rPr>
     </w:lvl>
@@ -11084,7 +12961,7 @@
         <w:ind w:left="6480" w:hanging="360"/>
       </w:pPr>
       <w:rPr>
-        <w:rFonts w:ascii="Wingdings" w:hAnsi="Wingdings" w:hint="default"/>
+        <w:rFonts w:hint="default" w:ascii="Wingdings" w:hAnsi="Wingdings"/>
         <w:sz w:val="20"/>
       </w:rPr>
     </w:lvl>
@@ -11105,7 +12982,7 @@
         <w:ind w:left="720" w:hanging="360"/>
       </w:pPr>
       <w:rPr>
-        <w:rFonts w:ascii="Symbol" w:hAnsi="Symbol" w:hint="default"/>
+        <w:rFonts w:hint="default" w:ascii="Symbol" w:hAnsi="Symbol"/>
         <w:sz w:val="20"/>
       </w:rPr>
     </w:lvl>
@@ -11121,7 +12998,7 @@
         <w:ind w:left="1440" w:hanging="360"/>
       </w:pPr>
       <w:rPr>
-        <w:rFonts w:ascii="Courier New" w:hAnsi="Courier New" w:hint="default"/>
+        <w:rFonts w:hint="default" w:ascii="Courier New" w:hAnsi="Courier New"/>
         <w:sz w:val="20"/>
       </w:rPr>
     </w:lvl>
@@ -11137,7 +13014,7 @@
         <w:ind w:left="2160" w:hanging="360"/>
       </w:pPr>
       <w:rPr>
-        <w:rFonts w:ascii="Wingdings" w:hAnsi="Wingdings" w:hint="default"/>
+        <w:rFonts w:hint="default" w:ascii="Wingdings" w:hAnsi="Wingdings"/>
         <w:sz w:val="20"/>
       </w:rPr>
     </w:lvl>
@@ -11153,7 +13030,7 @@
         <w:ind w:left="2880" w:hanging="360"/>
       </w:pPr>
       <w:rPr>
-        <w:rFonts w:ascii="Wingdings" w:hAnsi="Wingdings" w:hint="default"/>
+        <w:rFonts w:hint="default" w:ascii="Wingdings" w:hAnsi="Wingdings"/>
         <w:sz w:val="20"/>
       </w:rPr>
     </w:lvl>
@@ -11169,7 +13046,7 @@
         <w:ind w:left="3600" w:hanging="360"/>
       </w:pPr>
       <w:rPr>
-        <w:rFonts w:ascii="Wingdings" w:hAnsi="Wingdings" w:hint="default"/>
+        <w:rFonts w:hint="default" w:ascii="Wingdings" w:hAnsi="Wingdings"/>
         <w:sz w:val="20"/>
       </w:rPr>
     </w:lvl>
@@ -11185,7 +13062,7 @@
         <w:ind w:left="4320" w:hanging="360"/>
       </w:pPr>
       <w:rPr>
-        <w:rFonts w:ascii="Wingdings" w:hAnsi="Wingdings" w:hint="default"/>
+        <w:rFonts w:hint="default" w:ascii="Wingdings" w:hAnsi="Wingdings"/>
         <w:sz w:val="20"/>
       </w:rPr>
     </w:lvl>
@@ -11201,7 +13078,7 @@
         <w:ind w:left="5040" w:hanging="360"/>
       </w:pPr>
       <w:rPr>
-        <w:rFonts w:ascii="Wingdings" w:hAnsi="Wingdings" w:hint="default"/>
+        <w:rFonts w:hint="default" w:ascii="Wingdings" w:hAnsi="Wingdings"/>
         <w:sz w:val="20"/>
       </w:rPr>
     </w:lvl>
@@ -11217,7 +13094,7 @@
         <w:ind w:left="5760" w:hanging="360"/>
       </w:pPr>
       <w:rPr>
-        <w:rFonts w:ascii="Wingdings" w:hAnsi="Wingdings" w:hint="default"/>
+        <w:rFonts w:hint="default" w:ascii="Wingdings" w:hAnsi="Wingdings"/>
         <w:sz w:val="20"/>
       </w:rPr>
     </w:lvl>
@@ -11233,7 +13110,7 @@
         <w:ind w:left="6480" w:hanging="360"/>
       </w:pPr>
       <w:rPr>
-        <w:rFonts w:ascii="Wingdings" w:hAnsi="Wingdings" w:hint="default"/>
+        <w:rFonts w:hint="default" w:ascii="Wingdings" w:hAnsi="Wingdings"/>
         <w:sz w:val="20"/>
       </w:rPr>
     </w:lvl>
@@ -11367,7 +13244,7 @@
         <w:ind w:left="720" w:hanging="360"/>
       </w:pPr>
       <w:rPr>
-        <w:rFonts w:ascii="Symbol" w:hAnsi="Symbol" w:hint="default"/>
+        <w:rFonts w:hint="default" w:ascii="Symbol" w:hAnsi="Symbol"/>
         <w:sz w:val="20"/>
       </w:rPr>
     </w:lvl>
@@ -11383,7 +13260,7 @@
         <w:ind w:left="1440" w:hanging="360"/>
       </w:pPr>
       <w:rPr>
-        <w:rFonts w:ascii="Courier New" w:hAnsi="Courier New" w:hint="default"/>
+        <w:rFonts w:hint="default" w:ascii="Courier New" w:hAnsi="Courier New"/>
         <w:sz w:val="20"/>
       </w:rPr>
     </w:lvl>
@@ -11399,7 +13276,7 @@
         <w:ind w:left="2160" w:hanging="360"/>
       </w:pPr>
       <w:rPr>
-        <w:rFonts w:ascii="Wingdings" w:hAnsi="Wingdings" w:hint="default"/>
+        <w:rFonts w:hint="default" w:ascii="Wingdings" w:hAnsi="Wingdings"/>
         <w:sz w:val="20"/>
       </w:rPr>
     </w:lvl>
@@ -11415,7 +13292,7 @@
         <w:ind w:left="2880" w:hanging="360"/>
       </w:pPr>
       <w:rPr>
-        <w:rFonts w:ascii="Wingdings" w:hAnsi="Wingdings" w:hint="default"/>
+        <w:rFonts w:hint="default" w:ascii="Wingdings" w:hAnsi="Wingdings"/>
         <w:sz w:val="20"/>
       </w:rPr>
     </w:lvl>
@@ -11431,7 +13308,7 @@
         <w:ind w:left="3600" w:hanging="360"/>
       </w:pPr>
       <w:rPr>
-        <w:rFonts w:ascii="Wingdings" w:hAnsi="Wingdings" w:hint="default"/>
+        <w:rFonts w:hint="default" w:ascii="Wingdings" w:hAnsi="Wingdings"/>
         <w:sz w:val="20"/>
       </w:rPr>
     </w:lvl>
@@ -11447,7 +13324,7 @@
         <w:ind w:left="4320" w:hanging="360"/>
       </w:pPr>
       <w:rPr>
-        <w:rFonts w:ascii="Wingdings" w:hAnsi="Wingdings" w:hint="default"/>
+        <w:rFonts w:hint="default" w:ascii="Wingdings" w:hAnsi="Wingdings"/>
         <w:sz w:val="20"/>
       </w:rPr>
     </w:lvl>
@@ -11463,7 +13340,7 @@
         <w:ind w:left="5040" w:hanging="360"/>
       </w:pPr>
       <w:rPr>
-        <w:rFonts w:ascii="Wingdings" w:hAnsi="Wingdings" w:hint="default"/>
+        <w:rFonts w:hint="default" w:ascii="Wingdings" w:hAnsi="Wingdings"/>
         <w:sz w:val="20"/>
       </w:rPr>
     </w:lvl>
@@ -11479,7 +13356,7 @@
         <w:ind w:left="5760" w:hanging="360"/>
       </w:pPr>
       <w:rPr>
-        <w:rFonts w:ascii="Wingdings" w:hAnsi="Wingdings" w:hint="default"/>
+        <w:rFonts w:hint="default" w:ascii="Wingdings" w:hAnsi="Wingdings"/>
         <w:sz w:val="20"/>
       </w:rPr>
     </w:lvl>
@@ -11495,7 +13372,7 @@
         <w:ind w:left="6480" w:hanging="360"/>
       </w:pPr>
       <w:rPr>
-        <w:rFonts w:ascii="Wingdings" w:hAnsi="Wingdings" w:hint="default"/>
+        <w:rFonts w:hint="default" w:ascii="Wingdings" w:hAnsi="Wingdings"/>
         <w:sz w:val="20"/>
       </w:rPr>
     </w:lvl>
@@ -11516,7 +13393,7 @@
         <w:ind w:left="720" w:hanging="360"/>
       </w:pPr>
       <w:rPr>
-        <w:rFonts w:ascii="Symbol" w:hAnsi="Symbol" w:hint="default"/>
+        <w:rFonts w:hint="default" w:ascii="Symbol" w:hAnsi="Symbol"/>
         <w:sz w:val="20"/>
       </w:rPr>
     </w:lvl>
@@ -11532,7 +13409,7 @@
         <w:ind w:left="1440" w:hanging="360"/>
       </w:pPr>
       <w:rPr>
-        <w:rFonts w:ascii="Courier New" w:hAnsi="Courier New" w:hint="default"/>
+        <w:rFonts w:hint="default" w:ascii="Courier New" w:hAnsi="Courier New"/>
         <w:sz w:val="20"/>
       </w:rPr>
     </w:lvl>
@@ -11548,7 +13425,7 @@
         <w:ind w:left="2160" w:hanging="360"/>
       </w:pPr>
       <w:rPr>
-        <w:rFonts w:ascii="Wingdings" w:hAnsi="Wingdings" w:hint="default"/>
+        <w:rFonts w:hint="default" w:ascii="Wingdings" w:hAnsi="Wingdings"/>
         <w:sz w:val="20"/>
       </w:rPr>
     </w:lvl>
@@ -11564,7 +13441,7 @@
         <w:ind w:left="2880" w:hanging="360"/>
       </w:pPr>
       <w:rPr>
-        <w:rFonts w:ascii="Wingdings" w:hAnsi="Wingdings" w:hint="default"/>
+        <w:rFonts w:hint="default" w:ascii="Wingdings" w:hAnsi="Wingdings"/>
         <w:sz w:val="20"/>
       </w:rPr>
     </w:lvl>
@@ -11580,7 +13457,7 @@
         <w:ind w:left="3600" w:hanging="360"/>
       </w:pPr>
       <w:rPr>
-        <w:rFonts w:ascii="Wingdings" w:hAnsi="Wingdings" w:hint="default"/>
+        <w:rFonts w:hint="default" w:ascii="Wingdings" w:hAnsi="Wingdings"/>
         <w:sz w:val="20"/>
       </w:rPr>
     </w:lvl>
@@ -11596,7 +13473,7 @@
         <w:ind w:left="4320" w:hanging="360"/>
       </w:pPr>
       <w:rPr>
-        <w:rFonts w:ascii="Wingdings" w:hAnsi="Wingdings" w:hint="default"/>
+        <w:rFonts w:hint="default" w:ascii="Wingdings" w:hAnsi="Wingdings"/>
         <w:sz w:val="20"/>
       </w:rPr>
     </w:lvl>
@@ -11612,7 +13489,7 @@
         <w:ind w:left="5040" w:hanging="360"/>
       </w:pPr>
       <w:rPr>
-        <w:rFonts w:ascii="Wingdings" w:hAnsi="Wingdings" w:hint="default"/>
+        <w:rFonts w:hint="default" w:ascii="Wingdings" w:hAnsi="Wingdings"/>
         <w:sz w:val="20"/>
       </w:rPr>
     </w:lvl>
@@ -11628,7 +13505,7 @@
         <w:ind w:left="5760" w:hanging="360"/>
       </w:pPr>
       <w:rPr>
-        <w:rFonts w:ascii="Wingdings" w:hAnsi="Wingdings" w:hint="default"/>
+        <w:rFonts w:hint="default" w:ascii="Wingdings" w:hAnsi="Wingdings"/>
         <w:sz w:val="20"/>
       </w:rPr>
     </w:lvl>
@@ -11644,7 +13521,7 @@
         <w:ind w:left="6480" w:hanging="360"/>
       </w:pPr>
       <w:rPr>
-        <w:rFonts w:ascii="Wingdings" w:hAnsi="Wingdings" w:hint="default"/>
+        <w:rFonts w:hint="default" w:ascii="Wingdings" w:hAnsi="Wingdings"/>
         <w:sz w:val="20"/>
       </w:rPr>
     </w:lvl>
@@ -11665,7 +13542,7 @@
         <w:ind w:left="720" w:hanging="360"/>
       </w:pPr>
       <w:rPr>
-        <w:rFonts w:ascii="Symbol" w:hAnsi="Symbol" w:hint="default"/>
+        <w:rFonts w:hint="default" w:ascii="Symbol" w:hAnsi="Symbol"/>
         <w:sz w:val="20"/>
       </w:rPr>
     </w:lvl>
@@ -11681,7 +13558,7 @@
         <w:ind w:left="1440" w:hanging="360"/>
       </w:pPr>
       <w:rPr>
-        <w:rFonts w:ascii="Courier New" w:hAnsi="Courier New" w:hint="default"/>
+        <w:rFonts w:hint="default" w:ascii="Courier New" w:hAnsi="Courier New"/>
         <w:sz w:val="20"/>
       </w:rPr>
     </w:lvl>
@@ -11697,7 +13574,7 @@
         <w:ind w:left="2160" w:hanging="360"/>
       </w:pPr>
       <w:rPr>
-        <w:rFonts w:ascii="Wingdings" w:hAnsi="Wingdings" w:hint="default"/>
+        <w:rFonts w:hint="default" w:ascii="Wingdings" w:hAnsi="Wingdings"/>
         <w:sz w:val="20"/>
       </w:rPr>
     </w:lvl>
@@ -11713,7 +13590,7 @@
         <w:ind w:left="2880" w:hanging="360"/>
       </w:pPr>
       <w:rPr>
-        <w:rFonts w:ascii="Wingdings" w:hAnsi="Wingdings" w:hint="default"/>
+        <w:rFonts w:hint="default" w:ascii="Wingdings" w:hAnsi="Wingdings"/>
         <w:sz w:val="20"/>
       </w:rPr>
     </w:lvl>
@@ -11729,7 +13606,7 @@
         <w:ind w:left="3600" w:hanging="360"/>
       </w:pPr>
       <w:rPr>
-        <w:rFonts w:ascii="Wingdings" w:hAnsi="Wingdings" w:hint="default"/>
+        <w:rFonts w:hint="default" w:ascii="Wingdings" w:hAnsi="Wingdings"/>
         <w:sz w:val="20"/>
       </w:rPr>
     </w:lvl>
@@ -11745,7 +13622,7 @@
         <w:ind w:left="4320" w:hanging="360"/>
       </w:pPr>
       <w:rPr>
-        <w:rFonts w:ascii="Wingdings" w:hAnsi="Wingdings" w:hint="default"/>
+        <w:rFonts w:hint="default" w:ascii="Wingdings" w:hAnsi="Wingdings"/>
         <w:sz w:val="20"/>
       </w:rPr>
     </w:lvl>
@@ -11761,7 +13638,7 @@
         <w:ind w:left="5040" w:hanging="360"/>
       </w:pPr>
       <w:rPr>
-        <w:rFonts w:ascii="Wingdings" w:hAnsi="Wingdings" w:hint="default"/>
+        <w:rFonts w:hint="default" w:ascii="Wingdings" w:hAnsi="Wingdings"/>
         <w:sz w:val="20"/>
       </w:rPr>
     </w:lvl>
@@ -11777,7 +13654,7 @@
         <w:ind w:left="5760" w:hanging="360"/>
       </w:pPr>
       <w:rPr>
-        <w:rFonts w:ascii="Wingdings" w:hAnsi="Wingdings" w:hint="default"/>
+        <w:rFonts w:hint="default" w:ascii="Wingdings" w:hAnsi="Wingdings"/>
         <w:sz w:val="20"/>
       </w:rPr>
     </w:lvl>
@@ -11793,7 +13670,7 @@
         <w:ind w:left="6480" w:hanging="360"/>
       </w:pPr>
       <w:rPr>
-        <w:rFonts w:ascii="Wingdings" w:hAnsi="Wingdings" w:hint="default"/>
+        <w:rFonts w:hint="default" w:ascii="Wingdings" w:hAnsi="Wingdings"/>
         <w:sz w:val="20"/>
       </w:rPr>
     </w:lvl>
@@ -11814,7 +13691,7 @@
         <w:ind w:left="720" w:hanging="360"/>
       </w:pPr>
       <w:rPr>
-        <w:rFonts w:ascii="Symbol" w:hAnsi="Symbol" w:hint="default"/>
+        <w:rFonts w:hint="default" w:ascii="Symbol" w:hAnsi="Symbol"/>
         <w:sz w:val="20"/>
       </w:rPr>
     </w:lvl>
@@ -11830,7 +13707,7 @@
         <w:ind w:left="1440" w:hanging="360"/>
       </w:pPr>
       <w:rPr>
-        <w:rFonts w:ascii="Courier New" w:hAnsi="Courier New" w:hint="default"/>
+        <w:rFonts w:hint="default" w:ascii="Courier New" w:hAnsi="Courier New"/>
         <w:sz w:val="20"/>
       </w:rPr>
     </w:lvl>
@@ -11846,7 +13723,7 @@
         <w:ind w:left="2160" w:hanging="360"/>
       </w:pPr>
       <w:rPr>
-        <w:rFonts w:ascii="Wingdings" w:hAnsi="Wingdings" w:hint="default"/>
+        <w:rFonts w:hint="default" w:ascii="Wingdings" w:hAnsi="Wingdings"/>
         <w:sz w:val="20"/>
       </w:rPr>
     </w:lvl>
@@ -11862,7 +13739,7 @@
         <w:ind w:left="2880" w:hanging="360"/>
       </w:pPr>
       <w:rPr>
-        <w:rFonts w:ascii="Wingdings" w:hAnsi="Wingdings" w:hint="default"/>
+        <w:rFonts w:hint="default" w:ascii="Wingdings" w:hAnsi="Wingdings"/>
         <w:sz w:val="20"/>
       </w:rPr>
     </w:lvl>
@@ -11878,7 +13755,7 @@
         <w:ind w:left="3600" w:hanging="360"/>
       </w:pPr>
       <w:rPr>
-        <w:rFonts w:ascii="Wingdings" w:hAnsi="Wingdings" w:hint="default"/>
+        <w:rFonts w:hint="default" w:ascii="Wingdings" w:hAnsi="Wingdings"/>
         <w:sz w:val="20"/>
       </w:rPr>
     </w:lvl>
@@ -11894,7 +13771,7 @@
         <w:ind w:left="4320" w:hanging="360"/>
       </w:pPr>
       <w:rPr>
-        <w:rFonts w:ascii="Wingdings" w:hAnsi="Wingdings" w:hint="default"/>
+        <w:rFonts w:hint="default" w:ascii="Wingdings" w:hAnsi="Wingdings"/>
         <w:sz w:val="20"/>
       </w:rPr>
     </w:lvl>
@@ -11910,7 +13787,7 @@
         <w:ind w:left="5040" w:hanging="360"/>
       </w:pPr>
       <w:rPr>
-        <w:rFonts w:ascii="Wingdings" w:hAnsi="Wingdings" w:hint="default"/>
+        <w:rFonts w:hint="default" w:ascii="Wingdings" w:hAnsi="Wingdings"/>
         <w:sz w:val="20"/>
       </w:rPr>
     </w:lvl>
@@ -11926,7 +13803,7 @@
         <w:ind w:left="5760" w:hanging="360"/>
       </w:pPr>
       <w:rPr>
-        <w:rFonts w:ascii="Wingdings" w:hAnsi="Wingdings" w:hint="default"/>
+        <w:rFonts w:hint="default" w:ascii="Wingdings" w:hAnsi="Wingdings"/>
         <w:sz w:val="20"/>
       </w:rPr>
     </w:lvl>
@@ -11942,7 +13819,7 @@
         <w:ind w:left="6480" w:hanging="360"/>
       </w:pPr>
       <w:rPr>
-        <w:rFonts w:ascii="Wingdings" w:hAnsi="Wingdings" w:hint="default"/>
+        <w:rFonts w:hint="default" w:ascii="Wingdings" w:hAnsi="Wingdings"/>
         <w:sz w:val="20"/>
       </w:rPr>
     </w:lvl>
@@ -11963,7 +13840,7 @@
         <w:ind w:left="720" w:hanging="360"/>
       </w:pPr>
       <w:rPr>
-        <w:rFonts w:ascii="Symbol" w:hAnsi="Symbol" w:hint="default"/>
+        <w:rFonts w:hint="default" w:ascii="Symbol" w:hAnsi="Symbol"/>
         <w:sz w:val="20"/>
       </w:rPr>
     </w:lvl>
@@ -11979,7 +13856,7 @@
         <w:ind w:left="1440" w:hanging="360"/>
       </w:pPr>
       <w:rPr>
-        <w:rFonts w:ascii="Courier New" w:hAnsi="Courier New" w:hint="default"/>
+        <w:rFonts w:hint="default" w:ascii="Courier New" w:hAnsi="Courier New"/>
         <w:sz w:val="20"/>
       </w:rPr>
     </w:lvl>
@@ -11995,7 +13872,7 @@
         <w:ind w:left="2160" w:hanging="360"/>
       </w:pPr>
       <w:rPr>
-        <w:rFonts w:ascii="Wingdings" w:hAnsi="Wingdings" w:hint="default"/>
+        <w:rFonts w:hint="default" w:ascii="Wingdings" w:hAnsi="Wingdings"/>
         <w:sz w:val="20"/>
       </w:rPr>
     </w:lvl>
@@ -12011,7 +13888,7 @@
         <w:ind w:left="2880" w:hanging="360"/>
       </w:pPr>
       <w:rPr>
-        <w:rFonts w:ascii="Wingdings" w:hAnsi="Wingdings" w:hint="default"/>
+        <w:rFonts w:hint="default" w:ascii="Wingdings" w:hAnsi="Wingdings"/>
         <w:sz w:val="20"/>
       </w:rPr>
     </w:lvl>
@@ -12027,7 +13904,7 @@
         <w:ind w:left="3600" w:hanging="360"/>
       </w:pPr>
       <w:rPr>
-        <w:rFonts w:ascii="Wingdings" w:hAnsi="Wingdings" w:hint="default"/>
+        <w:rFonts w:hint="default" w:ascii="Wingdings" w:hAnsi="Wingdings"/>
         <w:sz w:val="20"/>
       </w:rPr>
     </w:lvl>
@@ -12043,7 +13920,7 @@
         <w:ind w:left="4320" w:hanging="360"/>
       </w:pPr>
       <w:rPr>
-        <w:rFonts w:ascii="Wingdings" w:hAnsi="Wingdings" w:hint="default"/>
+        <w:rFonts w:hint="default" w:ascii="Wingdings" w:hAnsi="Wingdings"/>
         <w:sz w:val="20"/>
       </w:rPr>
     </w:lvl>
@@ -12059,7 +13936,7 @@
         <w:ind w:left="5040" w:hanging="360"/>
       </w:pPr>
       <w:rPr>
-        <w:rFonts w:ascii="Wingdings" w:hAnsi="Wingdings" w:hint="default"/>
+        <w:rFonts w:hint="default" w:ascii="Wingdings" w:hAnsi="Wingdings"/>
         <w:sz w:val="20"/>
       </w:rPr>
     </w:lvl>
@@ -12075,7 +13952,7 @@
         <w:ind w:left="5760" w:hanging="360"/>
       </w:pPr>
       <w:rPr>
-        <w:rFonts w:ascii="Wingdings" w:hAnsi="Wingdings" w:hint="default"/>
+        <w:rFonts w:hint="default" w:ascii="Wingdings" w:hAnsi="Wingdings"/>
         <w:sz w:val="20"/>
       </w:rPr>
     </w:lvl>
@@ -12091,7 +13968,7 @@
         <w:ind w:left="6480" w:hanging="360"/>
       </w:pPr>
       <w:rPr>
-        <w:rFonts w:ascii="Wingdings" w:hAnsi="Wingdings" w:hint="default"/>
+        <w:rFonts w:hint="default" w:ascii="Wingdings" w:hAnsi="Wingdings"/>
         <w:sz w:val="20"/>
       </w:rPr>
     </w:lvl>
@@ -12112,7 +13989,7 @@
         <w:ind w:left="720" w:hanging="360"/>
       </w:pPr>
       <w:rPr>
-        <w:rFonts w:ascii="Symbol" w:hAnsi="Symbol" w:hint="default"/>
+        <w:rFonts w:hint="default" w:ascii="Symbol" w:hAnsi="Symbol"/>
         <w:sz w:val="20"/>
       </w:rPr>
     </w:lvl>
@@ -12128,7 +14005,7 @@
         <w:ind w:left="1440" w:hanging="360"/>
       </w:pPr>
       <w:rPr>
-        <w:rFonts w:ascii="Courier New" w:hAnsi="Courier New" w:hint="default"/>
+        <w:rFonts w:hint="default" w:ascii="Courier New" w:hAnsi="Courier New"/>
         <w:sz w:val="20"/>
       </w:rPr>
     </w:lvl>
@@ -12144,7 +14021,7 @@
         <w:ind w:left="2160" w:hanging="360"/>
       </w:pPr>
       <w:rPr>
-        <w:rFonts w:ascii="Wingdings" w:hAnsi="Wingdings" w:hint="default"/>
+        <w:rFonts w:hint="default" w:ascii="Wingdings" w:hAnsi="Wingdings"/>
         <w:sz w:val="20"/>
       </w:rPr>
     </w:lvl>
@@ -12160,7 +14037,7 @@
         <w:ind w:left="2880" w:hanging="360"/>
       </w:pPr>
       <w:rPr>
-        <w:rFonts w:ascii="Wingdings" w:hAnsi="Wingdings" w:hint="default"/>
+        <w:rFonts w:hint="default" w:ascii="Wingdings" w:hAnsi="Wingdings"/>
         <w:sz w:val="20"/>
       </w:rPr>
     </w:lvl>
@@ -12176,7 +14053,7 @@
         <w:ind w:left="3600" w:hanging="360"/>
       </w:pPr>
       <w:rPr>
-        <w:rFonts w:ascii="Wingdings" w:hAnsi="Wingdings" w:hint="default"/>
+        <w:rFonts w:hint="default" w:ascii="Wingdings" w:hAnsi="Wingdings"/>
         <w:sz w:val="20"/>
       </w:rPr>
     </w:lvl>
@@ -12192,7 +14069,7 @@
         <w:ind w:left="4320" w:hanging="360"/>
       </w:pPr>
       <w:rPr>
-        <w:rFonts w:ascii="Wingdings" w:hAnsi="Wingdings" w:hint="default"/>
+        <w:rFonts w:hint="default" w:ascii="Wingdings" w:hAnsi="Wingdings"/>
         <w:sz w:val="20"/>
       </w:rPr>
     </w:lvl>
@@ -12208,7 +14085,7 @@
         <w:ind w:left="5040" w:hanging="360"/>
       </w:pPr>
       <w:rPr>
-        <w:rFonts w:ascii="Wingdings" w:hAnsi="Wingdings" w:hint="default"/>
+        <w:rFonts w:hint="default" w:ascii="Wingdings" w:hAnsi="Wingdings"/>
         <w:sz w:val="20"/>
       </w:rPr>
     </w:lvl>
@@ -12224,7 +14101,7 @@
         <w:ind w:left="5760" w:hanging="360"/>
       </w:pPr>
       <w:rPr>
-        <w:rFonts w:ascii="Wingdings" w:hAnsi="Wingdings" w:hint="default"/>
+        <w:rFonts w:hint="default" w:ascii="Wingdings" w:hAnsi="Wingdings"/>
         <w:sz w:val="20"/>
       </w:rPr>
     </w:lvl>
@@ -12240,7 +14117,7 @@
         <w:ind w:left="6480" w:hanging="360"/>
       </w:pPr>
       <w:rPr>
-        <w:rFonts w:ascii="Wingdings" w:hAnsi="Wingdings" w:hint="default"/>
+        <w:rFonts w:hint="default" w:ascii="Wingdings" w:hAnsi="Wingdings"/>
         <w:sz w:val="20"/>
       </w:rPr>
     </w:lvl>
@@ -12261,7 +14138,7 @@
         <w:ind w:left="720" w:hanging="360"/>
       </w:pPr>
       <w:rPr>
-        <w:rFonts w:ascii="Symbol" w:hAnsi="Symbol" w:hint="default"/>
+        <w:rFonts w:hint="default" w:ascii="Symbol" w:hAnsi="Symbol"/>
         <w:sz w:val="20"/>
       </w:rPr>
     </w:lvl>
@@ -12277,7 +14154,7 @@
         <w:ind w:left="1440" w:hanging="360"/>
       </w:pPr>
       <w:rPr>
-        <w:rFonts w:ascii="Courier New" w:hAnsi="Courier New" w:hint="default"/>
+        <w:rFonts w:hint="default" w:ascii="Courier New" w:hAnsi="Courier New"/>
         <w:sz w:val="20"/>
       </w:rPr>
     </w:lvl>
@@ -12293,7 +14170,7 @@
         <w:ind w:left="2160" w:hanging="360"/>
       </w:pPr>
       <w:rPr>
-        <w:rFonts w:ascii="Wingdings" w:hAnsi="Wingdings" w:hint="default"/>
+        <w:rFonts w:hint="default" w:ascii="Wingdings" w:hAnsi="Wingdings"/>
         <w:sz w:val="20"/>
       </w:rPr>
     </w:lvl>
@@ -12309,7 +14186,7 @@
         <w:ind w:left="2880" w:hanging="360"/>
       </w:pPr>
       <w:rPr>
-        <w:rFonts w:ascii="Wingdings" w:hAnsi="Wingdings" w:hint="default"/>
+        <w:rFonts w:hint="default" w:ascii="Wingdings" w:hAnsi="Wingdings"/>
         <w:sz w:val="20"/>
       </w:rPr>
     </w:lvl>
@@ -12325,7 +14202,7 @@
         <w:ind w:left="3600" w:hanging="360"/>
       </w:pPr>
       <w:rPr>
-        <w:rFonts w:ascii="Wingdings" w:hAnsi="Wingdings" w:hint="default"/>
+        <w:rFonts w:hint="default" w:ascii="Wingdings" w:hAnsi="Wingdings"/>
         <w:sz w:val="20"/>
       </w:rPr>
     </w:lvl>
@@ -12341,7 +14218,7 @@
         <w:ind w:left="4320" w:hanging="360"/>
       </w:pPr>
       <w:rPr>
-        <w:rFonts w:ascii="Wingdings" w:hAnsi="Wingdings" w:hint="default"/>
+        <w:rFonts w:hint="default" w:ascii="Wingdings" w:hAnsi="Wingdings"/>
         <w:sz w:val="20"/>
       </w:rPr>
     </w:lvl>
@@ -12357,7 +14234,7 @@
         <w:ind w:left="5040" w:hanging="360"/>
       </w:pPr>
       <w:rPr>
-        <w:rFonts w:ascii="Wingdings" w:hAnsi="Wingdings" w:hint="default"/>
+        <w:rFonts w:hint="default" w:ascii="Wingdings" w:hAnsi="Wingdings"/>
         <w:sz w:val="20"/>
       </w:rPr>
     </w:lvl>
@@ -12373,7 +14250,7 @@
         <w:ind w:left="5760" w:hanging="360"/>
       </w:pPr>
       <w:rPr>
-        <w:rFonts w:ascii="Wingdings" w:hAnsi="Wingdings" w:hint="default"/>
+        <w:rFonts w:hint="default" w:ascii="Wingdings" w:hAnsi="Wingdings"/>
         <w:sz w:val="20"/>
       </w:rPr>
     </w:lvl>
@@ -12389,7 +14266,7 @@
         <w:ind w:left="6480" w:hanging="360"/>
       </w:pPr>
       <w:rPr>
-        <w:rFonts w:ascii="Wingdings" w:hAnsi="Wingdings" w:hint="default"/>
+        <w:rFonts w:hint="default" w:ascii="Wingdings" w:hAnsi="Wingdings"/>
         <w:sz w:val="20"/>
       </w:rPr>
     </w:lvl>
@@ -12410,7 +14287,7 @@
         <w:ind w:left="720" w:hanging="360"/>
       </w:pPr>
       <w:rPr>
-        <w:rFonts w:ascii="Symbol" w:hAnsi="Symbol" w:hint="default"/>
+        <w:rFonts w:hint="default" w:ascii="Symbol" w:hAnsi="Symbol"/>
         <w:sz w:val="20"/>
       </w:rPr>
     </w:lvl>
@@ -12426,7 +14303,7 @@
         <w:ind w:left="1440" w:hanging="360"/>
       </w:pPr>
       <w:rPr>
-        <w:rFonts w:ascii="Courier New" w:hAnsi="Courier New" w:hint="default"/>
+        <w:rFonts w:hint="default" w:ascii="Courier New" w:hAnsi="Courier New"/>
         <w:sz w:val="20"/>
       </w:rPr>
     </w:lvl>
@@ -12442,7 +14319,7 @@
         <w:ind w:left="2160" w:hanging="360"/>
       </w:pPr>
       <w:rPr>
-        <w:rFonts w:ascii="Wingdings" w:hAnsi="Wingdings" w:hint="default"/>
+        <w:rFonts w:hint="default" w:ascii="Wingdings" w:hAnsi="Wingdings"/>
         <w:sz w:val="20"/>
       </w:rPr>
     </w:lvl>
@@ -12458,7 +14335,7 @@
         <w:ind w:left="2880" w:hanging="360"/>
       </w:pPr>
       <w:rPr>
-        <w:rFonts w:ascii="Wingdings" w:hAnsi="Wingdings" w:hint="default"/>
+        <w:rFonts w:hint="default" w:ascii="Wingdings" w:hAnsi="Wingdings"/>
         <w:sz w:val="20"/>
       </w:rPr>
     </w:lvl>
@@ -12474,7 +14351,7 @@
         <w:ind w:left="3600" w:hanging="360"/>
       </w:pPr>
       <w:rPr>
-        <w:rFonts w:ascii="Wingdings" w:hAnsi="Wingdings" w:hint="default"/>
+        <w:rFonts w:hint="default" w:ascii="Wingdings" w:hAnsi="Wingdings"/>
         <w:sz w:val="20"/>
       </w:rPr>
     </w:lvl>
@@ -12490,7 +14367,7 @@
         <w:ind w:left="4320" w:hanging="360"/>
       </w:pPr>
       <w:rPr>
-        <w:rFonts w:ascii="Wingdings" w:hAnsi="Wingdings" w:hint="default"/>
+        <w:rFonts w:hint="default" w:ascii="Wingdings" w:hAnsi="Wingdings"/>
         <w:sz w:val="20"/>
       </w:rPr>
     </w:lvl>
@@ -12506,7 +14383,7 @@
         <w:ind w:left="5040" w:hanging="360"/>
       </w:pPr>
       <w:rPr>
-        <w:rFonts w:ascii="Wingdings" w:hAnsi="Wingdings" w:hint="default"/>
+        <w:rFonts w:hint="default" w:ascii="Wingdings" w:hAnsi="Wingdings"/>
         <w:sz w:val="20"/>
       </w:rPr>
     </w:lvl>
@@ -12522,7 +14399,7 @@
         <w:ind w:left="5760" w:hanging="360"/>
       </w:pPr>
       <w:rPr>
-        <w:rFonts w:ascii="Wingdings" w:hAnsi="Wingdings" w:hint="default"/>
+        <w:rFonts w:hint="default" w:ascii="Wingdings" w:hAnsi="Wingdings"/>
         <w:sz w:val="20"/>
       </w:rPr>
     </w:lvl>
@@ -12538,7 +14415,7 @@
         <w:ind w:left="6480" w:hanging="360"/>
       </w:pPr>
       <w:rPr>
-        <w:rFonts w:ascii="Wingdings" w:hAnsi="Wingdings" w:hint="default"/>
+        <w:rFonts w:hint="default" w:ascii="Wingdings" w:hAnsi="Wingdings"/>
         <w:sz w:val="20"/>
       </w:rPr>
     </w:lvl>
@@ -12559,7 +14436,7 @@
         <w:ind w:left="720" w:hanging="360"/>
       </w:pPr>
       <w:rPr>
-        <w:rFonts w:ascii="Symbol" w:hAnsi="Symbol" w:hint="default"/>
+        <w:rFonts w:hint="default" w:ascii="Symbol" w:hAnsi="Symbol"/>
         <w:sz w:val="20"/>
       </w:rPr>
     </w:lvl>
@@ -12575,7 +14452,7 @@
         <w:ind w:left="1440" w:hanging="360"/>
       </w:pPr>
       <w:rPr>
-        <w:rFonts w:ascii="Courier New" w:hAnsi="Courier New" w:hint="default"/>
+        <w:rFonts w:hint="default" w:ascii="Courier New" w:hAnsi="Courier New"/>
         <w:sz w:val="20"/>
       </w:rPr>
     </w:lvl>
@@ -12591,7 +14468,7 @@
         <w:ind w:left="2160" w:hanging="360"/>
       </w:pPr>
       <w:rPr>
-        <w:rFonts w:ascii="Wingdings" w:hAnsi="Wingdings" w:hint="default"/>
+        <w:rFonts w:hint="default" w:ascii="Wingdings" w:hAnsi="Wingdings"/>
         <w:sz w:val="20"/>
       </w:rPr>
     </w:lvl>
@@ -12607,7 +14484,7 @@
         <w:ind w:left="2880" w:hanging="360"/>
       </w:pPr>
       <w:rPr>
-        <w:rFonts w:ascii="Wingdings" w:hAnsi="Wingdings" w:hint="default"/>
+        <w:rFonts w:hint="default" w:ascii="Wingdings" w:hAnsi="Wingdings"/>
         <w:sz w:val="20"/>
       </w:rPr>
     </w:lvl>
@@ -12623,7 +14500,7 @@
         <w:ind w:left="3600" w:hanging="360"/>
       </w:pPr>
       <w:rPr>
-        <w:rFonts w:ascii="Wingdings" w:hAnsi="Wingdings" w:hint="default"/>
+        <w:rFonts w:hint="default" w:ascii="Wingdings" w:hAnsi="Wingdings"/>
         <w:sz w:val="20"/>
       </w:rPr>
     </w:lvl>
@@ -12639,7 +14516,7 @@
         <w:ind w:left="4320" w:hanging="360"/>
       </w:pPr>
       <w:rPr>
-        <w:rFonts w:ascii="Wingdings" w:hAnsi="Wingdings" w:hint="default"/>
+        <w:rFonts w:hint="default" w:ascii="Wingdings" w:hAnsi="Wingdings"/>
         <w:sz w:val="20"/>
       </w:rPr>
     </w:lvl>
@@ -12655,7 +14532,7 @@
         <w:ind w:left="5040" w:hanging="360"/>
       </w:pPr>
       <w:rPr>
-        <w:rFonts w:ascii="Wingdings" w:hAnsi="Wingdings" w:hint="default"/>
+        <w:rFonts w:hint="default" w:ascii="Wingdings" w:hAnsi="Wingdings"/>
         <w:sz w:val="20"/>
       </w:rPr>
     </w:lvl>
@@ -12671,7 +14548,7 @@
         <w:ind w:left="5760" w:hanging="360"/>
       </w:pPr>
       <w:rPr>
-        <w:rFonts w:ascii="Wingdings" w:hAnsi="Wingdings" w:hint="default"/>
+        <w:rFonts w:hint="default" w:ascii="Wingdings" w:hAnsi="Wingdings"/>
         <w:sz w:val="20"/>
       </w:rPr>
     </w:lvl>
@@ -12687,7 +14564,7 @@
         <w:ind w:left="6480" w:hanging="360"/>
       </w:pPr>
       <w:rPr>
-        <w:rFonts w:ascii="Wingdings" w:hAnsi="Wingdings" w:hint="default"/>
+        <w:rFonts w:hint="default" w:ascii="Wingdings" w:hAnsi="Wingdings"/>
         <w:sz w:val="20"/>
       </w:rPr>
     </w:lvl>
@@ -12951,7 +14828,7 @@
         <w:ind w:left="1440" w:hanging="360"/>
       </w:pPr>
       <w:rPr>
-        <w:rFonts w:ascii="Symbol" w:hAnsi="Symbol" w:hint="default"/>
+        <w:rFonts w:hint="default" w:ascii="Symbol" w:hAnsi="Symbol"/>
       </w:rPr>
     </w:lvl>
     <w:lvl w:ilvl="2" w:tentative="1">
@@ -13055,7 +14932,7 @@
         <w:ind w:left="720" w:hanging="360"/>
       </w:pPr>
       <w:rPr>
-        <w:rFonts w:ascii="Symbol" w:hAnsi="Symbol" w:hint="default"/>
+        <w:rFonts w:hint="default" w:ascii="Symbol" w:hAnsi="Symbol"/>
         <w:sz w:val="20"/>
       </w:rPr>
     </w:lvl>
@@ -13071,7 +14948,7 @@
         <w:ind w:left="1440" w:hanging="360"/>
       </w:pPr>
       <w:rPr>
-        <w:rFonts w:ascii="Courier New" w:hAnsi="Courier New" w:hint="default"/>
+        <w:rFonts w:hint="default" w:ascii="Courier New" w:hAnsi="Courier New"/>
         <w:sz w:val="20"/>
       </w:rPr>
     </w:lvl>
@@ -13087,7 +14964,7 @@
         <w:ind w:left="2160" w:hanging="360"/>
       </w:pPr>
       <w:rPr>
-        <w:rFonts w:ascii="Wingdings" w:hAnsi="Wingdings" w:hint="default"/>
+        <w:rFonts w:hint="default" w:ascii="Wingdings" w:hAnsi="Wingdings"/>
         <w:sz w:val="20"/>
       </w:rPr>
     </w:lvl>
@@ -13103,7 +14980,7 @@
         <w:ind w:left="2880" w:hanging="360"/>
       </w:pPr>
       <w:rPr>
-        <w:rFonts w:ascii="Wingdings" w:hAnsi="Wingdings" w:hint="default"/>
+        <w:rFonts w:hint="default" w:ascii="Wingdings" w:hAnsi="Wingdings"/>
         <w:sz w:val="20"/>
       </w:rPr>
     </w:lvl>
@@ -13119,7 +14996,7 @@
         <w:ind w:left="3600" w:hanging="360"/>
       </w:pPr>
       <w:rPr>
-        <w:rFonts w:ascii="Wingdings" w:hAnsi="Wingdings" w:hint="default"/>
+        <w:rFonts w:hint="default" w:ascii="Wingdings" w:hAnsi="Wingdings"/>
         <w:sz w:val="20"/>
       </w:rPr>
     </w:lvl>
@@ -13135,7 +15012,7 @@
         <w:ind w:left="4320" w:hanging="360"/>
       </w:pPr>
       <w:rPr>
-        <w:rFonts w:ascii="Wingdings" w:hAnsi="Wingdings" w:hint="default"/>
+        <w:rFonts w:hint="default" w:ascii="Wingdings" w:hAnsi="Wingdings"/>
         <w:sz w:val="20"/>
       </w:rPr>
     </w:lvl>
@@ -13151,7 +15028,7 @@
         <w:ind w:left="5040" w:hanging="360"/>
       </w:pPr>
       <w:rPr>
-        <w:rFonts w:ascii="Wingdings" w:hAnsi="Wingdings" w:hint="default"/>
+        <w:rFonts w:hint="default" w:ascii="Wingdings" w:hAnsi="Wingdings"/>
         <w:sz w:val="20"/>
       </w:rPr>
     </w:lvl>
@@ -13167,7 +15044,7 @@
         <w:ind w:left="5760" w:hanging="360"/>
       </w:pPr>
       <w:rPr>
-        <w:rFonts w:ascii="Wingdings" w:hAnsi="Wingdings" w:hint="default"/>
+        <w:rFonts w:hint="default" w:ascii="Wingdings" w:hAnsi="Wingdings"/>
         <w:sz w:val="20"/>
       </w:rPr>
     </w:lvl>
@@ -13183,7 +15060,7 @@
         <w:ind w:left="6480" w:hanging="360"/>
       </w:pPr>
       <w:rPr>
-        <w:rFonts w:ascii="Wingdings" w:hAnsi="Wingdings" w:hint="default"/>
+        <w:rFonts w:hint="default" w:ascii="Wingdings" w:hAnsi="Wingdings"/>
         <w:sz w:val="20"/>
       </w:rPr>
     </w:lvl>
@@ -13204,7 +15081,7 @@
         <w:ind w:left="720" w:hanging="360"/>
       </w:pPr>
       <w:rPr>
-        <w:rFonts w:ascii="Symbol" w:hAnsi="Symbol" w:hint="default"/>
+        <w:rFonts w:hint="default" w:ascii="Symbol" w:hAnsi="Symbol"/>
         <w:sz w:val="20"/>
       </w:rPr>
     </w:lvl>
@@ -13220,7 +15097,7 @@
         <w:ind w:left="1440" w:hanging="360"/>
       </w:pPr>
       <w:rPr>
-        <w:rFonts w:ascii="Courier New" w:hAnsi="Courier New" w:hint="default"/>
+        <w:rFonts w:hint="default" w:ascii="Courier New" w:hAnsi="Courier New"/>
         <w:sz w:val="20"/>
       </w:rPr>
     </w:lvl>
@@ -13236,7 +15113,7 @@
         <w:ind w:left="2160" w:hanging="360"/>
       </w:pPr>
       <w:rPr>
-        <w:rFonts w:ascii="Wingdings" w:hAnsi="Wingdings" w:hint="default"/>
+        <w:rFonts w:hint="default" w:ascii="Wingdings" w:hAnsi="Wingdings"/>
         <w:sz w:val="20"/>
       </w:rPr>
     </w:lvl>
@@ -13252,7 +15129,7 @@
         <w:ind w:left="2880" w:hanging="360"/>
       </w:pPr>
       <w:rPr>
-        <w:rFonts w:ascii="Wingdings" w:hAnsi="Wingdings" w:hint="default"/>
+        <w:rFonts w:hint="default" w:ascii="Wingdings" w:hAnsi="Wingdings"/>
         <w:sz w:val="20"/>
       </w:rPr>
     </w:lvl>
@@ -13268,7 +15145,7 @@
         <w:ind w:left="3600" w:hanging="360"/>
       </w:pPr>
       <w:rPr>
-        <w:rFonts w:ascii="Wingdings" w:hAnsi="Wingdings" w:hint="default"/>
+        <w:rFonts w:hint="default" w:ascii="Wingdings" w:hAnsi="Wingdings"/>
         <w:sz w:val="20"/>
       </w:rPr>
     </w:lvl>
@@ -13284,7 +15161,7 @@
         <w:ind w:left="4320" w:hanging="360"/>
       </w:pPr>
       <w:rPr>
-        <w:rFonts w:ascii="Wingdings" w:hAnsi="Wingdings" w:hint="default"/>
+        <w:rFonts w:hint="default" w:ascii="Wingdings" w:hAnsi="Wingdings"/>
         <w:sz w:val="20"/>
       </w:rPr>
     </w:lvl>
@@ -13300,7 +15177,7 @@
         <w:ind w:left="5040" w:hanging="360"/>
       </w:pPr>
       <w:rPr>
-        <w:rFonts w:ascii="Wingdings" w:hAnsi="Wingdings" w:hint="default"/>
+        <w:rFonts w:hint="default" w:ascii="Wingdings" w:hAnsi="Wingdings"/>
         <w:sz w:val="20"/>
       </w:rPr>
     </w:lvl>
@@ -13316,7 +15193,7 @@
         <w:ind w:left="5760" w:hanging="360"/>
       </w:pPr>
       <w:rPr>
-        <w:rFonts w:ascii="Wingdings" w:hAnsi="Wingdings" w:hint="default"/>
+        <w:rFonts w:hint="default" w:ascii="Wingdings" w:hAnsi="Wingdings"/>
         <w:sz w:val="20"/>
       </w:rPr>
     </w:lvl>
@@ -13332,7 +15209,7 @@
         <w:ind w:left="6480" w:hanging="360"/>
       </w:pPr>
       <w:rPr>
-        <w:rFonts w:ascii="Wingdings" w:hAnsi="Wingdings" w:hint="default"/>
+        <w:rFonts w:hint="default" w:ascii="Wingdings" w:hAnsi="Wingdings"/>
         <w:sz w:val="20"/>
       </w:rPr>
     </w:lvl>
@@ -13353,7 +15230,7 @@
         <w:ind w:left="720" w:hanging="360"/>
       </w:pPr>
       <w:rPr>
-        <w:rFonts w:ascii="Symbol" w:hAnsi="Symbol" w:hint="default"/>
+        <w:rFonts w:hint="default" w:ascii="Symbol" w:hAnsi="Symbol"/>
         <w:sz w:val="20"/>
       </w:rPr>
     </w:lvl>
@@ -13369,7 +15246,7 @@
         <w:ind w:left="1440" w:hanging="360"/>
       </w:pPr>
       <w:rPr>
-        <w:rFonts w:ascii="Courier New" w:hAnsi="Courier New" w:hint="default"/>
+        <w:rFonts w:hint="default" w:ascii="Courier New" w:hAnsi="Courier New"/>
         <w:sz w:val="20"/>
       </w:rPr>
     </w:lvl>
@@ -13385,7 +15262,7 @@
         <w:ind w:left="2160" w:hanging="360"/>
       </w:pPr>
       <w:rPr>
-        <w:rFonts w:ascii="Wingdings" w:hAnsi="Wingdings" w:hint="default"/>
+        <w:rFonts w:hint="default" w:ascii="Wingdings" w:hAnsi="Wingdings"/>
         <w:sz w:val="20"/>
       </w:rPr>
     </w:lvl>
@@ -13401,7 +15278,7 @@
         <w:ind w:left="2880" w:hanging="360"/>
       </w:pPr>
       <w:rPr>
-        <w:rFonts w:ascii="Wingdings" w:hAnsi="Wingdings" w:hint="default"/>
+        <w:rFonts w:hint="default" w:ascii="Wingdings" w:hAnsi="Wingdings"/>
         <w:sz w:val="20"/>
       </w:rPr>
     </w:lvl>
@@ -13417,7 +15294,7 @@
         <w:ind w:left="3600" w:hanging="360"/>
       </w:pPr>
       <w:rPr>
-        <w:rFonts w:ascii="Wingdings" w:hAnsi="Wingdings" w:hint="default"/>
+        <w:rFonts w:hint="default" w:ascii="Wingdings" w:hAnsi="Wingdings"/>
         <w:sz w:val="20"/>
       </w:rPr>
     </w:lvl>
@@ -13433,7 +15310,7 @@
         <w:ind w:left="4320" w:hanging="360"/>
       </w:pPr>
       <w:rPr>
-        <w:rFonts w:ascii="Wingdings" w:hAnsi="Wingdings" w:hint="default"/>
+        <w:rFonts w:hint="default" w:ascii="Wingdings" w:hAnsi="Wingdings"/>
         <w:sz w:val="20"/>
       </w:rPr>
     </w:lvl>
@@ -13449,7 +15326,7 @@
         <w:ind w:left="5040" w:hanging="360"/>
       </w:pPr>
       <w:rPr>
-        <w:rFonts w:ascii="Wingdings" w:hAnsi="Wingdings" w:hint="default"/>
+        <w:rFonts w:hint="default" w:ascii="Wingdings" w:hAnsi="Wingdings"/>
         <w:sz w:val="20"/>
       </w:rPr>
     </w:lvl>
@@ -13465,7 +15342,7 @@
         <w:ind w:left="5760" w:hanging="360"/>
       </w:pPr>
       <w:rPr>
-        <w:rFonts w:ascii="Wingdings" w:hAnsi="Wingdings" w:hint="default"/>
+        <w:rFonts w:hint="default" w:ascii="Wingdings" w:hAnsi="Wingdings"/>
         <w:sz w:val="20"/>
       </w:rPr>
     </w:lvl>
@@ -13481,7 +15358,7 @@
         <w:ind w:left="6480" w:hanging="360"/>
       </w:pPr>
       <w:rPr>
-        <w:rFonts w:ascii="Wingdings" w:hAnsi="Wingdings" w:hint="default"/>
+        <w:rFonts w:hint="default" w:ascii="Wingdings" w:hAnsi="Wingdings"/>
         <w:sz w:val="20"/>
       </w:rPr>
     </w:lvl>
@@ -13502,7 +15379,7 @@
         <w:ind w:left="720" w:hanging="360"/>
       </w:pPr>
       <w:rPr>
-        <w:rFonts w:ascii="Symbol" w:hAnsi="Symbol" w:hint="default"/>
+        <w:rFonts w:hint="default" w:ascii="Symbol" w:hAnsi="Symbol"/>
         <w:sz w:val="20"/>
       </w:rPr>
     </w:lvl>
@@ -13518,7 +15395,7 @@
         <w:ind w:left="1440" w:hanging="360"/>
       </w:pPr>
       <w:rPr>
-        <w:rFonts w:ascii="Courier New" w:hAnsi="Courier New" w:hint="default"/>
+        <w:rFonts w:hint="default" w:ascii="Courier New" w:hAnsi="Courier New"/>
         <w:sz w:val="20"/>
       </w:rPr>
     </w:lvl>
@@ -13534,7 +15411,7 @@
         <w:ind w:left="2160" w:hanging="360"/>
       </w:pPr>
       <w:rPr>
-        <w:rFonts w:ascii="Wingdings" w:hAnsi="Wingdings" w:hint="default"/>
+        <w:rFonts w:hint="default" w:ascii="Wingdings" w:hAnsi="Wingdings"/>
         <w:sz w:val="20"/>
       </w:rPr>
     </w:lvl>
@@ -13550,7 +15427,7 @@
         <w:ind w:left="2880" w:hanging="360"/>
       </w:pPr>
       <w:rPr>
-        <w:rFonts w:ascii="Wingdings" w:hAnsi="Wingdings" w:hint="default"/>
+        <w:rFonts w:hint="default" w:ascii="Wingdings" w:hAnsi="Wingdings"/>
         <w:sz w:val="20"/>
       </w:rPr>
     </w:lvl>
@@ -13566,7 +15443,7 @@
         <w:ind w:left="3600" w:hanging="360"/>
       </w:pPr>
       <w:rPr>
-        <w:rFonts w:ascii="Wingdings" w:hAnsi="Wingdings" w:hint="default"/>
+        <w:rFonts w:hint="default" w:ascii="Wingdings" w:hAnsi="Wingdings"/>
         <w:sz w:val="20"/>
       </w:rPr>
     </w:lvl>
@@ -13582,7 +15459,7 @@
         <w:ind w:left="4320" w:hanging="360"/>
       </w:pPr>
       <w:rPr>
-        <w:rFonts w:ascii="Wingdings" w:hAnsi="Wingdings" w:hint="default"/>
+        <w:rFonts w:hint="default" w:ascii="Wingdings" w:hAnsi="Wingdings"/>
         <w:sz w:val="20"/>
       </w:rPr>
     </w:lvl>
@@ -13598,7 +15475,7 @@
         <w:ind w:left="5040" w:hanging="360"/>
       </w:pPr>
       <w:rPr>
-        <w:rFonts w:ascii="Wingdings" w:hAnsi="Wingdings" w:hint="default"/>
+        <w:rFonts w:hint="default" w:ascii="Wingdings" w:hAnsi="Wingdings"/>
         <w:sz w:val="20"/>
       </w:rPr>
     </w:lvl>
@@ -13614,7 +15491,7 @@
         <w:ind w:left="5760" w:hanging="360"/>
       </w:pPr>
       <w:rPr>
-        <w:rFonts w:ascii="Wingdings" w:hAnsi="Wingdings" w:hint="default"/>
+        <w:rFonts w:hint="default" w:ascii="Wingdings" w:hAnsi="Wingdings"/>
         <w:sz w:val="20"/>
       </w:rPr>
     </w:lvl>
@@ -13630,7 +15507,7 @@
         <w:ind w:left="6480" w:hanging="360"/>
       </w:pPr>
       <w:rPr>
-        <w:rFonts w:ascii="Wingdings" w:hAnsi="Wingdings" w:hint="default"/>
+        <w:rFonts w:hint="default" w:ascii="Wingdings" w:hAnsi="Wingdings"/>
         <w:sz w:val="20"/>
       </w:rPr>
     </w:lvl>
@@ -13651,7 +15528,7 @@
         <w:ind w:left="720" w:hanging="360"/>
       </w:pPr>
       <w:rPr>
-        <w:rFonts w:ascii="Symbol" w:hAnsi="Symbol" w:hint="default"/>
+        <w:rFonts w:hint="default" w:ascii="Symbol" w:hAnsi="Symbol"/>
         <w:sz w:val="20"/>
       </w:rPr>
     </w:lvl>
@@ -13667,7 +15544,7 @@
         <w:ind w:left="1440" w:hanging="360"/>
       </w:pPr>
       <w:rPr>
-        <w:rFonts w:ascii="Courier New" w:hAnsi="Courier New" w:hint="default"/>
+        <w:rFonts w:hint="default" w:ascii="Courier New" w:hAnsi="Courier New"/>
         <w:sz w:val="20"/>
       </w:rPr>
     </w:lvl>
@@ -13683,7 +15560,7 @@
         <w:ind w:left="2160" w:hanging="360"/>
       </w:pPr>
       <w:rPr>
-        <w:rFonts w:ascii="Wingdings" w:hAnsi="Wingdings" w:hint="default"/>
+        <w:rFonts w:hint="default" w:ascii="Wingdings" w:hAnsi="Wingdings"/>
         <w:sz w:val="20"/>
       </w:rPr>
     </w:lvl>
@@ -13699,7 +15576,7 @@
         <w:ind w:left="2880" w:hanging="360"/>
       </w:pPr>
       <w:rPr>
-        <w:rFonts w:ascii="Wingdings" w:hAnsi="Wingdings" w:hint="default"/>
+        <w:rFonts w:hint="default" w:ascii="Wingdings" w:hAnsi="Wingdings"/>
         <w:sz w:val="20"/>
       </w:rPr>
     </w:lvl>
@@ -13715,7 +15592,7 @@
         <w:ind w:left="3600" w:hanging="360"/>
       </w:pPr>
       <w:rPr>
-        <w:rFonts w:ascii="Wingdings" w:hAnsi="Wingdings" w:hint="default"/>
+        <w:rFonts w:hint="default" w:ascii="Wingdings" w:hAnsi="Wingdings"/>
         <w:sz w:val="20"/>
       </w:rPr>
     </w:lvl>
@@ -13731,7 +15608,7 @@
         <w:ind w:left="4320" w:hanging="360"/>
       </w:pPr>
       <w:rPr>
-        <w:rFonts w:ascii="Wingdings" w:hAnsi="Wingdings" w:hint="default"/>
+        <w:rFonts w:hint="default" w:ascii="Wingdings" w:hAnsi="Wingdings"/>
         <w:sz w:val="20"/>
       </w:rPr>
     </w:lvl>
@@ -13747,7 +15624,7 @@
         <w:ind w:left="5040" w:hanging="360"/>
       </w:pPr>
       <w:rPr>
-        <w:rFonts w:ascii="Wingdings" w:hAnsi="Wingdings" w:hint="default"/>
+        <w:rFonts w:hint="default" w:ascii="Wingdings" w:hAnsi="Wingdings"/>
         <w:sz w:val="20"/>
       </w:rPr>
     </w:lvl>
@@ -13763,7 +15640,7 @@
         <w:ind w:left="5760" w:hanging="360"/>
       </w:pPr>
       <w:rPr>
-        <w:rFonts w:ascii="Wingdings" w:hAnsi="Wingdings" w:hint="default"/>
+        <w:rFonts w:hint="default" w:ascii="Wingdings" w:hAnsi="Wingdings"/>
         <w:sz w:val="20"/>
       </w:rPr>
     </w:lvl>
@@ -13779,7 +15656,7 @@
         <w:ind w:left="6480" w:hanging="360"/>
       </w:pPr>
       <w:rPr>
-        <w:rFonts w:ascii="Wingdings" w:hAnsi="Wingdings" w:hint="default"/>
+        <w:rFonts w:hint="default" w:ascii="Wingdings" w:hAnsi="Wingdings"/>
         <w:sz w:val="20"/>
       </w:rPr>
     </w:lvl>
@@ -13800,7 +15677,7 @@
         <w:ind w:left="720" w:hanging="360"/>
       </w:pPr>
       <w:rPr>
-        <w:rFonts w:ascii="Symbol" w:hAnsi="Symbol" w:hint="default"/>
+        <w:rFonts w:hint="default" w:ascii="Symbol" w:hAnsi="Symbol"/>
         <w:sz w:val="20"/>
       </w:rPr>
     </w:lvl>
@@ -13816,7 +15693,7 @@
         <w:ind w:left="1440" w:hanging="360"/>
       </w:pPr>
       <w:rPr>
-        <w:rFonts w:ascii="Courier New" w:hAnsi="Courier New" w:hint="default"/>
+        <w:rFonts w:hint="default" w:ascii="Courier New" w:hAnsi="Courier New"/>
         <w:sz w:val="20"/>
       </w:rPr>
     </w:lvl>
@@ -13832,7 +15709,7 @@
         <w:ind w:left="2160" w:hanging="360"/>
       </w:pPr>
       <w:rPr>
-        <w:rFonts w:ascii="Wingdings" w:hAnsi="Wingdings" w:hint="default"/>
+        <w:rFonts w:hint="default" w:ascii="Wingdings" w:hAnsi="Wingdings"/>
         <w:sz w:val="20"/>
       </w:rPr>
     </w:lvl>
@@ -13848,7 +15725,7 @@
         <w:ind w:left="2880" w:hanging="360"/>
       </w:pPr>
       <w:rPr>
-        <w:rFonts w:ascii="Wingdings" w:hAnsi="Wingdings" w:hint="default"/>
+        <w:rFonts w:hint="default" w:ascii="Wingdings" w:hAnsi="Wingdings"/>
         <w:sz w:val="20"/>
       </w:rPr>
     </w:lvl>
@@ -13864,7 +15741,7 @@
         <w:ind w:left="3600" w:hanging="360"/>
       </w:pPr>
       <w:rPr>
-        <w:rFonts w:ascii="Wingdings" w:hAnsi="Wingdings" w:hint="default"/>
+        <w:rFonts w:hint="default" w:ascii="Wingdings" w:hAnsi="Wingdings"/>
         <w:sz w:val="20"/>
       </w:rPr>
     </w:lvl>
@@ -13880,7 +15757,7 @@
         <w:ind w:left="4320" w:hanging="360"/>
       </w:pPr>
       <w:rPr>
-        <w:rFonts w:ascii="Wingdings" w:hAnsi="Wingdings" w:hint="default"/>
+        <w:rFonts w:hint="default" w:ascii="Wingdings" w:hAnsi="Wingdings"/>
         <w:sz w:val="20"/>
       </w:rPr>
     </w:lvl>
@@ -13896,7 +15773,7 @@
         <w:ind w:left="5040" w:hanging="360"/>
       </w:pPr>
       <w:rPr>
-        <w:rFonts w:ascii="Wingdings" w:hAnsi="Wingdings" w:hint="default"/>
+        <w:rFonts w:hint="default" w:ascii="Wingdings" w:hAnsi="Wingdings"/>
         <w:sz w:val="20"/>
       </w:rPr>
     </w:lvl>
@@ -13912,7 +15789,7 @@
         <w:ind w:left="5760" w:hanging="360"/>
       </w:pPr>
       <w:rPr>
-        <w:rFonts w:ascii="Wingdings" w:hAnsi="Wingdings" w:hint="default"/>
+        <w:rFonts w:hint="default" w:ascii="Wingdings" w:hAnsi="Wingdings"/>
         <w:sz w:val="20"/>
       </w:rPr>
     </w:lvl>
@@ -13928,7 +15805,7 @@
         <w:ind w:left="6480" w:hanging="360"/>
       </w:pPr>
       <w:rPr>
-        <w:rFonts w:ascii="Wingdings" w:hAnsi="Wingdings" w:hint="default"/>
+        <w:rFonts w:hint="default" w:ascii="Wingdings" w:hAnsi="Wingdings"/>
         <w:sz w:val="20"/>
       </w:rPr>
     </w:lvl>
@@ -13949,7 +15826,7 @@
         <w:ind w:left="720" w:hanging="360"/>
       </w:pPr>
       <w:rPr>
-        <w:rFonts w:ascii="Symbol" w:hAnsi="Symbol" w:hint="default"/>
+        <w:rFonts w:hint="default" w:ascii="Symbol" w:hAnsi="Symbol"/>
         <w:sz w:val="20"/>
       </w:rPr>
     </w:lvl>
@@ -13965,7 +15842,7 @@
         <w:ind w:left="1440" w:hanging="360"/>
       </w:pPr>
       <w:rPr>
-        <w:rFonts w:ascii="Courier New" w:hAnsi="Courier New" w:hint="default"/>
+        <w:rFonts w:hint="default" w:ascii="Courier New" w:hAnsi="Courier New"/>
         <w:sz w:val="20"/>
       </w:rPr>
     </w:lvl>
@@ -13981,7 +15858,7 @@
         <w:ind w:left="2160" w:hanging="360"/>
       </w:pPr>
       <w:rPr>
-        <w:rFonts w:ascii="Wingdings" w:hAnsi="Wingdings" w:hint="default"/>
+        <w:rFonts w:hint="default" w:ascii="Wingdings" w:hAnsi="Wingdings"/>
         <w:sz w:val="20"/>
       </w:rPr>
     </w:lvl>
@@ -13997,7 +15874,7 @@
         <w:ind w:left="2880" w:hanging="360"/>
       </w:pPr>
       <w:rPr>
-        <w:rFonts w:ascii="Wingdings" w:hAnsi="Wingdings" w:hint="default"/>
+        <w:rFonts w:hint="default" w:ascii="Wingdings" w:hAnsi="Wingdings"/>
         <w:sz w:val="20"/>
       </w:rPr>
     </w:lvl>
@@ -14013,7 +15890,7 @@
         <w:ind w:left="3600" w:hanging="360"/>
       </w:pPr>
       <w:rPr>
-        <w:rFonts w:ascii="Wingdings" w:hAnsi="Wingdings" w:hint="default"/>
+        <w:rFonts w:hint="default" w:ascii="Wingdings" w:hAnsi="Wingdings"/>
         <w:sz w:val="20"/>
       </w:rPr>
     </w:lvl>
@@ -14029,7 +15906,7 @@
         <w:ind w:left="4320" w:hanging="360"/>
       </w:pPr>
       <w:rPr>
-        <w:rFonts w:ascii="Wingdings" w:hAnsi="Wingdings" w:hint="default"/>
+        <w:rFonts w:hint="default" w:ascii="Wingdings" w:hAnsi="Wingdings"/>
         <w:sz w:val="20"/>
       </w:rPr>
     </w:lvl>
@@ -14045,7 +15922,7 @@
         <w:ind w:left="5040" w:hanging="360"/>
       </w:pPr>
       <w:rPr>
-        <w:rFonts w:ascii="Wingdings" w:hAnsi="Wingdings" w:hint="default"/>
+        <w:rFonts w:hint="default" w:ascii="Wingdings" w:hAnsi="Wingdings"/>
         <w:sz w:val="20"/>
       </w:rPr>
     </w:lvl>
@@ -14061,7 +15938,7 @@
         <w:ind w:left="5760" w:hanging="360"/>
       </w:pPr>
       <w:rPr>
-        <w:rFonts w:ascii="Wingdings" w:hAnsi="Wingdings" w:hint="default"/>
+        <w:rFonts w:hint="default" w:ascii="Wingdings" w:hAnsi="Wingdings"/>
         <w:sz w:val="20"/>
       </w:rPr>
     </w:lvl>
@@ -14077,7 +15954,7 @@
         <w:ind w:left="6480" w:hanging="360"/>
       </w:pPr>
       <w:rPr>
-        <w:rFonts w:ascii="Wingdings" w:hAnsi="Wingdings" w:hint="default"/>
+        <w:rFonts w:hint="default" w:ascii="Wingdings" w:hAnsi="Wingdings"/>
         <w:sz w:val="20"/>
       </w:rPr>
     </w:lvl>
@@ -14098,7 +15975,7 @@
         <w:ind w:left="720" w:hanging="360"/>
       </w:pPr>
       <w:rPr>
-        <w:rFonts w:ascii="Symbol" w:hAnsi="Symbol" w:hint="default"/>
+        <w:rFonts w:hint="default" w:ascii="Symbol" w:hAnsi="Symbol"/>
         <w:sz w:val="20"/>
       </w:rPr>
     </w:lvl>
@@ -14114,7 +15991,7 @@
         <w:ind w:left="1440" w:hanging="360"/>
       </w:pPr>
       <w:rPr>
-        <w:rFonts w:ascii="Courier New" w:hAnsi="Courier New" w:hint="default"/>
+        <w:rFonts w:hint="default" w:ascii="Courier New" w:hAnsi="Courier New"/>
         <w:sz w:val="20"/>
       </w:rPr>
     </w:lvl>
@@ -14130,7 +16007,7 @@
         <w:ind w:left="2160" w:hanging="360"/>
       </w:pPr>
       <w:rPr>
-        <w:rFonts w:ascii="Wingdings" w:hAnsi="Wingdings" w:hint="default"/>
+        <w:rFonts w:hint="default" w:ascii="Wingdings" w:hAnsi="Wingdings"/>
         <w:sz w:val="20"/>
       </w:rPr>
     </w:lvl>
@@ -14146,7 +16023,7 @@
         <w:ind w:left="2880" w:hanging="360"/>
       </w:pPr>
       <w:rPr>
-        <w:rFonts w:ascii="Wingdings" w:hAnsi="Wingdings" w:hint="default"/>
+        <w:rFonts w:hint="default" w:ascii="Wingdings" w:hAnsi="Wingdings"/>
         <w:sz w:val="20"/>
       </w:rPr>
     </w:lvl>
@@ -14162,7 +16039,7 @@
         <w:ind w:left="3600" w:hanging="360"/>
       </w:pPr>
       <w:rPr>
-        <w:rFonts w:ascii="Wingdings" w:hAnsi="Wingdings" w:hint="default"/>
+        <w:rFonts w:hint="default" w:ascii="Wingdings" w:hAnsi="Wingdings"/>
         <w:sz w:val="20"/>
       </w:rPr>
     </w:lvl>
@@ -14178,7 +16055,7 @@
         <w:ind w:left="4320" w:hanging="360"/>
       </w:pPr>
       <w:rPr>
-        <w:rFonts w:ascii="Wingdings" w:hAnsi="Wingdings" w:hint="default"/>
+        <w:rFonts w:hint="default" w:ascii="Wingdings" w:hAnsi="Wingdings"/>
         <w:sz w:val="20"/>
       </w:rPr>
     </w:lvl>
@@ -14194,7 +16071,7 @@
         <w:ind w:left="5040" w:hanging="360"/>
       </w:pPr>
       <w:rPr>
-        <w:rFonts w:ascii="Wingdings" w:hAnsi="Wingdings" w:hint="default"/>
+        <w:rFonts w:hint="default" w:ascii="Wingdings" w:hAnsi="Wingdings"/>
         <w:sz w:val="20"/>
       </w:rPr>
     </w:lvl>
@@ -14210,7 +16087,7 @@
         <w:ind w:left="5760" w:hanging="360"/>
       </w:pPr>
       <w:rPr>
-        <w:rFonts w:ascii="Wingdings" w:hAnsi="Wingdings" w:hint="default"/>
+        <w:rFonts w:hint="default" w:ascii="Wingdings" w:hAnsi="Wingdings"/>
         <w:sz w:val="20"/>
       </w:rPr>
     </w:lvl>
@@ -14226,7 +16103,7 @@
         <w:ind w:left="6480" w:hanging="360"/>
       </w:pPr>
       <w:rPr>
-        <w:rFonts w:ascii="Wingdings" w:hAnsi="Wingdings" w:hint="default"/>
+        <w:rFonts w:hint="default" w:ascii="Wingdings" w:hAnsi="Wingdings"/>
         <w:sz w:val="20"/>
       </w:rPr>
     </w:lvl>
@@ -14247,7 +16124,7 @@
         <w:ind w:left="720" w:hanging="360"/>
       </w:pPr>
       <w:rPr>
-        <w:rFonts w:ascii="Symbol" w:hAnsi="Symbol" w:hint="default"/>
+        <w:rFonts w:hint="default" w:ascii="Symbol" w:hAnsi="Symbol"/>
         <w:sz w:val="20"/>
       </w:rPr>
     </w:lvl>
@@ -14263,7 +16140,7 @@
         <w:ind w:left="1440" w:hanging="360"/>
       </w:pPr>
       <w:rPr>
-        <w:rFonts w:ascii="Courier New" w:hAnsi="Courier New" w:hint="default"/>
+        <w:rFonts w:hint="default" w:ascii="Courier New" w:hAnsi="Courier New"/>
         <w:sz w:val="20"/>
       </w:rPr>
     </w:lvl>
@@ -14279,7 +16156,7 @@
         <w:ind w:left="2160" w:hanging="360"/>
       </w:pPr>
       <w:rPr>
-        <w:rFonts w:ascii="Wingdings" w:hAnsi="Wingdings" w:hint="default"/>
+        <w:rFonts w:hint="default" w:ascii="Wingdings" w:hAnsi="Wingdings"/>
         <w:sz w:val="20"/>
       </w:rPr>
     </w:lvl>
@@ -14295,7 +16172,7 @@
         <w:ind w:left="2880" w:hanging="360"/>
       </w:pPr>
       <w:rPr>
-        <w:rFonts w:ascii="Wingdings" w:hAnsi="Wingdings" w:hint="default"/>
+        <w:rFonts w:hint="default" w:ascii="Wingdings" w:hAnsi="Wingdings"/>
         <w:sz w:val="20"/>
       </w:rPr>
     </w:lvl>
@@ -14311,7 +16188,7 @@
         <w:ind w:left="3600" w:hanging="360"/>
       </w:pPr>
       <w:rPr>
-        <w:rFonts w:ascii="Wingdings" w:hAnsi="Wingdings" w:hint="default"/>
+        <w:rFonts w:hint="default" w:ascii="Wingdings" w:hAnsi="Wingdings"/>
         <w:sz w:val="20"/>
       </w:rPr>
     </w:lvl>
@@ -14327,7 +16204,7 @@
         <w:ind w:left="4320" w:hanging="360"/>
       </w:pPr>
       <w:rPr>
-        <w:rFonts w:ascii="Wingdings" w:hAnsi="Wingdings" w:hint="default"/>
+        <w:rFonts w:hint="default" w:ascii="Wingdings" w:hAnsi="Wingdings"/>
         <w:sz w:val="20"/>
       </w:rPr>
     </w:lvl>
@@ -14343,7 +16220,7 @@
         <w:ind w:left="5040" w:hanging="360"/>
       </w:pPr>
       <w:rPr>
-        <w:rFonts w:ascii="Wingdings" w:hAnsi="Wingdings" w:hint="default"/>
+        <w:rFonts w:hint="default" w:ascii="Wingdings" w:hAnsi="Wingdings"/>
         <w:sz w:val="20"/>
       </w:rPr>
     </w:lvl>
@@ -14359,7 +16236,7 @@
         <w:ind w:left="5760" w:hanging="360"/>
       </w:pPr>
       <w:rPr>
-        <w:rFonts w:ascii="Wingdings" w:hAnsi="Wingdings" w:hint="default"/>
+        <w:rFonts w:hint="default" w:ascii="Wingdings" w:hAnsi="Wingdings"/>
         <w:sz w:val="20"/>
       </w:rPr>
     </w:lvl>
@@ -14375,11 +16252,23 @@
         <w:ind w:left="6480" w:hanging="360"/>
       </w:pPr>
       <w:rPr>
-        <w:rFonts w:ascii="Wingdings" w:hAnsi="Wingdings" w:hint="default"/>
+        <w:rFonts w:hint="default" w:ascii="Wingdings" w:hAnsi="Wingdings"/>
         <w:sz w:val="20"/>
       </w:rPr>
     </w:lvl>
   </w:abstractNum>
+  <w:num w:numId="47">
+    <w:abstractNumId w:val="46"/>
+  </w:num>
+  <w:num w:numId="46">
+    <w:abstractNumId w:val="45"/>
+  </w:num>
+  <w:num w:numId="45">
+    <w:abstractNumId w:val="44"/>
+  </w:num>
+  <w:num w:numId="44">
+    <w:abstractNumId w:val="43"/>
+  </w:num>
   <w:num w:numId="1" w16cid:durableId="1577983064">
     <w:abstractNumId w:val="39"/>
   </w:num>
@@ -14522,11 +16411,11 @@
 </file>
 
 <file path=word/styles.xml><?xml version="1.0" encoding="utf-8"?>
-<w:styles xmlns:mc="http://schemas.openxmlformats.org/markup-compatibility/2006" xmlns:r="http://schemas.openxmlformats.org/officeDocument/2006/relationships" xmlns:w="http://schemas.openxmlformats.org/wordprocessingml/2006/main" xmlns:w14="http://schemas.microsoft.com/office/word/2010/wordml" xmlns:w15="http://schemas.microsoft.com/office/word/2012/wordml" xmlns:w16cex="http://schemas.microsoft.com/office/word/2018/wordml/cex" xmlns:w16cid="http://schemas.microsoft.com/office/word/2016/wordml/cid" xmlns:w16="http://schemas.microsoft.com/office/word/2018/wordml" xmlns:w16du="http://schemas.microsoft.com/office/word/2023/wordml/word16du" xmlns:w16sdtdh="http://schemas.microsoft.com/office/word/2020/wordml/sdtdatahash" xmlns:w16sdtfl="http://schemas.microsoft.com/office/word/2024/wordml/sdtformatlock" xmlns:w16se="http://schemas.microsoft.com/office/word/2015/wordml/symex" mc:Ignorable="w14 w15 w16se w16cid w16 w16cex w16sdtdh w16sdtfl w16du">
+<w:styles xmlns:wp14="http://schemas.microsoft.com/office/word/2010/wordprocessingDrawing" xmlns:mc="http://schemas.openxmlformats.org/markup-compatibility/2006" xmlns:r="http://schemas.openxmlformats.org/officeDocument/2006/relationships" xmlns:w="http://schemas.openxmlformats.org/wordprocessingml/2006/main" xmlns:w14="http://schemas.microsoft.com/office/word/2010/wordml" xmlns:w15="http://schemas.microsoft.com/office/word/2012/wordml" xmlns:w16cex="http://schemas.microsoft.com/office/word/2018/wordml/cex" xmlns:w16cid="http://schemas.microsoft.com/office/word/2016/wordml/cid" xmlns:w16="http://schemas.microsoft.com/office/word/2018/wordml" xmlns:w16du="http://schemas.microsoft.com/office/word/2023/wordml/word16du" xmlns:w16sdtdh="http://schemas.microsoft.com/office/word/2020/wordml/sdtdatahash" xmlns:w16sdtfl="http://schemas.microsoft.com/office/word/2024/wordml/sdtformatlock" xmlns:w16se="http://schemas.microsoft.com/office/word/2015/wordml/symex" mc:Ignorable="w14 w15 w16se w16cid w16 w16cex w16sdtdh w16sdtfl w16du wp14">
   <w:docDefaults>
     <w:rPrDefault>
       <w:rPr>
-        <w:rFonts w:asciiTheme="minorHAnsi" w:eastAsiaTheme="minorEastAsia" w:hAnsiTheme="minorHAnsi" w:cstheme="minorBidi"/>
+        <w:rFonts w:asciiTheme="minorHAnsi" w:hAnsiTheme="minorHAnsi" w:eastAsiaTheme="minorEastAsia" w:cstheme="minorBidi"/>
         <w:sz w:val="22"/>
         <w:szCs w:val="22"/>
         <w:lang w:val="en-US" w:eastAsia="en-US" w:bidi="ar-SA"/>
@@ -14541,14 +16430,14 @@
   <w:latentStyles w:defLockedState="0" w:defUIPriority="99" w:defSemiHidden="0" w:defUnhideWhenUsed="0" w:defQFormat="0" w:count="376">
     <w:lsdException w:name="Normal" w:uiPriority="0" w:qFormat="1"/>
     <w:lsdException w:name="heading 1" w:uiPriority="9" w:qFormat="1"/>
-    <w:lsdException w:name="heading 2" w:semiHidden="1" w:uiPriority="9" w:unhideWhenUsed="1" w:qFormat="1"/>
-    <w:lsdException w:name="heading 3" w:semiHidden="1" w:uiPriority="9" w:unhideWhenUsed="1" w:qFormat="1"/>
-    <w:lsdException w:name="heading 4" w:semiHidden="1" w:uiPriority="9" w:unhideWhenUsed="1" w:qFormat="1"/>
-    <w:lsdException w:name="heading 5" w:semiHidden="1" w:uiPriority="9" w:unhideWhenUsed="1" w:qFormat="1"/>
-    <w:lsdException w:name="heading 6" w:semiHidden="1" w:uiPriority="9" w:unhideWhenUsed="1" w:qFormat="1"/>
-    <w:lsdException w:name="heading 7" w:semiHidden="1" w:uiPriority="9" w:unhideWhenUsed="1" w:qFormat="1"/>
-    <w:lsdException w:name="heading 8" w:semiHidden="1" w:uiPriority="9" w:unhideWhenUsed="1" w:qFormat="1"/>
-    <w:lsdException w:name="heading 9" w:semiHidden="1" w:uiPriority="9" w:unhideWhenUsed="1" w:qFormat="1"/>
+    <w:lsdException w:name="heading 2" w:uiPriority="9" w:semiHidden="1" w:unhideWhenUsed="1" w:qFormat="1"/>
+    <w:lsdException w:name="heading 3" w:uiPriority="9" w:semiHidden="1" w:unhideWhenUsed="1" w:qFormat="1"/>
+    <w:lsdException w:name="heading 4" w:uiPriority="9" w:semiHidden="1" w:unhideWhenUsed="1" w:qFormat="1"/>
+    <w:lsdException w:name="heading 5" w:uiPriority="9" w:semiHidden="1" w:unhideWhenUsed="1" w:qFormat="1"/>
+    <w:lsdException w:name="heading 6" w:uiPriority="9" w:semiHidden="1" w:unhideWhenUsed="1" w:qFormat="1"/>
+    <w:lsdException w:name="heading 7" w:uiPriority="9" w:semiHidden="1" w:unhideWhenUsed="1" w:qFormat="1"/>
+    <w:lsdException w:name="heading 8" w:uiPriority="9" w:semiHidden="1" w:unhideWhenUsed="1" w:qFormat="1"/>
+    <w:lsdException w:name="heading 9" w:uiPriority="9" w:semiHidden="1" w:unhideWhenUsed="1" w:qFormat="1"/>
     <w:lsdException w:name="index 1" w:semiHidden="1" w:unhideWhenUsed="1"/>
     <w:lsdException w:name="index 2" w:semiHidden="1" w:unhideWhenUsed="1"/>
     <w:lsdException w:name="index 3" w:semiHidden="1" w:unhideWhenUsed="1"/>
@@ -14558,15 +16447,15 @@
     <w:lsdException w:name="index 7" w:semiHidden="1" w:unhideWhenUsed="1"/>
     <w:lsdException w:name="index 8" w:semiHidden="1" w:unhideWhenUsed="1"/>
     <w:lsdException w:name="index 9" w:semiHidden="1" w:unhideWhenUsed="1"/>
-    <w:lsdException w:name="toc 1" w:semiHidden="1" w:uiPriority="39" w:unhideWhenUsed="1"/>
-    <w:lsdException w:name="toc 2" w:semiHidden="1" w:uiPriority="39" w:unhideWhenUsed="1"/>
-    <w:lsdException w:name="toc 3" w:semiHidden="1" w:uiPriority="39" w:unhideWhenUsed="1"/>
-    <w:lsdException w:name="toc 4" w:semiHidden="1" w:uiPriority="39" w:unhideWhenUsed="1"/>
-    <w:lsdException w:name="toc 5" w:semiHidden="1" w:uiPriority="39" w:unhideWhenUsed="1"/>
-    <w:lsdException w:name="toc 6" w:semiHidden="1" w:uiPriority="39" w:unhideWhenUsed="1"/>
-    <w:lsdException w:name="toc 7" w:semiHidden="1" w:uiPriority="39" w:unhideWhenUsed="1"/>
-    <w:lsdException w:name="toc 8" w:semiHidden="1" w:uiPriority="39" w:unhideWhenUsed="1"/>
-    <w:lsdException w:name="toc 9" w:semiHidden="1" w:uiPriority="39" w:unhideWhenUsed="1"/>
+    <w:lsdException w:name="toc 1" w:uiPriority="39" w:semiHidden="1" w:unhideWhenUsed="1"/>
+    <w:lsdException w:name="toc 2" w:uiPriority="39" w:semiHidden="1" w:unhideWhenUsed="1"/>
+    <w:lsdException w:name="toc 3" w:uiPriority="39" w:semiHidden="1" w:unhideWhenUsed="1"/>
+    <w:lsdException w:name="toc 4" w:uiPriority="39" w:semiHidden="1" w:unhideWhenUsed="1"/>
+    <w:lsdException w:name="toc 5" w:uiPriority="39" w:semiHidden="1" w:unhideWhenUsed="1"/>
+    <w:lsdException w:name="toc 6" w:uiPriority="39" w:semiHidden="1" w:unhideWhenUsed="1"/>
+    <w:lsdException w:name="toc 7" w:uiPriority="39" w:semiHidden="1" w:unhideWhenUsed="1"/>
+    <w:lsdException w:name="toc 8" w:uiPriority="39" w:semiHidden="1" w:unhideWhenUsed="1"/>
+    <w:lsdException w:name="toc 9" w:uiPriority="39" w:semiHidden="1" w:unhideWhenUsed="1"/>
     <w:lsdException w:name="Normal Indent" w:semiHidden="1" w:unhideWhenUsed="1"/>
     <w:lsdException w:name="footnote text" w:semiHidden="1" w:unhideWhenUsed="1"/>
     <w:lsdException w:name="annotation text" w:semiHidden="1" w:unhideWhenUsed="1"/>
@@ -14604,7 +16493,7 @@
     <w:lsdException w:name="Title" w:uiPriority="10" w:qFormat="1"/>
     <w:lsdException w:name="Closing" w:semiHidden="1" w:unhideWhenUsed="1"/>
     <w:lsdException w:name="Signature" w:semiHidden="1" w:unhideWhenUsed="1"/>
-    <w:lsdException w:name="Default Paragraph Font" w:semiHidden="1" w:uiPriority="1" w:unhideWhenUsed="1"/>
+    <w:lsdException w:name="Default Paragraph Font" w:uiPriority="1" w:semiHidden="1" w:unhideWhenUsed="1"/>
     <w:lsdException w:name="Body Text" w:semiHidden="1" w:unhideWhenUsed="1"/>
     <w:lsdException w:name="Body Text Indent" w:semiHidden="1" w:unhideWhenUsed="1"/>
     <w:lsdException w:name="List Continue" w:semiHidden="1" w:unhideWhenUsed="1"/>
@@ -14804,8 +16693,8 @@
     <w:lsdException w:name="Subtle Reference" w:uiPriority="31" w:qFormat="1"/>
     <w:lsdException w:name="Intense Reference" w:uiPriority="32" w:qFormat="1"/>
     <w:lsdException w:name="Book Title" w:uiPriority="33" w:qFormat="1"/>
-    <w:lsdException w:name="Bibliography" w:semiHidden="1" w:uiPriority="37" w:unhideWhenUsed="1"/>
-    <w:lsdException w:name="TOC Heading" w:semiHidden="1" w:uiPriority="39" w:unhideWhenUsed="1" w:qFormat="1"/>
+    <w:lsdException w:name="Bibliography" w:uiPriority="37" w:semiHidden="1" w:unhideWhenUsed="1"/>
+    <w:lsdException w:name="TOC Heading" w:uiPriority="39" w:semiHidden="1" w:unhideWhenUsed="1" w:qFormat="1"/>
     <w:lsdException w:name="Plain Table 1" w:uiPriority="41"/>
     <w:lsdException w:name="Plain Table 2" w:uiPriority="42"/>
     <w:lsdException w:name="Plain Table 3" w:uiPriority="43"/>
@@ -14916,7 +16805,7 @@
     <w:lsdException w:name="Unresolved Mention" w:semiHidden="1" w:unhideWhenUsed="1"/>
     <w:lsdException w:name="Smart Link" w:semiHidden="1" w:unhideWhenUsed="1"/>
   </w:latentStyles>
-  <w:style w:type="paragraph" w:default="1" w:styleId="Normal">
+  <w:style w:type="paragraph" w:styleId="Normal" w:default="1">
     <w:name w:val="Normal"/>
     <w:qFormat/>
     <w:rsid w:val="00865A31"/>
@@ -14936,7 +16825,7 @@
       <w:outlineLvl w:val="0"/>
     </w:pPr>
     <w:rPr>
-      <w:rFonts w:asciiTheme="majorHAnsi" w:eastAsiaTheme="majorEastAsia" w:hAnsiTheme="majorHAnsi" w:cstheme="majorBidi"/>
+      <w:rFonts w:asciiTheme="majorHAnsi" w:hAnsiTheme="majorHAnsi" w:eastAsiaTheme="majorEastAsia" w:cstheme="majorBidi"/>
       <w:color w:val="1F3864" w:themeColor="accent1" w:themeShade="80"/>
       <w:sz w:val="36"/>
       <w:szCs w:val="36"/>
@@ -14958,7 +16847,7 @@
       <w:outlineLvl w:val="1"/>
     </w:pPr>
     <w:rPr>
-      <w:rFonts w:asciiTheme="majorHAnsi" w:eastAsiaTheme="majorEastAsia" w:hAnsiTheme="majorHAnsi" w:cstheme="majorBidi"/>
+      <w:rFonts w:asciiTheme="majorHAnsi" w:hAnsiTheme="majorHAnsi" w:eastAsiaTheme="majorEastAsia" w:cstheme="majorBidi"/>
       <w:color w:val="2F5496" w:themeColor="accent1" w:themeShade="BF"/>
       <w:sz w:val="32"/>
       <w:szCs w:val="32"/>
@@ -14980,7 +16869,7 @@
       <w:outlineLvl w:val="2"/>
     </w:pPr>
     <w:rPr>
-      <w:rFonts w:asciiTheme="majorHAnsi" w:eastAsiaTheme="majorEastAsia" w:hAnsiTheme="majorHAnsi" w:cstheme="majorBidi"/>
+      <w:rFonts w:asciiTheme="majorHAnsi" w:hAnsiTheme="majorHAnsi" w:eastAsiaTheme="majorEastAsia" w:cstheme="majorBidi"/>
       <w:color w:val="2F5496" w:themeColor="accent1" w:themeShade="BF"/>
       <w:sz w:val="28"/>
       <w:szCs w:val="28"/>
@@ -15002,7 +16891,7 @@
       <w:outlineLvl w:val="3"/>
     </w:pPr>
     <w:rPr>
-      <w:rFonts w:asciiTheme="majorHAnsi" w:eastAsiaTheme="majorEastAsia" w:hAnsiTheme="majorHAnsi" w:cstheme="majorBidi"/>
+      <w:rFonts w:asciiTheme="majorHAnsi" w:hAnsiTheme="majorHAnsi" w:eastAsiaTheme="majorEastAsia" w:cstheme="majorBidi"/>
       <w:color w:val="2F5496" w:themeColor="accent1" w:themeShade="BF"/>
       <w:sz w:val="24"/>
       <w:szCs w:val="24"/>
@@ -15024,7 +16913,7 @@
       <w:outlineLvl w:val="4"/>
     </w:pPr>
     <w:rPr>
-      <w:rFonts w:asciiTheme="majorHAnsi" w:eastAsiaTheme="majorEastAsia" w:hAnsiTheme="majorHAnsi" w:cstheme="majorBidi"/>
+      <w:rFonts w:asciiTheme="majorHAnsi" w:hAnsiTheme="majorHAnsi" w:eastAsiaTheme="majorEastAsia" w:cstheme="majorBidi"/>
       <w:caps/>
       <w:color w:val="2F5496" w:themeColor="accent1" w:themeShade="BF"/>
     </w:rPr>
@@ -15046,7 +16935,7 @@
       <w:outlineLvl w:val="5"/>
     </w:pPr>
     <w:rPr>
-      <w:rFonts w:asciiTheme="majorHAnsi" w:eastAsiaTheme="majorEastAsia" w:hAnsiTheme="majorHAnsi" w:cstheme="majorBidi"/>
+      <w:rFonts w:asciiTheme="majorHAnsi" w:hAnsiTheme="majorHAnsi" w:eastAsiaTheme="majorEastAsia" w:cstheme="majorBidi"/>
       <w:i/>
       <w:iCs/>
       <w:caps/>
@@ -15070,7 +16959,7 @@
       <w:outlineLvl w:val="6"/>
     </w:pPr>
     <w:rPr>
-      <w:rFonts w:asciiTheme="majorHAnsi" w:eastAsiaTheme="majorEastAsia" w:hAnsiTheme="majorHAnsi" w:cstheme="majorBidi"/>
+      <w:rFonts w:asciiTheme="majorHAnsi" w:hAnsiTheme="majorHAnsi" w:eastAsiaTheme="majorEastAsia" w:cstheme="majorBidi"/>
       <w:b/>
       <w:bCs/>
       <w:color w:val="1F3864" w:themeColor="accent1" w:themeShade="80"/>
@@ -15093,7 +16982,7 @@
       <w:outlineLvl w:val="7"/>
     </w:pPr>
     <w:rPr>
-      <w:rFonts w:asciiTheme="majorHAnsi" w:eastAsiaTheme="majorEastAsia" w:hAnsiTheme="majorHAnsi" w:cstheme="majorBidi"/>
+      <w:rFonts w:asciiTheme="majorHAnsi" w:hAnsiTheme="majorHAnsi" w:eastAsiaTheme="majorEastAsia" w:cstheme="majorBidi"/>
       <w:b/>
       <w:bCs/>
       <w:i/>
@@ -15118,18 +17007,18 @@
       <w:outlineLvl w:val="8"/>
     </w:pPr>
     <w:rPr>
-      <w:rFonts w:asciiTheme="majorHAnsi" w:eastAsiaTheme="majorEastAsia" w:hAnsiTheme="majorHAnsi" w:cstheme="majorBidi"/>
+      <w:rFonts w:asciiTheme="majorHAnsi" w:hAnsiTheme="majorHAnsi" w:eastAsiaTheme="majorEastAsia" w:cstheme="majorBidi"/>
       <w:i/>
       <w:iCs/>
       <w:color w:val="1F3864" w:themeColor="accent1" w:themeShade="80"/>
     </w:rPr>
   </w:style>
-  <w:style w:type="character" w:default="1" w:styleId="DefaultParagraphFont">
+  <w:style w:type="character" w:styleId="DefaultParagraphFont" w:default="1">
     <w:name w:val="Default Paragraph Font"/>
     <w:uiPriority w:val="1"/>
     <w:unhideWhenUsed/>
   </w:style>
-  <w:style w:type="table" w:default="1" w:styleId="TableNormal">
+  <w:style w:type="table" w:styleId="TableNormal" w:default="1">
     <w:name w:val="Normal Table"/>
     <w:uiPriority w:val="99"/>
     <w:semiHidden/>
@@ -15144,7 +17033,7 @@
       </w:tblCellMar>
     </w:tblPr>
   </w:style>
-  <w:style w:type="numbering" w:default="1" w:styleId="NoList">
+  <w:style w:type="numbering" w:styleId="NoList" w:default="1">
     <w:name w:val="No List"/>
     <w:uiPriority w:val="99"/>
     <w:semiHidden/>
@@ -15181,7 +17070,7 @@
       <w:iCs/>
     </w:rPr>
   </w:style>
-  <w:style w:type="character" w:customStyle="1" w:styleId="HeaderChar">
+  <w:style w:type="character" w:styleId="HeaderChar" w:customStyle="1">
     <w:name w:val="Header Char"/>
     <w:basedOn w:val="DefaultParagraphFont"/>
     <w:link w:val="Header"/>
@@ -15203,7 +17092,7 @@
       <w:spacing w:line="240" w:lineRule="auto"/>
     </w:pPr>
   </w:style>
-  <w:style w:type="character" w:customStyle="1" w:styleId="FooterChar">
+  <w:style w:type="character" w:styleId="FooterChar" w:customStyle="1">
     <w:name w:val="Footer Char"/>
     <w:basedOn w:val="DefaultParagraphFont"/>
     <w:link w:val="Footer"/>
@@ -15252,7 +17141,7 @@
       <w:szCs w:val="20"/>
     </w:rPr>
   </w:style>
-  <w:style w:type="character" w:customStyle="1" w:styleId="CommentTextChar">
+  <w:style w:type="character" w:styleId="CommentTextChar" w:customStyle="1">
     <w:name w:val="Comment Text Char"/>
     <w:basedOn w:val="DefaultParagraphFont"/>
     <w:link w:val="CommentText"/>
@@ -15277,7 +17166,7 @@
       <w:bCs/>
     </w:rPr>
   </w:style>
-  <w:style w:type="character" w:customStyle="1" w:styleId="CommentSubjectChar">
+  <w:style w:type="character" w:styleId="CommentSubjectChar" w:customStyle="1">
     <w:name w:val="Comment Subject Char"/>
     <w:basedOn w:val="CommentTextChar"/>
     <w:link w:val="CommentSubject"/>
@@ -15318,7 +17207,7 @@
       <w:szCs w:val="18"/>
     </w:rPr>
   </w:style>
-  <w:style w:type="character" w:customStyle="1" w:styleId="BalloonTextChar">
+  <w:style w:type="character" w:styleId="BalloonTextChar" w:customStyle="1">
     <w:name w:val="Balloon Text Char"/>
     <w:basedOn w:val="DefaultParagraphFont"/>
     <w:link w:val="BalloonText"/>
@@ -15344,7 +17233,7 @@
       <w:contextualSpacing/>
     </w:pPr>
     <w:rPr>
-      <w:rFonts w:asciiTheme="majorHAnsi" w:eastAsiaTheme="majorEastAsia" w:hAnsiTheme="majorHAnsi" w:cstheme="majorBidi"/>
+      <w:rFonts w:asciiTheme="majorHAnsi" w:hAnsiTheme="majorHAnsi" w:eastAsiaTheme="majorEastAsia" w:cstheme="majorBidi"/>
       <w:caps/>
       <w:color w:val="44546A" w:themeColor="text2"/>
       <w:spacing w:val="-15"/>
@@ -15352,14 +17241,14 @@
       <w:szCs w:val="72"/>
     </w:rPr>
   </w:style>
-  <w:style w:type="character" w:customStyle="1" w:styleId="TitleChar">
+  <w:style w:type="character" w:styleId="TitleChar" w:customStyle="1">
     <w:name w:val="Title Char"/>
     <w:basedOn w:val="DefaultParagraphFont"/>
     <w:link w:val="Title"/>
     <w:uiPriority w:val="10"/>
     <w:rsid w:val="008D4DA3"/>
     <w:rPr>
-      <w:rFonts w:asciiTheme="majorHAnsi" w:eastAsiaTheme="majorEastAsia" w:hAnsiTheme="majorHAnsi" w:cstheme="majorBidi"/>
+      <w:rFonts w:asciiTheme="majorHAnsi" w:hAnsiTheme="majorHAnsi" w:eastAsiaTheme="majorEastAsia" w:cstheme="majorBidi"/>
       <w:caps/>
       <w:color w:val="44546A" w:themeColor="text2"/>
       <w:spacing w:val="-15"/>
@@ -15392,26 +17281,26 @@
       <w:spacing w:after="240" w:line="240" w:lineRule="auto"/>
     </w:pPr>
     <w:rPr>
-      <w:rFonts w:asciiTheme="majorHAnsi" w:eastAsiaTheme="majorEastAsia" w:hAnsiTheme="majorHAnsi" w:cstheme="majorBidi"/>
+      <w:rFonts w:asciiTheme="majorHAnsi" w:hAnsiTheme="majorHAnsi" w:eastAsiaTheme="majorEastAsia" w:cstheme="majorBidi"/>
       <w:color w:val="4472C4" w:themeColor="accent1"/>
       <w:sz w:val="28"/>
       <w:szCs w:val="28"/>
     </w:rPr>
   </w:style>
-  <w:style w:type="character" w:customStyle="1" w:styleId="SubtitleChar">
+  <w:style w:type="character" w:styleId="SubtitleChar" w:customStyle="1">
     <w:name w:val="Subtitle Char"/>
     <w:basedOn w:val="DefaultParagraphFont"/>
     <w:link w:val="Subtitle"/>
     <w:uiPriority w:val="11"/>
     <w:rsid w:val="008D4DA3"/>
     <w:rPr>
-      <w:rFonts w:asciiTheme="majorHAnsi" w:eastAsiaTheme="majorEastAsia" w:hAnsiTheme="majorHAnsi" w:cstheme="majorBidi"/>
+      <w:rFonts w:asciiTheme="majorHAnsi" w:hAnsiTheme="majorHAnsi" w:eastAsiaTheme="majorEastAsia" w:cstheme="majorBidi"/>
       <w:color w:val="4472C4" w:themeColor="accent1"/>
       <w:sz w:val="28"/>
       <w:szCs w:val="28"/>
     </w:rPr>
   </w:style>
-  <w:style w:type="paragraph" w:customStyle="1" w:styleId="SectionTitle">
+  <w:style w:type="paragraph" w:styleId="SectionTitle" w:customStyle="1">
     <w:name w:val="Section Title"/>
     <w:basedOn w:val="Normal"/>
     <w:next w:val="Normal"/>
@@ -15436,66 +17325,66 @@
       <w:bCs/>
     </w:rPr>
   </w:style>
-  <w:style w:type="character" w:customStyle="1" w:styleId="Heading1Char">
+  <w:style w:type="character" w:styleId="Heading1Char" w:customStyle="1">
     <w:name w:val="Heading 1 Char"/>
     <w:basedOn w:val="DefaultParagraphFont"/>
     <w:link w:val="Heading1"/>
     <w:uiPriority w:val="9"/>
     <w:rsid w:val="008D4DA3"/>
     <w:rPr>
-      <w:rFonts w:asciiTheme="majorHAnsi" w:eastAsiaTheme="majorEastAsia" w:hAnsiTheme="majorHAnsi" w:cstheme="majorBidi"/>
+      <w:rFonts w:asciiTheme="majorHAnsi" w:hAnsiTheme="majorHAnsi" w:eastAsiaTheme="majorEastAsia" w:cstheme="majorBidi"/>
       <w:color w:val="1F3864" w:themeColor="accent1" w:themeShade="80"/>
       <w:sz w:val="36"/>
       <w:szCs w:val="36"/>
     </w:rPr>
   </w:style>
-  <w:style w:type="character" w:customStyle="1" w:styleId="Heading2Char">
+  <w:style w:type="character" w:styleId="Heading2Char" w:customStyle="1">
     <w:name w:val="Heading 2 Char"/>
     <w:basedOn w:val="DefaultParagraphFont"/>
     <w:link w:val="Heading2"/>
     <w:uiPriority w:val="9"/>
     <w:rsid w:val="008D4DA3"/>
     <w:rPr>
-      <w:rFonts w:asciiTheme="majorHAnsi" w:eastAsiaTheme="majorEastAsia" w:hAnsiTheme="majorHAnsi" w:cstheme="majorBidi"/>
+      <w:rFonts w:asciiTheme="majorHAnsi" w:hAnsiTheme="majorHAnsi" w:eastAsiaTheme="majorEastAsia" w:cstheme="majorBidi"/>
       <w:color w:val="2F5496" w:themeColor="accent1" w:themeShade="BF"/>
       <w:sz w:val="32"/>
       <w:szCs w:val="32"/>
     </w:rPr>
   </w:style>
-  <w:style w:type="character" w:customStyle="1" w:styleId="Heading3Char">
+  <w:style w:type="character" w:styleId="Heading3Char" w:customStyle="1">
     <w:name w:val="Heading 3 Char"/>
     <w:basedOn w:val="DefaultParagraphFont"/>
     <w:link w:val="Heading3"/>
     <w:uiPriority w:val="9"/>
     <w:rsid w:val="008D4DA3"/>
     <w:rPr>
-      <w:rFonts w:asciiTheme="majorHAnsi" w:eastAsiaTheme="majorEastAsia" w:hAnsiTheme="majorHAnsi" w:cstheme="majorBidi"/>
+      <w:rFonts w:asciiTheme="majorHAnsi" w:hAnsiTheme="majorHAnsi" w:eastAsiaTheme="majorEastAsia" w:cstheme="majorBidi"/>
       <w:color w:val="2F5496" w:themeColor="accent1" w:themeShade="BF"/>
       <w:sz w:val="28"/>
       <w:szCs w:val="28"/>
     </w:rPr>
   </w:style>
-  <w:style w:type="character" w:customStyle="1" w:styleId="Heading4Char">
+  <w:style w:type="character" w:styleId="Heading4Char" w:customStyle="1">
     <w:name w:val="Heading 4 Char"/>
     <w:basedOn w:val="DefaultParagraphFont"/>
     <w:link w:val="Heading4"/>
     <w:uiPriority w:val="9"/>
     <w:rsid w:val="008D4DA3"/>
     <w:rPr>
-      <w:rFonts w:asciiTheme="majorHAnsi" w:eastAsiaTheme="majorEastAsia" w:hAnsiTheme="majorHAnsi" w:cstheme="majorBidi"/>
+      <w:rFonts w:asciiTheme="majorHAnsi" w:hAnsiTheme="majorHAnsi" w:eastAsiaTheme="majorEastAsia" w:cstheme="majorBidi"/>
       <w:color w:val="2F5496" w:themeColor="accent1" w:themeShade="BF"/>
       <w:sz w:val="24"/>
       <w:szCs w:val="24"/>
     </w:rPr>
   </w:style>
-  <w:style w:type="character" w:customStyle="1" w:styleId="Heading5Char">
+  <w:style w:type="character" w:styleId="Heading5Char" w:customStyle="1">
     <w:name w:val="Heading 5 Char"/>
     <w:basedOn w:val="DefaultParagraphFont"/>
     <w:link w:val="Heading5"/>
     <w:uiPriority w:val="9"/>
     <w:rsid w:val="008D4DA3"/>
     <w:rPr>
-      <w:rFonts w:asciiTheme="majorHAnsi" w:eastAsiaTheme="majorEastAsia" w:hAnsiTheme="majorHAnsi" w:cstheme="majorBidi"/>
+      <w:rFonts w:asciiTheme="majorHAnsi" w:hAnsiTheme="majorHAnsi" w:eastAsiaTheme="majorEastAsia" w:cstheme="majorBidi"/>
       <w:caps/>
       <w:color w:val="2F5496" w:themeColor="accent1" w:themeShade="BF"/>
     </w:rPr>
@@ -15518,7 +17407,7 @@
       <w:szCs w:val="24"/>
     </w:rPr>
   </w:style>
-  <w:style w:type="character" w:customStyle="1" w:styleId="QuoteChar">
+  <w:style w:type="character" w:styleId="QuoteChar" w:customStyle="1">
     <w:name w:val="Quote Char"/>
     <w:basedOn w:val="DefaultParagraphFont"/>
     <w:link w:val="Quote"/>
@@ -15530,7 +17419,7 @@
       <w:szCs w:val="24"/>
     </w:rPr>
   </w:style>
-  <w:style w:type="paragraph" w:customStyle="1" w:styleId="References">
+  <w:style w:type="paragraph" w:styleId="References" w:customStyle="1">
     <w:name w:val="References"/>
     <w:basedOn w:val="Normal"/>
     <w:uiPriority w:val="29"/>
@@ -15557,7 +17446,7 @@
       <w:color w:val="44546A" w:themeColor="text2"/>
     </w:rPr>
   </w:style>
-  <w:style w:type="paragraph" w:customStyle="1" w:styleId="TableHeading">
+  <w:style w:type="paragraph" w:styleId="TableHeading" w:customStyle="1">
     <w:name w:val="Table Heading"/>
     <w:basedOn w:val="Normal"/>
     <w:uiPriority w:val="10"/>
@@ -15570,12 +17459,12 @@
       <w:bCs/>
     </w:rPr>
   </w:style>
-  <w:style w:type="paragraph" w:customStyle="1" w:styleId="NoIndent">
+  <w:style w:type="paragraph" w:styleId="NoIndent" w:customStyle="1">
     <w:name w:val="No Indent"/>
     <w:basedOn w:val="Normal"/>
     <w:rsid w:val="007D4A2B"/>
   </w:style>
-  <w:style w:type="paragraph" w:customStyle="1" w:styleId="CaptionCallout">
+  <w:style w:type="paragraph" w:styleId="CaptionCallout" w:customStyle="1">
     <w:name w:val="Caption Callout"/>
     <w:basedOn w:val="Normal"/>
     <w:rsid w:val="00530EF3"/>
@@ -15583,7 +17472,7 @@
       <w:b/>
     </w:rPr>
   </w:style>
-  <w:style w:type="character" w:customStyle="1" w:styleId="Heading6Char">
+  <w:style w:type="character" w:styleId="Heading6Char" w:customStyle="1">
     <w:name w:val="Heading 6 Char"/>
     <w:basedOn w:val="DefaultParagraphFont"/>
     <w:link w:val="Heading6"/>
@@ -15591,14 +17480,14 @@
     <w:semiHidden/>
     <w:rsid w:val="008D4DA3"/>
     <w:rPr>
-      <w:rFonts w:asciiTheme="majorHAnsi" w:eastAsiaTheme="majorEastAsia" w:hAnsiTheme="majorHAnsi" w:cstheme="majorBidi"/>
+      <w:rFonts w:asciiTheme="majorHAnsi" w:hAnsiTheme="majorHAnsi" w:eastAsiaTheme="majorEastAsia" w:cstheme="majorBidi"/>
       <w:i/>
       <w:iCs/>
       <w:caps/>
       <w:color w:val="1F3864" w:themeColor="accent1" w:themeShade="80"/>
     </w:rPr>
   </w:style>
-  <w:style w:type="character" w:customStyle="1" w:styleId="NoSpacingChar">
+  <w:style w:type="character" w:styleId="NoSpacingChar" w:customStyle="1">
     <w:name w:val="No Spacing Char"/>
     <w:basedOn w:val="DefaultParagraphFont"/>
     <w:link w:val="NoSpacing"/>
@@ -15681,22 +17570,22 @@
       <w:contextualSpacing/>
     </w:pPr>
   </w:style>
-  <w:style w:type="character" w:customStyle="1" w:styleId="fadvqr0">
+  <w:style w:type="character" w:styleId="fadvqr0" w:customStyle="1">
     <w:name w:val="fadvqr0"/>
     <w:basedOn w:val="DefaultParagraphFont"/>
     <w:rsid w:val="00493B81"/>
   </w:style>
-  <w:style w:type="character" w:customStyle="1" w:styleId="feu4lv1">
+  <w:style w:type="character" w:styleId="feu4lv1" w:customStyle="1">
     <w:name w:val="feu4lv1"/>
     <w:basedOn w:val="DefaultParagraphFont"/>
     <w:rsid w:val="00493B81"/>
   </w:style>
-  <w:style w:type="character" w:customStyle="1" w:styleId="fc6omth">
+  <w:style w:type="character" w:styleId="fc6omth" w:customStyle="1">
     <w:name w:val="fc6omth"/>
     <w:basedOn w:val="DefaultParagraphFont"/>
     <w:rsid w:val="00493B81"/>
   </w:style>
-  <w:style w:type="character" w:customStyle="1" w:styleId="fhgmv7l">
+  <w:style w:type="character" w:styleId="fhgmv7l" w:customStyle="1">
     <w:name w:val="fhgmv7l"/>
     <w:basedOn w:val="DefaultParagraphFont"/>
     <w:rsid w:val="00493B81"/>
@@ -15713,7 +17602,7 @@
       <w:shd w:val="clear" w:color="auto" w:fill="E1DFDD"/>
     </w:rPr>
   </w:style>
-  <w:style w:type="character" w:customStyle="1" w:styleId="Heading7Char">
+  <w:style w:type="character" w:styleId="Heading7Char" w:customStyle="1">
     <w:name w:val="Heading 7 Char"/>
     <w:basedOn w:val="DefaultParagraphFont"/>
     <w:link w:val="Heading7"/>
@@ -15721,13 +17610,13 @@
     <w:semiHidden/>
     <w:rsid w:val="008D4DA3"/>
     <w:rPr>
-      <w:rFonts w:asciiTheme="majorHAnsi" w:eastAsiaTheme="majorEastAsia" w:hAnsiTheme="majorHAnsi" w:cstheme="majorBidi"/>
+      <w:rFonts w:asciiTheme="majorHAnsi" w:hAnsiTheme="majorHAnsi" w:eastAsiaTheme="majorEastAsia" w:cstheme="majorBidi"/>
       <w:b/>
       <w:bCs/>
       <w:color w:val="1F3864" w:themeColor="accent1" w:themeShade="80"/>
     </w:rPr>
   </w:style>
-  <w:style w:type="character" w:customStyle="1" w:styleId="Heading8Char">
+  <w:style w:type="character" w:styleId="Heading8Char" w:customStyle="1">
     <w:name w:val="Heading 8 Char"/>
     <w:basedOn w:val="DefaultParagraphFont"/>
     <w:link w:val="Heading8"/>
@@ -15735,7 +17624,7 @@
     <w:semiHidden/>
     <w:rsid w:val="008D4DA3"/>
     <w:rPr>
-      <w:rFonts w:asciiTheme="majorHAnsi" w:eastAsiaTheme="majorEastAsia" w:hAnsiTheme="majorHAnsi" w:cstheme="majorBidi"/>
+      <w:rFonts w:asciiTheme="majorHAnsi" w:hAnsiTheme="majorHAnsi" w:eastAsiaTheme="majorEastAsia" w:cstheme="majorBidi"/>
       <w:b/>
       <w:bCs/>
       <w:i/>
@@ -15743,7 +17632,7 @@
       <w:color w:val="1F3864" w:themeColor="accent1" w:themeShade="80"/>
     </w:rPr>
   </w:style>
-  <w:style w:type="character" w:customStyle="1" w:styleId="Heading9Char">
+  <w:style w:type="character" w:styleId="Heading9Char" w:customStyle="1">
     <w:name w:val="Heading 9 Char"/>
     <w:basedOn w:val="DefaultParagraphFont"/>
     <w:link w:val="Heading9"/>
@@ -15751,7 +17640,7 @@
     <w:semiHidden/>
     <w:rsid w:val="008D4DA3"/>
     <w:rPr>
-      <w:rFonts w:asciiTheme="majorHAnsi" w:eastAsiaTheme="majorEastAsia" w:hAnsiTheme="majorHAnsi" w:cstheme="majorBidi"/>
+      <w:rFonts w:asciiTheme="majorHAnsi" w:hAnsiTheme="majorHAnsi" w:eastAsiaTheme="majorEastAsia" w:cstheme="majorBidi"/>
       <w:i/>
       <w:iCs/>
       <w:color w:val="1F3864" w:themeColor="accent1" w:themeShade="80"/>
@@ -15771,21 +17660,21 @@
       <w:jc w:val="center"/>
     </w:pPr>
     <w:rPr>
-      <w:rFonts w:asciiTheme="majorHAnsi" w:eastAsiaTheme="majorEastAsia" w:hAnsiTheme="majorHAnsi" w:cstheme="majorBidi"/>
+      <w:rFonts w:asciiTheme="majorHAnsi" w:hAnsiTheme="majorHAnsi" w:eastAsiaTheme="majorEastAsia" w:cstheme="majorBidi"/>
       <w:color w:val="44546A" w:themeColor="text2"/>
       <w:spacing w:val="-6"/>
       <w:sz w:val="32"/>
       <w:szCs w:val="32"/>
     </w:rPr>
   </w:style>
-  <w:style w:type="character" w:customStyle="1" w:styleId="IntenseQuoteChar">
+  <w:style w:type="character" w:styleId="IntenseQuoteChar" w:customStyle="1">
     <w:name w:val="Intense Quote Char"/>
     <w:basedOn w:val="DefaultParagraphFont"/>
     <w:link w:val="IntenseQuote"/>
     <w:uiPriority w:val="30"/>
     <w:rsid w:val="008D4DA3"/>
     <w:rPr>
-      <w:rFonts w:asciiTheme="majorHAnsi" w:eastAsiaTheme="majorEastAsia" w:hAnsiTheme="majorHAnsi" w:cstheme="majorBidi"/>
+      <w:rFonts w:asciiTheme="majorHAnsi" w:hAnsiTheme="majorHAnsi" w:eastAsiaTheme="majorEastAsia" w:cstheme="majorBidi"/>
       <w:color w:val="44546A" w:themeColor="text2"/>
       <w:spacing w:val="-6"/>
       <w:sz w:val="32"/>
@@ -15827,7 +17716,7 @@
       <w:smallCaps/>
       <w:color w:val="595959" w:themeColor="text1" w:themeTint="A6"/>
       <w:u w:val="none" w:color="7F7F7F" w:themeColor="text1" w:themeTint="80"/>
-      <w:bdr w:val="none" w:sz="0" w:space="0" w:color="auto"/>
+      <w:bdr w:val="none" w:color="auto" w:sz="0" w:space="0"/>
     </w:rPr>
   </w:style>
   <w:style w:type="character" w:styleId="IntenseReference">
@@ -15878,12 +17767,12 @@
     </w:pPr>
     <w:tblPr>
       <w:tblBorders>
-        <w:top w:val="single" w:sz="4" w:space="0" w:color="BFBFBF" w:themeColor="background1" w:themeShade="BF"/>
-        <w:left w:val="single" w:sz="4" w:space="0" w:color="BFBFBF" w:themeColor="background1" w:themeShade="BF"/>
-        <w:bottom w:val="single" w:sz="4" w:space="0" w:color="BFBFBF" w:themeColor="background1" w:themeShade="BF"/>
-        <w:right w:val="single" w:sz="4" w:space="0" w:color="BFBFBF" w:themeColor="background1" w:themeShade="BF"/>
-        <w:insideH w:val="single" w:sz="4" w:space="0" w:color="BFBFBF" w:themeColor="background1" w:themeShade="BF"/>
-        <w:insideV w:val="single" w:sz="4" w:space="0" w:color="BFBFBF" w:themeColor="background1" w:themeShade="BF"/>
+        <w:top w:val="single" w:color="BFBFBF" w:themeColor="background1" w:themeShade="BF" w:sz="4" w:space="0"/>
+        <w:left w:val="single" w:color="BFBFBF" w:themeColor="background1" w:themeShade="BF" w:sz="4" w:space="0"/>
+        <w:bottom w:val="single" w:color="BFBFBF" w:themeColor="background1" w:themeShade="BF" w:sz="4" w:space="0"/>
+        <w:right w:val="single" w:color="BFBFBF" w:themeColor="background1" w:themeShade="BF" w:sz="4" w:space="0"/>
+        <w:insideH w:val="single" w:color="BFBFBF" w:themeColor="background1" w:themeShade="BF" w:sz="4" w:space="0"/>
+        <w:insideV w:val="single" w:color="BFBFBF" w:themeColor="background1" w:themeShade="BF" w:sz="4" w:space="0"/>
       </w:tblBorders>
     </w:tblPr>
   </w:style>
@@ -15891,7 +17780,7 @@
 </file>
 
 <file path=word/theme/theme1.xml><?xml version="1.0" encoding="utf-8"?>
-<a:theme xmlns:a="http://schemas.openxmlformats.org/drawingml/2006/main" name="Office Theme">
+<a:theme xmlns:a="http://schemas.openxmlformats.org/drawingml/2006/main" xmlns:thm15="http://schemas.microsoft.com/office/thememl/2012/main" name="Office Theme">
   <a:themeElements>
     <a:clrScheme name="Office">
       <a:dk1>
